--- a/CV/Curriculum Vitae Chihun Lee (2026.09).docx
+++ b/CV/Curriculum Vitae Chihun Lee (2026.09).docx
@@ -2,272 +2,2476 @@
 <file path=word/document.xml><?xml version="1.0" encoding="utf-8"?>
 <w:document xmlns:wpc="http://schemas.microsoft.com/office/word/2010/wordprocessingCanvas" xmlns:mo="http://schemas.microsoft.com/office/mac/office/2008/main" xmlns:mc="http://schemas.openxmlformats.org/markup-compatibility/2006" xmlns:mv="urn:schemas-microsoft-com:mac:vml" xmlns:o="urn:schemas-microsoft-com:office:office" xmlns:r="http://schemas.openxmlformats.org/officeDocument/2006/relationships" xmlns:m="http://schemas.openxmlformats.org/officeDocument/2006/math" xmlns:v="urn:schemas-microsoft-com:vml" xmlns:wp14="http://schemas.microsoft.com/office/word/2010/wordprocessingDrawing" xmlns:wp="http://schemas.openxmlformats.org/drawingml/2006/wordprocessingDrawing" xmlns:w10="urn:schemas-microsoft-com:office:word" xmlns:w="http://schemas.openxmlformats.org/wordprocessingml/2006/main" xmlns:w14="http://schemas.microsoft.com/office/word/2010/wordml" xmlns:wpg="http://schemas.microsoft.com/office/word/2010/wordprocessingGroup" xmlns:wpi="http://schemas.microsoft.com/office/word/2010/wordprocessingInk" xmlns:wne="http://schemas.microsoft.com/office/word/2006/wordml" xmlns:wps="http://schemas.microsoft.com/office/word/2010/wordprocessingShape" mc:Ignorable="w14 wp14">
   <w:body>
+    <w:tbl>
+      <w:tblPr>
+        <w:tblW w:type="auto" w:w="0"/>
+        <w:jc w:val="left"/>
+        <w:tblLayout w:type="fixed"/>
+        <w:tblLook w:firstColumn="1" w:firstRow="1" w:lastColumn="0" w:lastRow="0" w:noHBand="0" w:noVBand="1" w:val="04A0"/>
+        <w:tblLayout w:type="fixed"/>
+      </w:tblPr>
+      <w:tblGrid>
+        <w:gridCol w:w="7848"/>
+        <w:gridCol w:w="1944"/>
+      </w:tblGrid>
+      <w:tr>
+        <w:tc>
+          <w:tcPr>
+            <w:tcW w:type="dxa" w:w="5120"/>
+          </w:tcPr>
+          <w:p>
+            <w:pPr>
+              <w:spacing w:before="0" w:after="60" w:line="250" w:lineRule="auto"/>
+              <w:jc w:val="left"/>
+            </w:pPr>
+            <w:r>
+              <w:rPr>
+                <w:rFonts w:eastAsia="맑은 고딕"/>
+                <w:b/>
+                <w:i w:val="0"/>
+                <w:sz w:val="34"/>
+              </w:rPr>
+              <w:t>Chihun Lee (이치헌), Ph.D.</w:t>
+            </w:r>
+          </w:p>
+          <w:p>
+            <w:pPr>
+              <w:spacing w:before="0" w:after="0" w:line="250" w:lineRule="auto"/>
+              <w:jc w:val="left"/>
+            </w:pPr>
+            <w:r>
+              <w:rPr>
+                <w:rFonts w:eastAsia="맑은 고딕"/>
+                <w:b w:val="0"/>
+                <w:i w:val="0"/>
+                <w:color w:val="333333"/>
+                <w:sz w:val="18"/>
+              </w:rPr>
+              <w:t>Korea Institute of Materials Science (KIMS), Material Data &amp; Analysis Research Division</w:t>
+            </w:r>
+          </w:p>
+          <w:p>
+            <w:pPr>
+              <w:spacing w:before="0" w:after="0" w:line="250" w:lineRule="auto"/>
+              <w:jc w:val="left"/>
+            </w:pPr>
+            <w:r>
+              <w:rPr>
+                <w:rFonts w:eastAsia="맑은 고딕"/>
+                <w:b w:val="0"/>
+                <w:i w:val="0"/>
+                <w:color w:val="333333"/>
+                <w:sz w:val="18"/>
+              </w:rPr>
+              <w:t>Position: Senior Researcher (KIMS) · Assistant Professor (UST, KIMS Campus)</w:t>
+            </w:r>
+          </w:p>
+          <w:p>
+            <w:pPr>
+              <w:spacing w:before="0" w:after="0" w:line="250" w:lineRule="auto"/>
+              <w:jc w:val="left"/>
+            </w:pPr>
+            <w:r>
+              <w:rPr>
+                <w:rFonts w:eastAsia="맑은 고딕"/>
+                <w:b w:val="0"/>
+                <w:i w:val="0"/>
+                <w:color w:val="333333"/>
+                <w:sz w:val="18"/>
+              </w:rPr>
+              <w:t>Office: +82-55-280-3181   Mobile: +82-10-9497-6669</w:t>
+            </w:r>
+          </w:p>
+          <w:p>
+            <w:pPr>
+              <w:spacing w:before="0" w:after="0" w:line="250" w:lineRule="auto"/>
+              <w:jc w:val="left"/>
+            </w:pPr>
+            <w:r>
+              <w:rPr>
+                <w:rFonts w:eastAsia="맑은 고딕"/>
+                <w:b w:val="0"/>
+                <w:i w:val="0"/>
+                <w:color w:val="333333"/>
+                <w:sz w:val="18"/>
+              </w:rPr>
+              <w:t>E-mail: chihunlee@kims.re.kr   Nationality: Republic of Korea</w:t>
+            </w:r>
+          </w:p>
+          <w:p>
+            <w:pPr>
+              <w:spacing w:before="0" w:after="0" w:line="250" w:lineRule="auto"/>
+              <w:jc w:val="left"/>
+            </w:pPr>
+            <w:r>
+              <w:rPr>
+                <w:rFonts w:eastAsia="맑은 고딕"/>
+                <w:b w:val="0"/>
+                <w:i w:val="0"/>
+                <w:color w:val="333333"/>
+                <w:sz w:val="18"/>
+              </w:rPr>
+              <w:t>Web: https://chihun-lee.github.io</w:t>
+            </w:r>
+          </w:p>
+          <w:p>
+            <w:pPr>
+              <w:spacing w:before="0" w:after="0" w:line="250" w:lineRule="auto"/>
+              <w:jc w:val="left"/>
+            </w:pPr>
+            <w:r>
+              <w:rPr>
+                <w:rFonts w:eastAsia="맑은 고딕"/>
+                <w:b w:val="0"/>
+                <w:i w:val="0"/>
+                <w:color w:val="333333"/>
+                <w:sz w:val="18"/>
+              </w:rPr>
+              <w:t>Scholar: https://scholar.google.com/citations?user=Na1nYPsAAAAJ</w:t>
+            </w:r>
+          </w:p>
+        </w:tc>
+        <w:tc>
+          <w:tcPr>
+            <w:tcW w:type="dxa" w:w="5120"/>
+          </w:tcPr>
+          <w:p>
+            <w:pPr>
+              <w:spacing w:after="0"/>
+              <w:jc w:val="right"/>
+            </w:pPr>
+            <w:r>
+              <w:drawing>
+                <wp:inline xmlns:a="http://schemas.openxmlformats.org/drawingml/2006/main" xmlns:pic="http://schemas.openxmlformats.org/drawingml/2006/picture">
+                  <wp:extent cx="996696" cy="1280160"/>
+                  <wp:docPr id="1" name="Picture 1"/>
+                  <wp:cNvGraphicFramePr>
+                    <a:graphicFrameLocks noChangeAspect="1"/>
+                  </wp:cNvGraphicFramePr>
+                  <a:graphic>
+                    <a:graphicData uri="http://schemas.openxmlformats.org/drawingml/2006/picture">
+                      <pic:pic>
+                        <pic:nvPicPr>
+                          <pic:cNvPr id="0" name="image.png"/>
+                          <pic:cNvPicPr/>
+                        </pic:nvPicPr>
+                        <pic:blipFill>
+                          <a:blip r:embed="rId9"/>
+                          <a:stretch>
+                            <a:fillRect/>
+                          </a:stretch>
+                        </pic:blipFill>
+                        <pic:spPr>
+                          <a:xfrm>
+                            <a:off x="0" y="0"/>
+                            <a:ext cx="996696" cy="1280160"/>
+                          </a:xfrm>
+                          <a:prstGeom prst="rect"/>
+                        </pic:spPr>
+                      </pic:pic>
+                    </a:graphicData>
+                  </a:graphic>
+                </wp:inline>
+              </w:drawing>
+            </w:r>
+          </w:p>
+        </w:tc>
+      </w:tr>
+    </w:tbl>
     <w:p>
       <w:pPr>
-        <w:spacing w:before="0" w:after="40" w:line="252" w:lineRule="auto"/>
+        <w:spacing w:before="0" w:after="0" w:line="250" w:lineRule="auto"/>
         <w:jc w:val="left"/>
       </w:pPr>
-      <w:r>
-        <w:rPr>
-          <w:b/>
-          <w:sz w:val="32"/>
-        </w:rPr>
-        <w:t>Chihun Lee (이치헌), Ph.D.</w:t>
-      </w:r>
     </w:p>
     <w:p>
       <w:pPr>
-        <w:spacing w:before="0" w:after="0" w:line="252" w:lineRule="auto"/>
+        <w:spacing w:before="180" w:after="60" w:line="250" w:lineRule="auto"/>
         <w:jc w:val="left"/>
       </w:pPr>
       <w:r>
         <w:rPr>
-          <w:b w:val="0"/>
+          <w:rFonts w:eastAsia="맑은 고딕"/>
+          <w:b/>
           <w:i w:val="0"/>
-          <w:color w:val="333333"/>
-          <w:sz w:val="18"/>
-        </w:rPr>
-        <w:t>Korea Institute of Materials Science (KIMS), Material Data &amp; Analysis Research Division</w:t>
+          <w:sz w:val="22"/>
+        </w:rPr>
+        <w:t>■ Education</w:t>
       </w:r>
     </w:p>
     <w:p>
       <w:pPr>
-        <w:spacing w:before="0" w:after="0" w:line="252" w:lineRule="auto"/>
+        <w:tabs>
+          <w:tab w:pos="2240" w:val="left"/>
+        </w:tabs>
+        <w:spacing w:before="0" w:after="40" w:line="250" w:lineRule="auto"/>
+        <w:ind w:left="2240" w:hanging="2240"/>
         <w:jc w:val="left"/>
       </w:pPr>
       <w:r>
         <w:rPr>
+          <w:rFonts w:eastAsia="맑은 고딕"/>
           <w:b w:val="0"/>
           <w:i w:val="0"/>
-          <w:color w:val="333333"/>
-          <w:sz w:val="18"/>
-        </w:rPr>
-        <w:t>Position: Senior Researcher (KIMS) · Assistant Professor (UST, KIMS Campus)</w:t>
+          <w:sz w:val="20"/>
+        </w:rPr>
+        <w:t>Feb. 2020 – Feb. 2025:</w:t>
+        <w:tab/>
+      </w:r>
+      <w:r>
+        <w:rPr>
+          <w:rFonts w:eastAsia="맑은 고딕"/>
+          <w:b w:val="0"/>
+          <w:i w:val="0"/>
+          <w:sz w:val="20"/>
+        </w:rPr>
+        <w:t>Ph.D. Mechanical Engineering, Pohang University of Science and Technology (POSTECH) (Advisor: Prof. Junsuk Rho)</w:t>
       </w:r>
     </w:p>
     <w:p>
       <w:pPr>
-        <w:spacing w:before="0" w:after="0" w:line="252" w:lineRule="auto"/>
+        <w:tabs>
+          <w:tab w:pos="2240" w:val="left"/>
+        </w:tabs>
+        <w:spacing w:before="0" w:after="40" w:line="250" w:lineRule="auto"/>
+        <w:ind w:left="2240" w:hanging="2240"/>
         <w:jc w:val="left"/>
       </w:pPr>
       <w:r>
         <w:rPr>
+          <w:rFonts w:eastAsia="맑은 고딕"/>
           <w:b w:val="0"/>
           <w:i w:val="0"/>
-          <w:color w:val="333333"/>
-          <w:sz w:val="18"/>
-        </w:rPr>
-        <w:t>Office: +82-55-280-3181   Mobile: +82-10-9497-6669</w:t>
+          <w:sz w:val="20"/>
+        </w:rPr>
+        <w:t>Mar. 2018 – Aug. 2019:</w:t>
+        <w:tab/>
+      </w:r>
+      <w:r>
+        <w:rPr>
+          <w:rFonts w:eastAsia="맑은 고딕"/>
+          <w:b w:val="0"/>
+          <w:i w:val="0"/>
+          <w:sz w:val="20"/>
+        </w:rPr>
+        <w:t>M.S. Mechanical Engineering, Pohang University of Science and Technology (POSTECH) (Advisor: Prof. Seongjin Park)</w:t>
       </w:r>
     </w:p>
     <w:p>
       <w:pPr>
-        <w:spacing w:before="0" w:after="0" w:line="252" w:lineRule="auto"/>
+        <w:tabs>
+          <w:tab w:pos="2240" w:val="left"/>
+        </w:tabs>
+        <w:spacing w:before="0" w:after="40" w:line="250" w:lineRule="auto"/>
+        <w:ind w:left="2240" w:hanging="2240"/>
         <w:jc w:val="left"/>
       </w:pPr>
       <w:r>
         <w:rPr>
+          <w:rFonts w:eastAsia="맑은 고딕"/>
           <w:b w:val="0"/>
           <w:i w:val="0"/>
-          <w:color w:val="333333"/>
-          <w:sz w:val="18"/>
-        </w:rPr>
-        <w:t>E-mail: chihunlee@kims.re.kr   Nationality: Republic of Korea</w:t>
+          <w:sz w:val="20"/>
+        </w:rPr>
+        <w:t>Mar. 2013 – Feb. 2018:</w:t>
+        <w:tab/>
+      </w:r>
+      <w:r>
+        <w:rPr>
+          <w:rFonts w:eastAsia="맑은 고딕"/>
+          <w:b w:val="0"/>
+          <w:i w:val="0"/>
+          <w:sz w:val="20"/>
+        </w:rPr>
+        <w:t>B.S. Mechanical Engineering, Pohang University of Science and Technology (POSTECH)</w:t>
       </w:r>
     </w:p>
     <w:p>
       <w:pPr>
-        <w:spacing w:before="0" w:after="0" w:line="252" w:lineRule="auto"/>
+        <w:spacing w:before="180" w:after="60" w:line="250" w:lineRule="auto"/>
         <w:jc w:val="left"/>
       </w:pPr>
       <w:r>
         <w:rPr>
-          <w:b w:val="0"/>
+          <w:rFonts w:eastAsia="맑은 고딕"/>
+          <w:b/>
           <w:i w:val="0"/>
-          <w:color w:val="333333"/>
-          <w:sz w:val="18"/>
-        </w:rPr>
-        <w:t>Web: https://chihun-lee.github.io   Scholar: https://scholar.google.com/citations?user=Na1nYPsAAAAJ</w:t>
+          <w:sz w:val="22"/>
+        </w:rPr>
+        <w:t>■ Experience</w:t>
       </w:r>
     </w:p>
     <w:p>
       <w:pPr>
-        <w:spacing w:before="200" w:after="60" w:line="252" w:lineRule="auto"/>
+        <w:tabs>
+          <w:tab w:pos="2240" w:val="left"/>
+        </w:tabs>
+        <w:spacing w:before="0" w:after="40" w:line="250" w:lineRule="auto"/>
+        <w:ind w:left="2240" w:hanging="2240"/>
         <w:jc w:val="left"/>
       </w:pPr>
       <w:r>
         <w:rPr>
+          <w:rFonts w:eastAsia="맑은 고딕"/>
+          <w:b w:val="0"/>
+          <w:i w:val="0"/>
+          <w:sz w:val="20"/>
+        </w:rPr>
+        <w:t>Sep. 2026 – Present:</w:t>
+        <w:tab/>
+      </w:r>
+      <w:r>
+        <w:rPr>
+          <w:rFonts w:eastAsia="맑은 고딕"/>
+          <w:b w:val="0"/>
+          <w:i w:val="0"/>
+          <w:sz w:val="20"/>
+        </w:rPr>
+        <w:t>Assistant Professor, University of Science and Technology (UST), KIMS Campus, Advanced Materials Engineering</w:t>
+      </w:r>
+    </w:p>
+    <w:p>
+      <w:pPr>
+        <w:tabs>
+          <w:tab w:pos="2240" w:val="left"/>
+        </w:tabs>
+        <w:spacing w:before="0" w:after="40" w:line="250" w:lineRule="auto"/>
+        <w:ind w:left="2240" w:hanging="2240"/>
+        <w:jc w:val="left"/>
+      </w:pPr>
+      <w:r>
+        <w:rPr>
+          <w:rFonts w:eastAsia="맑은 고딕"/>
+          <w:b w:val="0"/>
+          <w:i w:val="0"/>
+          <w:sz w:val="20"/>
+        </w:rPr>
+        <w:t>Feb. 2025 – Present:</w:t>
+        <w:tab/>
+      </w:r>
+      <w:r>
+        <w:rPr>
+          <w:rFonts w:eastAsia="맑은 고딕"/>
+          <w:b w:val="0"/>
+          <w:i w:val="0"/>
+          <w:sz w:val="20"/>
+        </w:rPr>
+        <w:t>Senior Researcher, Korea Institute of Materials Science (KIMS), Material Data &amp; Analysis Research Division</w:t>
+      </w:r>
+    </w:p>
+    <w:p>
+      <w:pPr>
+        <w:tabs>
+          <w:tab w:pos="2240" w:val="left"/>
+        </w:tabs>
+        <w:spacing w:before="0" w:after="40" w:line="250" w:lineRule="auto"/>
+        <w:ind w:left="2240" w:hanging="2240"/>
+        <w:jc w:val="left"/>
+      </w:pPr>
+      <w:r>
+        <w:rPr>
+          <w:rFonts w:eastAsia="맑은 고딕"/>
+          <w:b w:val="0"/>
+          <w:i w:val="0"/>
+          <w:sz w:val="20"/>
+        </w:rPr>
+        <w:t>Aug. 2019 – Dec. 2019:</w:t>
+        <w:tab/>
+      </w:r>
+      <w:r>
+        <w:rPr>
+          <w:rFonts w:eastAsia="맑은 고딕"/>
+          <w:b w:val="0"/>
+          <w:i w:val="0"/>
+          <w:sz w:val="20"/>
+        </w:rPr>
+        <w:t>Researcher, Korea Institute of Industrial Technology (KITECH), Intelligent Manufacturing (Root Technology) Research Institute — Neural network development for production and manufacturing</w:t>
+      </w:r>
+    </w:p>
+    <w:p>
+      <w:pPr>
+        <w:tabs>
+          <w:tab w:pos="2240" w:val="left"/>
+        </w:tabs>
+        <w:spacing w:before="0" w:after="40" w:line="250" w:lineRule="auto"/>
+        <w:ind w:left="2240" w:hanging="2240"/>
+        <w:jc w:val="left"/>
+      </w:pPr>
+      <w:r>
+        <w:rPr>
+          <w:rFonts w:eastAsia="맑은 고딕"/>
+          <w:b w:val="0"/>
+          <w:i w:val="0"/>
+          <w:sz w:val="20"/>
+        </w:rPr>
+        <w:t>Aug. 2018 – Dec. 2018:</w:t>
+        <w:tab/>
+      </w:r>
+      <w:r>
+        <w:rPr>
+          <w:rFonts w:eastAsia="맑은 고딕"/>
+          <w:b w:val="0"/>
+          <w:i w:val="0"/>
+          <w:sz w:val="20"/>
+        </w:rPr>
+        <w:t>Guest Researcher, Korea Institute of Industrial Technology (KITECH) (PI: Dr. Dongyoung Park)</w:t>
+      </w:r>
+    </w:p>
+    <w:p>
+      <w:pPr>
+        <w:spacing w:before="180" w:after="60" w:line="250" w:lineRule="auto"/>
+        <w:jc w:val="left"/>
+      </w:pPr>
+      <w:r>
+        <w:rPr>
+          <w:rFonts w:eastAsia="맑은 고딕"/>
           <w:b/>
           <w:i w:val="0"/>
           <w:sz w:val="22"/>
         </w:rPr>
-        <w:t>■ Education</w:t>
+        <w:t>■ First Author Peer-Reviewed Publications (+: equal contributions, *: corresponding author)</w:t>
       </w:r>
     </w:p>
     <w:p>
       <w:pPr>
-        <w:spacing w:before="0" w:after="40" w:line="252" w:lineRule="auto"/>
+        <w:spacing w:before="0" w:after="40" w:line="250" w:lineRule="auto"/>
         <w:ind w:left="360" w:hanging="360"/>
         <w:jc w:val="left"/>
       </w:pPr>
       <w:r>
         <w:rPr>
+          <w:rFonts w:eastAsia="맑은 고딕"/>
           <w:b w:val="0"/>
           <w:i w:val="0"/>
           <w:sz w:val="20"/>
         </w:rPr>
-        <w:t>Feb. 2020 – Feb. 2025: Ph.D. Mechanical Engineering, Pohang University of Science and Technology (POSTECH) (Advisor: Prof. Junsuk Rho)</w:t>
+        <w:t xml:space="preserve">[1] K. Hur*, C. Lee*, </w:t>
+      </w:r>
+      <w:r>
+        <w:rPr>
+          <w:rFonts w:eastAsia="맑은 고딕"/>
+          <w:b w:val="0"/>
+          <w:i w:val="0"/>
+          <w:sz w:val="20"/>
+        </w:rPr>
+        <w:t xml:space="preserve">“Compressing the Validation Bottleneck: An Agentic Self-Driving Lab for Scientific Discovery”, </w:t>
+      </w:r>
+      <w:r>
+        <w:rPr>
+          <w:rFonts w:eastAsia="맑은 고딕"/>
+          <w:b w:val="0"/>
+          <w:i/>
+          <w:sz w:val="20"/>
+        </w:rPr>
+        <w:t>arXiv preprint arXiv:2607.04508</w:t>
+      </w:r>
+      <w:r>
+        <w:rPr>
+          <w:rFonts w:eastAsia="맑은 고딕"/>
+          <w:b w:val="0"/>
+          <w:i w:val="0"/>
+          <w:sz w:val="20"/>
+        </w:rPr>
+        <w:t xml:space="preserve"> (2026)</w:t>
       </w:r>
     </w:p>
     <w:p>
       <w:pPr>
-        <w:spacing w:before="0" w:after="40" w:line="252" w:lineRule="auto"/>
+        <w:spacing w:before="0" w:after="40" w:line="250" w:lineRule="auto"/>
         <w:ind w:left="360" w:hanging="360"/>
         <w:jc w:val="left"/>
       </w:pPr>
       <w:r>
         <w:rPr>
+          <w:rFonts w:eastAsia="맑은 고딕"/>
           <w:b w:val="0"/>
           <w:i w:val="0"/>
           <w:sz w:val="20"/>
         </w:rPr>
-        <w:t>Mar. 2018 – Aug. 2019: M.S. Mechanical Engineering, Pohang University of Science and Technology (POSTECH) (Advisor: Prof. Seongjin Park)</w:t>
+        <w:t xml:space="preserve">[2] C. Lee+, J. Rho*, </w:t>
+      </w:r>
+      <w:r>
+        <w:rPr>
+          <w:rFonts w:eastAsia="맑은 고딕"/>
+          <w:b w:val="0"/>
+          <w:i w:val="0"/>
+          <w:sz w:val="20"/>
+        </w:rPr>
+        <w:t xml:space="preserve">“Benchmarking Optimization Methods Enabling Efficient Designs for Diverse Nanophotonic Applications”, </w:t>
+      </w:r>
+      <w:r>
+        <w:rPr>
+          <w:rFonts w:eastAsia="맑은 고딕"/>
+          <w:b w:val="0"/>
+          <w:i/>
+          <w:sz w:val="20"/>
+        </w:rPr>
+        <w:t>Advanced Optical Materials</w:t>
+      </w:r>
+      <w:r>
+        <w:rPr>
+          <w:rFonts w:eastAsia="맑은 고딕"/>
+          <w:b w:val="0"/>
+          <w:i w:val="0"/>
+          <w:sz w:val="20"/>
+        </w:rPr>
+        <w:t>, 17, 2500195</w:t>
+      </w:r>
+      <w:r>
+        <w:rPr>
+          <w:rFonts w:eastAsia="맑은 고딕"/>
+          <w:b w:val="0"/>
+          <w:i w:val="0"/>
+          <w:sz w:val="20"/>
+        </w:rPr>
+        <w:t xml:space="preserve"> (2025)</w:t>
       </w:r>
     </w:p>
     <w:p>
       <w:pPr>
-        <w:spacing w:before="0" w:after="40" w:line="252" w:lineRule="auto"/>
+        <w:spacing w:before="0" w:after="40" w:line="250" w:lineRule="auto"/>
         <w:ind w:left="360" w:hanging="360"/>
         <w:jc w:val="left"/>
       </w:pPr>
       <w:r>
         <w:rPr>
+          <w:rFonts w:eastAsia="맑은 고딕"/>
           <w:b w:val="0"/>
           <w:i w:val="0"/>
           <w:sz w:val="20"/>
         </w:rPr>
-        <w:t>Mar. 2013 – Feb. 2018: B.S. Mechanical Engineering, Pohang University of Science and Technology (POSTECH)</w:t>
+        <w:t xml:space="preserve">[3] C. Lee+, D. Shin, Y. Kang, K. Choi, D. Park*, J. Rho*, </w:t>
+      </w:r>
+      <w:r>
+        <w:rPr>
+          <w:rFonts w:eastAsia="맑은 고딕"/>
+          <w:b w:val="0"/>
+          <w:i w:val="0"/>
+          <w:sz w:val="20"/>
+        </w:rPr>
+        <w:t xml:space="preserve">“Real-Time Hot-Rolled Coil Placement Recommendation System with Data-Driven Model”, </w:t>
+      </w:r>
+      <w:r>
+        <w:rPr>
+          <w:rFonts w:eastAsia="맑은 고딕"/>
+          <w:b w:val="0"/>
+          <w:i/>
+          <w:sz w:val="20"/>
+        </w:rPr>
+        <w:t>Advanced Intelligent Systems</w:t>
+      </w:r>
+      <w:r>
+        <w:rPr>
+          <w:rFonts w:eastAsia="맑은 고딕"/>
+          <w:b w:val="0"/>
+          <w:i w:val="0"/>
+          <w:sz w:val="20"/>
+        </w:rPr>
+        <w:t>, 2400826</w:t>
+      </w:r>
+      <w:r>
+        <w:rPr>
+          <w:rFonts w:eastAsia="맑은 고딕"/>
+          <w:b w:val="0"/>
+          <w:i w:val="0"/>
+          <w:sz w:val="20"/>
+        </w:rPr>
+        <w:t xml:space="preserve"> (2025)</w:t>
       </w:r>
     </w:p>
     <w:p>
       <w:pPr>
-        <w:spacing w:before="200" w:after="60" w:line="252" w:lineRule="auto"/>
+        <w:spacing w:before="0" w:after="40" w:line="250" w:lineRule="auto"/>
+        <w:ind w:left="360" w:hanging="360"/>
         <w:jc w:val="left"/>
       </w:pPr>
       <w:r>
         <w:rPr>
+          <w:rFonts w:eastAsia="맑은 고딕"/>
+          <w:b w:val="0"/>
+          <w:i w:val="0"/>
+          <w:sz w:val="20"/>
+        </w:rPr>
+        <w:t xml:space="preserve">[4] C. Lee+, S. Lee+, J. Seong, D. Park*, J. Rho*, </w:t>
+      </w:r>
+      <w:r>
+        <w:rPr>
+          <w:rFonts w:eastAsia="맑은 고딕"/>
+          <w:b w:val="0"/>
+          <w:i w:val="0"/>
+          <w:sz w:val="20"/>
+        </w:rPr>
+        <w:t xml:space="preserve">“Inverse-designed metasurface for highly saturated transmissive colors”, </w:t>
+      </w:r>
+      <w:r>
+        <w:rPr>
+          <w:rFonts w:eastAsia="맑은 고딕"/>
+          <w:b w:val="0"/>
+          <w:i/>
+          <w:sz w:val="20"/>
+        </w:rPr>
+        <w:t>JOSA B</w:t>
+      </w:r>
+      <w:r>
+        <w:rPr>
+          <w:rFonts w:eastAsia="맑은 고딕"/>
+          <w:b w:val="0"/>
+          <w:i w:val="0"/>
+          <w:sz w:val="20"/>
+        </w:rPr>
+        <w:t>, 41</w:t>
+      </w:r>
+      <w:r>
+        <w:rPr>
+          <w:rFonts w:eastAsia="맑은 고딕"/>
+          <w:b w:val="0"/>
+          <w:i w:val="0"/>
+          <w:sz w:val="20"/>
+        </w:rPr>
+        <w:t xml:space="preserve"> (2024)</w:t>
+      </w:r>
+    </w:p>
+    <w:p>
+      <w:pPr>
+        <w:spacing w:before="0" w:after="40" w:line="250" w:lineRule="auto"/>
+        <w:ind w:left="360" w:hanging="360"/>
+        <w:jc w:val="left"/>
+      </w:pPr>
+      <w:r>
+        <w:rPr>
+          <w:rFonts w:eastAsia="맑은 고딕"/>
+          <w:b w:val="0"/>
+          <w:i w:val="0"/>
+          <w:sz w:val="20"/>
+        </w:rPr>
+        <w:t xml:space="preserve">[5] J. Noh+, T. Badloe+, C. Lee+, J. Yun, S. So, J. Rho*, </w:t>
+      </w:r>
+      <w:r>
+        <w:rPr>
+          <w:rFonts w:eastAsia="맑은 고딕"/>
+          <w:b w:val="0"/>
+          <w:i w:val="0"/>
+          <w:sz w:val="20"/>
+        </w:rPr>
+        <w:t xml:space="preserve">“Inverse design meets nanophotonics: From computational optimization to artificial neural network”, </w:t>
+      </w:r>
+      <w:r>
+        <w:rPr>
+          <w:rFonts w:eastAsia="맑은 고딕"/>
+          <w:b w:val="0"/>
+          <w:i/>
+          <w:sz w:val="20"/>
+        </w:rPr>
+        <w:t>Intelligent Nanotechnology</w:t>
+      </w:r>
+      <w:r>
+        <w:rPr>
+          <w:rFonts w:eastAsia="맑은 고딕"/>
+          <w:b w:val="0"/>
+          <w:i w:val="0"/>
+          <w:sz w:val="20"/>
+        </w:rPr>
+        <w:t>, 3</w:t>
+      </w:r>
+      <w:r>
+        <w:rPr>
+          <w:rFonts w:eastAsia="맑은 고딕"/>
+          <w:b w:val="0"/>
+          <w:i w:val="0"/>
+          <w:sz w:val="20"/>
+        </w:rPr>
+        <w:t xml:space="preserve"> (2023)</w:t>
+      </w:r>
+    </w:p>
+    <w:p>
+      <w:pPr>
+        <w:spacing w:before="0" w:after="40" w:line="250" w:lineRule="auto"/>
+        <w:ind w:left="360" w:hanging="360"/>
+        <w:jc w:val="left"/>
+      </w:pPr>
+      <w:r>
+        <w:rPr>
+          <w:rFonts w:eastAsia="맑은 고딕"/>
+          <w:b w:val="0"/>
+          <w:i w:val="0"/>
+          <w:sz w:val="20"/>
+        </w:rPr>
+        <w:t xml:space="preserve">[6] C. Lee+, G. Chang+, J. Kim, G. Hyun, G. Bae, S. So, J. Yun, J. Seong, Y. Yang, D. Park, S. Jeon*, J. Rho*, </w:t>
+      </w:r>
+      <w:r>
+        <w:rPr>
+          <w:rFonts w:eastAsia="맑은 고딕"/>
+          <w:b w:val="0"/>
+          <w:i w:val="0"/>
+          <w:sz w:val="20"/>
+        </w:rPr>
+        <w:t xml:space="preserve">“Concurrent Optimization of Diffraction Fields from Binary Phase Mask for Three-Dimensional Nanopatterning”, </w:t>
+      </w:r>
+      <w:r>
+        <w:rPr>
+          <w:rFonts w:eastAsia="맑은 고딕"/>
+          <w:b w:val="0"/>
+          <w:i/>
+          <w:sz w:val="20"/>
+        </w:rPr>
+        <w:t>ACS Photonics</w:t>
+      </w:r>
+      <w:r>
+        <w:rPr>
+          <w:rFonts w:eastAsia="맑은 고딕"/>
+          <w:b w:val="0"/>
+          <w:i w:val="0"/>
+          <w:sz w:val="20"/>
+        </w:rPr>
+        <w:t>, 10, 4</w:t>
+      </w:r>
+      <w:r>
+        <w:rPr>
+          <w:rFonts w:eastAsia="맑은 고딕"/>
+          <w:b w:val="0"/>
+          <w:i w:val="0"/>
+          <w:sz w:val="20"/>
+        </w:rPr>
+        <w:t xml:space="preserve"> (2022)</w:t>
+      </w:r>
+    </w:p>
+    <w:p>
+      <w:pPr>
+        <w:spacing w:before="0" w:after="40" w:line="250" w:lineRule="auto"/>
+        <w:ind w:left="360" w:hanging="360"/>
+        <w:jc w:val="left"/>
+      </w:pPr>
+      <w:r>
+        <w:rPr>
+          <w:rFonts w:eastAsia="맑은 고딕"/>
+          <w:b w:val="0"/>
+          <w:i w:val="0"/>
+          <w:sz w:val="20"/>
+        </w:rPr>
+        <w:t xml:space="preserve">[7] S. Moon+, C. Lee+, Y. Yang+, J. Kim, T. Badloe, C. Jung, C. Yoon, J. Rho*, </w:t>
+      </w:r>
+      <w:r>
+        <w:rPr>
+          <w:rFonts w:eastAsia="맑은 고딕"/>
+          <w:b w:val="0"/>
+          <w:i w:val="0"/>
+          <w:sz w:val="20"/>
+        </w:rPr>
+        <w:t xml:space="preserve">“Tutorial on metalenses for advanced flat optics: design, fabrication, and critical considerations”, </w:t>
+      </w:r>
+      <w:r>
+        <w:rPr>
+          <w:rFonts w:eastAsia="맑은 고딕"/>
+          <w:b w:val="0"/>
+          <w:i/>
+          <w:sz w:val="20"/>
+        </w:rPr>
+        <w:t>Journal of Applied Physics</w:t>
+      </w:r>
+      <w:r>
+        <w:rPr>
+          <w:rFonts w:eastAsia="맑은 고딕"/>
+          <w:b w:val="0"/>
+          <w:i w:val="0"/>
+          <w:sz w:val="20"/>
+        </w:rPr>
+        <w:t>, 131, 9</w:t>
+      </w:r>
+      <w:r>
+        <w:rPr>
+          <w:rFonts w:eastAsia="맑은 고딕"/>
+          <w:b w:val="0"/>
+          <w:i w:val="0"/>
+          <w:sz w:val="20"/>
+        </w:rPr>
+        <w:t xml:space="preserve"> (2022)</w:t>
+      </w:r>
+    </w:p>
+    <w:p>
+      <w:pPr>
+        <w:spacing w:before="0" w:after="40" w:line="250" w:lineRule="auto"/>
+        <w:ind w:left="360" w:hanging="360"/>
+        <w:jc w:val="left"/>
+      </w:pPr>
+      <w:r>
+        <w:rPr>
+          <w:rFonts w:eastAsia="맑은 고딕"/>
+          <w:b w:val="0"/>
+          <w:i w:val="0"/>
+          <w:sz w:val="20"/>
+        </w:rPr>
+        <w:t xml:space="preserve">[8] D. Shin+, C. Lee+, U. Kühn, S. Lee, S. Park, H. Schwab, S. Scudino, K. Kosiba*, </w:t>
+      </w:r>
+      <w:r>
+        <w:rPr>
+          <w:rFonts w:eastAsia="맑은 고딕"/>
+          <w:b w:val="0"/>
+          <w:i w:val="0"/>
+          <w:sz w:val="20"/>
+        </w:rPr>
+        <w:t xml:space="preserve">“Optimizing laser powder bed fusion of Ti-5Al-5V-5Mo-3Cr by artificial intelligence”, </w:t>
+      </w:r>
+      <w:r>
+        <w:rPr>
+          <w:rFonts w:eastAsia="맑은 고딕"/>
+          <w:b w:val="0"/>
+          <w:i/>
+          <w:sz w:val="20"/>
+        </w:rPr>
+        <w:t>Journal of Alloys and Compounds</w:t>
+      </w:r>
+      <w:r>
+        <w:rPr>
+          <w:rFonts w:eastAsia="맑은 고딕"/>
+          <w:b w:val="0"/>
+          <w:i w:val="0"/>
+          <w:sz w:val="20"/>
+        </w:rPr>
+        <w:t>, 862, 158018</w:t>
+      </w:r>
+      <w:r>
+        <w:rPr>
+          <w:rFonts w:eastAsia="맑은 고딕"/>
+          <w:b w:val="0"/>
+          <w:i w:val="0"/>
+          <w:sz w:val="20"/>
+        </w:rPr>
+        <w:t xml:space="preserve"> (2021)</w:t>
+      </w:r>
+    </w:p>
+    <w:p>
+      <w:pPr>
+        <w:spacing w:before="0" w:after="40" w:line="250" w:lineRule="auto"/>
+        <w:ind w:left="360" w:hanging="360"/>
+        <w:jc w:val="left"/>
+      </w:pPr>
+      <w:r>
+        <w:rPr>
+          <w:rFonts w:eastAsia="맑은 고딕"/>
+          <w:b w:val="0"/>
+          <w:i w:val="0"/>
+          <w:sz w:val="20"/>
+        </w:rPr>
+        <w:t xml:space="preserve">[9] C. Lee+, J. Na, K. Park, H. Yu, J. Kim, K. Choi, D. Park, S. Park, J. Rho*, S. Lee*, </w:t>
+      </w:r>
+      <w:r>
+        <w:rPr>
+          <w:rFonts w:eastAsia="맑은 고딕"/>
+          <w:b w:val="0"/>
+          <w:i w:val="0"/>
+          <w:sz w:val="20"/>
+        </w:rPr>
+        <w:t xml:space="preserve">“Development of artificial neural network system to recommend process conditions of injection molding for various geometries”, </w:t>
+      </w:r>
+      <w:r>
+        <w:rPr>
+          <w:rFonts w:eastAsia="맑은 고딕"/>
+          <w:b w:val="0"/>
+          <w:i/>
+          <w:sz w:val="20"/>
+        </w:rPr>
+        <w:t>Advanced Intelligent Systems</w:t>
+      </w:r>
+      <w:r>
+        <w:rPr>
+          <w:rFonts w:eastAsia="맑은 고딕"/>
+          <w:b w:val="0"/>
+          <w:i w:val="0"/>
+          <w:sz w:val="20"/>
+        </w:rPr>
+        <w:t>, 2, 10</w:t>
+      </w:r>
+      <w:r>
+        <w:rPr>
+          <w:rFonts w:eastAsia="맑은 고딕"/>
+          <w:b w:val="0"/>
+          <w:i w:val="0"/>
+          <w:sz w:val="20"/>
+        </w:rPr>
+        <w:t xml:space="preserve"> (2020)</w:t>
+      </w:r>
+    </w:p>
+    <w:p>
+      <w:pPr>
+        <w:spacing w:before="0" w:after="40" w:line="250" w:lineRule="auto"/>
+        <w:ind w:left="360" w:hanging="360"/>
+        <w:jc w:val="left"/>
+      </w:pPr>
+      <w:r>
+        <w:rPr>
+          <w:rFonts w:eastAsia="맑은 고딕"/>
+          <w:b w:val="0"/>
+          <w:i w:val="0"/>
+          <w:sz w:val="20"/>
+        </w:rPr>
+        <w:t xml:space="preserve">[10] T. Lee+, C. Lee+, D. Oh, T. Badloe, J. Oh, J. Rho*, </w:t>
+      </w:r>
+      <w:r>
+        <w:rPr>
+          <w:rFonts w:eastAsia="맑은 고딕"/>
+          <w:b w:val="0"/>
+          <w:i w:val="0"/>
+          <w:sz w:val="20"/>
+        </w:rPr>
+        <w:t xml:space="preserve">“Scalable and high-throughput top-down manufacturing of optical metasurfaces”, </w:t>
+      </w:r>
+      <w:r>
+        <w:rPr>
+          <w:rFonts w:eastAsia="맑은 고딕"/>
+          <w:b w:val="0"/>
+          <w:i/>
+          <w:sz w:val="20"/>
+        </w:rPr>
+        <w:t>Sensors</w:t>
+      </w:r>
+      <w:r>
+        <w:rPr>
+          <w:rFonts w:eastAsia="맑은 고딕"/>
+          <w:b w:val="0"/>
+          <w:i w:val="0"/>
+          <w:sz w:val="20"/>
+        </w:rPr>
+        <w:t>, 20, 15</w:t>
+      </w:r>
+      <w:r>
+        <w:rPr>
+          <w:rFonts w:eastAsia="맑은 고딕"/>
+          <w:b w:val="0"/>
+          <w:i w:val="0"/>
+          <w:sz w:val="20"/>
+        </w:rPr>
+        <w:t xml:space="preserve"> (2020)</w:t>
+      </w:r>
+    </w:p>
+    <w:p>
+      <w:pPr>
+        <w:spacing w:before="0" w:after="40" w:line="250" w:lineRule="auto"/>
+        <w:ind w:left="360" w:hanging="360"/>
+        <w:jc w:val="left"/>
+      </w:pPr>
+      <w:r>
+        <w:rPr>
+          <w:rFonts w:eastAsia="맑은 고딕"/>
+          <w:b w:val="0"/>
+          <w:i w:val="0"/>
+          <w:sz w:val="20"/>
+        </w:rPr>
+        <w:t xml:space="preserve">[11] D. Shin+, C. Lee+, S. Kim, D. Park, J. Oh, C. Gal, J. Koo, S. Park, S. Lee*, </w:t>
+      </w:r>
+      <w:r>
+        <w:rPr>
+          <w:rFonts w:eastAsia="맑은 고딕"/>
+          <w:b w:val="0"/>
+          <w:i w:val="0"/>
+          <w:sz w:val="20"/>
+        </w:rPr>
+        <w:t xml:space="preserve">“Analysis of cold compaction for Fe-C, Fe-C-Cu powder design based on constitutive relation and artificial neural networks”, </w:t>
+      </w:r>
+      <w:r>
+        <w:rPr>
+          <w:rFonts w:eastAsia="맑은 고딕"/>
+          <w:b w:val="0"/>
+          <w:i/>
+          <w:sz w:val="20"/>
+        </w:rPr>
+        <w:t>Powder Technology</w:t>
+      </w:r>
+      <w:r>
+        <w:rPr>
+          <w:rFonts w:eastAsia="맑은 고딕"/>
+          <w:b w:val="0"/>
+          <w:i w:val="0"/>
+          <w:sz w:val="20"/>
+        </w:rPr>
+        <w:t>, 353, 15</w:t>
+      </w:r>
+      <w:r>
+        <w:rPr>
+          <w:rFonts w:eastAsia="맑은 고딕"/>
+          <w:b w:val="0"/>
+          <w:i w:val="0"/>
+          <w:sz w:val="20"/>
+        </w:rPr>
+        <w:t xml:space="preserve"> (2019)</w:t>
+      </w:r>
+    </w:p>
+    <w:p>
+      <w:pPr>
+        <w:spacing w:before="180" w:after="60" w:line="250" w:lineRule="auto"/>
+        <w:jc w:val="left"/>
+      </w:pPr>
+      <w:r>
+        <w:rPr>
+          <w:rFonts w:eastAsia="맑은 고딕"/>
           <w:b/>
           <w:i w:val="0"/>
           <w:sz w:val="22"/>
         </w:rPr>
-        <w:t>■ Experience</w:t>
+        <w:t>■ Co-Author Peer-Reviewed Publications</w:t>
       </w:r>
     </w:p>
     <w:p>
       <w:pPr>
-        <w:spacing w:before="0" w:after="40" w:line="252" w:lineRule="auto"/>
+        <w:spacing w:before="0" w:after="40" w:line="250" w:lineRule="auto"/>
         <w:ind w:left="360" w:hanging="360"/>
         <w:jc w:val="left"/>
       </w:pPr>
       <w:r>
         <w:rPr>
+          <w:rFonts w:eastAsia="맑은 고딕"/>
           <w:b w:val="0"/>
           <w:i w:val="0"/>
           <w:sz w:val="20"/>
         </w:rPr>
-        <w:t>Sep. 2026 – Present: Assistant Professor, University of Science and Technology (UST), KIMS Campus, Advanced Materials Engineering</w:t>
+        <w:t xml:space="preserve">[1] J. Seong, Y. Jeon, G. Han, S. Lee, Y. Yang, S. Kim, C. Lee, J. Kim, J. Kim, M. Jeong, J. Noh, J. An, J. Rho*, </w:t>
+      </w:r>
+      <w:r>
+        <w:rPr>
+          <w:rFonts w:eastAsia="맑은 고딕"/>
+          <w:b w:val="0"/>
+          <w:i w:val="0"/>
+          <w:sz w:val="20"/>
+        </w:rPr>
+        <w:t xml:space="preserve">“Modal contrast engineering in ultraviolet and visible metalenses enabled by material-selective hybridization”, </w:t>
+      </w:r>
+      <w:r>
+        <w:rPr>
+          <w:rFonts w:eastAsia="맑은 고딕"/>
+          <w:b w:val="0"/>
+          <w:i/>
+          <w:sz w:val="20"/>
+        </w:rPr>
+        <w:t>Nature Communications</w:t>
+      </w:r>
+      <w:r>
+        <w:rPr>
+          <w:rFonts w:eastAsia="맑은 고딕"/>
+          <w:b w:val="0"/>
+          <w:i w:val="0"/>
+          <w:sz w:val="20"/>
+        </w:rPr>
+        <w:t>, 17, 7908</w:t>
+      </w:r>
+      <w:r>
+        <w:rPr>
+          <w:rFonts w:eastAsia="맑은 고딕"/>
+          <w:b w:val="0"/>
+          <w:i w:val="0"/>
+          <w:sz w:val="20"/>
+        </w:rPr>
+        <w:t xml:space="preserve"> (2026)</w:t>
       </w:r>
     </w:p>
     <w:p>
       <w:pPr>
-        <w:spacing w:before="0" w:after="40" w:line="252" w:lineRule="auto"/>
+        <w:spacing w:before="0" w:after="40" w:line="250" w:lineRule="auto"/>
         <w:ind w:left="360" w:hanging="360"/>
         <w:jc w:val="left"/>
       </w:pPr>
       <w:r>
         <w:rPr>
+          <w:rFonts w:eastAsia="맑은 고딕"/>
           <w:b w:val="0"/>
           <w:i w:val="0"/>
           <w:sz w:val="20"/>
         </w:rPr>
-        <w:t>Feb. 2025 – Present: Senior Researcher, Korea Institute of Materials Science (KIMS), Material Data &amp; Analysis Research Division</w:t>
+        <w:t xml:space="preserve">[2] HC. Phan, MT. Tran, C. Lee, H. Kim, S. Oh, DK. Kim, HW. Lee*, </w:t>
+      </w:r>
+      <w:r>
+        <w:rPr>
+          <w:rFonts w:eastAsia="맑은 고딕"/>
+          <w:b w:val="0"/>
+          <w:i w:val="0"/>
+          <w:sz w:val="20"/>
+        </w:rPr>
+        <w:t xml:space="preserve">“Parameter-aware high-fidelity microstructure generation using stable diffusion”, </w:t>
+      </w:r>
+      <w:r>
+        <w:rPr>
+          <w:rFonts w:eastAsia="맑은 고딕"/>
+          <w:b w:val="0"/>
+          <w:i/>
+          <w:sz w:val="20"/>
+        </w:rPr>
+        <w:t>Advanced Engineering Informatics</w:t>
+      </w:r>
+      <w:r>
+        <w:rPr>
+          <w:rFonts w:eastAsia="맑은 고딕"/>
+          <w:b w:val="0"/>
+          <w:i w:val="0"/>
+          <w:sz w:val="20"/>
+        </w:rPr>
+        <w:t xml:space="preserve"> (2026)</w:t>
       </w:r>
     </w:p>
     <w:p>
       <w:pPr>
-        <w:spacing w:before="0" w:after="40" w:line="252" w:lineRule="auto"/>
+        <w:spacing w:before="0" w:after="40" w:line="250" w:lineRule="auto"/>
         <w:ind w:left="360" w:hanging="360"/>
         <w:jc w:val="left"/>
       </w:pPr>
       <w:r>
         <w:rPr>
+          <w:rFonts w:eastAsia="맑은 고딕"/>
           <w:b w:val="0"/>
           <w:i w:val="0"/>
           <w:sz w:val="20"/>
         </w:rPr>
-        <w:t>Feb. 2022 – Feb. 2025: Technical Research Personnel (Alternative Military Service), POSTECH</w:t>
+        <w:t xml:space="preserve">[3] J. Jung+, S. Oh, H. Kim, J. Na, SJ. Bae, C. Lee, SJ. Kim, HW. Lee*, </w:t>
+      </w:r>
+      <w:r>
+        <w:rPr>
+          <w:rFonts w:eastAsia="맑은 고딕"/>
+          <w:b w:val="0"/>
+          <w:i w:val="0"/>
+          <w:sz w:val="20"/>
+        </w:rPr>
+        <w:t xml:space="preserve">“Multi-fidelity learning-based latent diffusion model for three-dimensional inverse microstructure design of dual phase steels”, </w:t>
+      </w:r>
+      <w:r>
+        <w:rPr>
+          <w:rFonts w:eastAsia="맑은 고딕"/>
+          <w:b w:val="0"/>
+          <w:i/>
+          <w:sz w:val="20"/>
+        </w:rPr>
+        <w:t>Materials &amp; Design</w:t>
+      </w:r>
+      <w:r>
+        <w:rPr>
+          <w:rFonts w:eastAsia="맑은 고딕"/>
+          <w:b w:val="0"/>
+          <w:i w:val="0"/>
+          <w:sz w:val="20"/>
+        </w:rPr>
+        <w:t>, 258, 114623</w:t>
+      </w:r>
+      <w:r>
+        <w:rPr>
+          <w:rFonts w:eastAsia="맑은 고딕"/>
+          <w:b w:val="0"/>
+          <w:i w:val="0"/>
+          <w:sz w:val="20"/>
+        </w:rPr>
+        <w:t xml:space="preserve"> (2025)</w:t>
       </w:r>
     </w:p>
     <w:p>
       <w:pPr>
-        <w:spacing w:before="0" w:after="40" w:line="252" w:lineRule="auto"/>
+        <w:spacing w:before="0" w:after="40" w:line="250" w:lineRule="auto"/>
         <w:ind w:left="360" w:hanging="360"/>
         <w:jc w:val="left"/>
       </w:pPr>
       <w:r>
         <w:rPr>
+          <w:rFonts w:eastAsia="맑은 고딕"/>
           <w:b w:val="0"/>
           <w:i w:val="0"/>
           <w:sz w:val="20"/>
         </w:rPr>
-        <w:t>Aug. 2019 – Dec. 2019: Researcher, Korea Institute of Industrial Technology (KITECH), Intelligent Manufacturing (Root Technology) Research Institute — Neural network development for production and manufacturing</w:t>
+        <w:t xml:space="preserve">[4] J. Seong+, Y. Yang+, Y. Jeon, C. Lee, J. An, J. Rho*, </w:t>
+      </w:r>
+      <w:r>
+        <w:rPr>
+          <w:rFonts w:eastAsia="맑은 고딕"/>
+          <w:b w:val="0"/>
+          <w:i w:val="0"/>
+          <w:sz w:val="20"/>
+        </w:rPr>
+        <w:t xml:space="preserve">“Structurally reordered crystalline atomic layer-dielectric hybrid metasurfaces for near-unity efficiency in the visible”, </w:t>
+      </w:r>
+      <w:r>
+        <w:rPr>
+          <w:rFonts w:eastAsia="맑은 고딕"/>
+          <w:b w:val="0"/>
+          <w:i/>
+          <w:sz w:val="20"/>
+        </w:rPr>
+        <w:t>Materials Today</w:t>
+      </w:r>
+      <w:r>
+        <w:rPr>
+          <w:rFonts w:eastAsia="맑은 고딕"/>
+          <w:b w:val="0"/>
+          <w:i w:val="0"/>
+          <w:sz w:val="20"/>
+        </w:rPr>
+        <w:t>, 88, 137</w:t>
+      </w:r>
+      <w:r>
+        <w:rPr>
+          <w:rFonts w:eastAsia="맑은 고딕"/>
+          <w:b w:val="0"/>
+          <w:i w:val="0"/>
+          <w:sz w:val="20"/>
+        </w:rPr>
+        <w:t xml:space="preserve"> (2025)</w:t>
       </w:r>
     </w:p>
     <w:p>
       <w:pPr>
-        <w:spacing w:before="0" w:after="40" w:line="252" w:lineRule="auto"/>
+        <w:spacing w:before="0" w:after="40" w:line="250" w:lineRule="auto"/>
         <w:ind w:left="360" w:hanging="360"/>
         <w:jc w:val="left"/>
       </w:pPr>
       <w:r>
         <w:rPr>
+          <w:rFonts w:eastAsia="맑은 고딕"/>
           <w:b w:val="0"/>
           <w:i w:val="0"/>
           <w:sz w:val="20"/>
         </w:rPr>
-        <w:t>Aug. 2018 – Dec. 2018: Guest Researcher, Korea Institute of Industrial Technology (KITECH) (PI: Dr. Dongyoung Park)</w:t>
+        <w:t xml:space="preserve">[5] B. Ko+, J. Noh+, D. Chae, C. Lee, H. Lim, H. Lee, J. Rho*, </w:t>
+      </w:r>
+      <w:r>
+        <w:rPr>
+          <w:rFonts w:eastAsia="맑은 고딕"/>
+          <w:b w:val="0"/>
+          <w:i w:val="0"/>
+          <w:sz w:val="20"/>
+        </w:rPr>
+        <w:t xml:space="preserve">“Neutral-Colored Transparent Radiative Cooler by Tailoring Solar Absorption with Punctured Bragg Reflectors”, </w:t>
+      </w:r>
+      <w:r>
+        <w:rPr>
+          <w:rFonts w:eastAsia="맑은 고딕"/>
+          <w:b w:val="0"/>
+          <w:i/>
+          <w:sz w:val="20"/>
+        </w:rPr>
+        <w:t>Advanced Functional Materials</w:t>
+      </w:r>
+      <w:r>
+        <w:rPr>
+          <w:rFonts w:eastAsia="맑은 고딕"/>
+          <w:b w:val="0"/>
+          <w:i w:val="0"/>
+          <w:sz w:val="20"/>
+        </w:rPr>
+        <w:t>, 2410613</w:t>
+      </w:r>
+      <w:r>
+        <w:rPr>
+          <w:rFonts w:eastAsia="맑은 고딕"/>
+          <w:b w:val="0"/>
+          <w:i w:val="0"/>
+          <w:sz w:val="20"/>
+        </w:rPr>
+        <w:t xml:space="preserve"> (2024)</w:t>
       </w:r>
     </w:p>
     <w:p>
       <w:pPr>
-        <w:spacing w:before="200" w:after="60" w:line="252" w:lineRule="auto"/>
+        <w:spacing w:before="0" w:after="40" w:line="250" w:lineRule="auto"/>
+        <w:ind w:left="360" w:hanging="360"/>
         <w:jc w:val="left"/>
       </w:pPr>
       <w:r>
         <w:rPr>
+          <w:rFonts w:eastAsia="맑은 고딕"/>
+          <w:b w:val="0"/>
+          <w:i w:val="0"/>
+          <w:sz w:val="20"/>
+        </w:rPr>
+        <w:t xml:space="preserve">[6] H. Keawmuang+, T. Badloe+, C. Lee, J. Park, J. Rho*, </w:t>
+      </w:r>
+      <w:r>
+        <w:rPr>
+          <w:rFonts w:eastAsia="맑은 고딕"/>
+          <w:b w:val="0"/>
+          <w:i w:val="0"/>
+          <w:sz w:val="20"/>
+        </w:rPr>
+        <w:t xml:space="preserve">“Inverse design of colored daytime radiative coolers using deep neural networks”, </w:t>
+      </w:r>
+      <w:r>
+        <w:rPr>
+          <w:rFonts w:eastAsia="맑은 고딕"/>
+          <w:b w:val="0"/>
+          <w:i/>
+          <w:sz w:val="20"/>
+        </w:rPr>
+        <w:t>Solar Energy Materials and Solar Cells</w:t>
+      </w:r>
+      <w:r>
+        <w:rPr>
+          <w:rFonts w:eastAsia="맑은 고딕"/>
+          <w:b w:val="0"/>
+          <w:i w:val="0"/>
+          <w:sz w:val="20"/>
+        </w:rPr>
+        <w:t>, 271, 112848</w:t>
+      </w:r>
+      <w:r>
+        <w:rPr>
+          <w:rFonts w:eastAsia="맑은 고딕"/>
+          <w:b w:val="0"/>
+          <w:i w:val="0"/>
+          <w:sz w:val="20"/>
+        </w:rPr>
+        <w:t xml:space="preserve"> (2024)</w:t>
+      </w:r>
+    </w:p>
+    <w:p>
+      <w:pPr>
+        <w:spacing w:before="0" w:after="40" w:line="250" w:lineRule="auto"/>
+        <w:ind w:left="360" w:hanging="360"/>
+        <w:jc w:val="left"/>
+      </w:pPr>
+      <w:r>
+        <w:rPr>
+          <w:rFonts w:eastAsia="맑은 고딕"/>
+          <w:b w:val="0"/>
+          <w:i w:val="0"/>
+          <w:sz w:val="20"/>
+        </w:rPr>
+        <w:t xml:space="preserve">[7] D. Park*, H. Lee, H. Song, KJ. Cha, SK. Hwang, C. Lee, </w:t>
+      </w:r>
+      <w:r>
+        <w:rPr>
+          <w:rFonts w:eastAsia="맑은 고딕"/>
+          <w:b w:val="0"/>
+          <w:i w:val="0"/>
+          <w:sz w:val="20"/>
+        </w:rPr>
+        <w:t xml:space="preserve">“Artificial Neural Network-Based Process Recommender System for Additive Manufacturing”, </w:t>
+      </w:r>
+      <w:r>
+        <w:rPr>
+          <w:rFonts w:eastAsia="맑은 고딕"/>
+          <w:b w:val="0"/>
+          <w:i/>
+          <w:sz w:val="20"/>
+        </w:rPr>
+        <w:t>TBD</w:t>
+      </w:r>
+      <w:r>
+        <w:rPr>
+          <w:rFonts w:eastAsia="맑은 고딕"/>
+          <w:b w:val="0"/>
+          <w:i w:val="0"/>
+          <w:sz w:val="20"/>
+        </w:rPr>
+        <w:t xml:space="preserve"> (2024)</w:t>
+      </w:r>
+    </w:p>
+    <w:p>
+      <w:pPr>
+        <w:spacing w:before="0" w:after="40" w:line="250" w:lineRule="auto"/>
+        <w:ind w:left="360" w:hanging="360"/>
+        <w:jc w:val="left"/>
+      </w:pPr>
+      <w:r>
+        <w:rPr>
+          <w:rFonts w:eastAsia="맑은 고딕"/>
+          <w:b w:val="0"/>
+          <w:i w:val="0"/>
+          <w:sz w:val="20"/>
+        </w:rPr>
+        <w:t xml:space="preserve">[8] HJ. Park, SM. Park, C. Lee, SK. Lee, J. Kim, J. Jang, CW. Park, D. Park*, </w:t>
+      </w:r>
+      <w:r>
+        <w:rPr>
+          <w:rFonts w:eastAsia="맑은 고딕"/>
+          <w:b w:val="0"/>
+          <w:i w:val="0"/>
+          <w:sz w:val="20"/>
+        </w:rPr>
+        <w:t xml:space="preserve">“Quantitative Correlation between Brazed SUS304/MBF60 via Image Processing and Bonding Temperature”, </w:t>
+      </w:r>
+      <w:r>
+        <w:rPr>
+          <w:rFonts w:eastAsia="맑은 고딕"/>
+          <w:b w:val="0"/>
+          <w:i/>
+          <w:sz w:val="20"/>
+        </w:rPr>
+        <w:t>TBD</w:t>
+      </w:r>
+      <w:r>
+        <w:rPr>
+          <w:rFonts w:eastAsia="맑은 고딕"/>
+          <w:b w:val="0"/>
+          <w:i w:val="0"/>
+          <w:sz w:val="20"/>
+        </w:rPr>
+        <w:t xml:space="preserve"> (2024)</w:t>
+      </w:r>
+    </w:p>
+    <w:p>
+      <w:pPr>
+        <w:spacing w:before="0" w:after="40" w:line="250" w:lineRule="auto"/>
+        <w:ind w:left="360" w:hanging="360"/>
+        <w:jc w:val="left"/>
+      </w:pPr>
+      <w:r>
+        <w:rPr>
+          <w:rFonts w:eastAsia="맑은 고딕"/>
+          <w:b w:val="0"/>
+          <w:i w:val="0"/>
+          <w:sz w:val="20"/>
+        </w:rPr>
+        <w:t xml:space="preserve">[9] C. Gal+, D. Shin, C. Lee, S. Park*, D. Park, </w:t>
+      </w:r>
+      <w:r>
+        <w:rPr>
+          <w:rFonts w:eastAsia="맑은 고딕"/>
+          <w:b w:val="0"/>
+          <w:i w:val="0"/>
+          <w:sz w:val="20"/>
+        </w:rPr>
+        <w:t xml:space="preserve">“Rheological Behavior of Water-atomized 316L Stainless Steel Powder depending on Particle Size”, </w:t>
+      </w:r>
+      <w:r>
+        <w:rPr>
+          <w:rFonts w:eastAsia="맑은 고딕"/>
+          <w:b w:val="0"/>
+          <w:i/>
+          <w:sz w:val="20"/>
+        </w:rPr>
+        <w:t>Metals and Materials International</w:t>
+      </w:r>
+      <w:r>
+        <w:rPr>
+          <w:rFonts w:eastAsia="맑은 고딕"/>
+          <w:b w:val="0"/>
+          <w:i w:val="0"/>
+          <w:sz w:val="20"/>
+        </w:rPr>
+        <w:t>, 29, 3329-3339</w:t>
+      </w:r>
+      <w:r>
+        <w:rPr>
+          <w:rFonts w:eastAsia="맑은 고딕"/>
+          <w:b w:val="0"/>
+          <w:i w:val="0"/>
+          <w:sz w:val="20"/>
+        </w:rPr>
+        <w:t xml:space="preserve"> (2023)</w:t>
+      </w:r>
+    </w:p>
+    <w:p>
+      <w:pPr>
+        <w:spacing w:before="0" w:after="40" w:line="250" w:lineRule="auto"/>
+        <w:ind w:left="360" w:hanging="360"/>
+        <w:jc w:val="left"/>
+      </w:pPr>
+      <w:r>
+        <w:rPr>
+          <w:rFonts w:eastAsia="맑은 고딕"/>
+          <w:b w:val="0"/>
+          <w:i w:val="0"/>
+          <w:sz w:val="20"/>
+        </w:rPr>
+        <w:t xml:space="preserve">[10] S. So+, J. Kim+, T. Badloe, C. Lee, Y. Yang, H. Kang, J. Rho*, </w:t>
+      </w:r>
+      <w:r>
+        <w:rPr>
+          <w:rFonts w:eastAsia="맑은 고딕"/>
+          <w:b w:val="0"/>
+          <w:i w:val="0"/>
+          <w:sz w:val="20"/>
+        </w:rPr>
+        <w:t xml:space="preserve">“Multicolor and 3D holography realized by inverse design of single-celled metasurfaces”, </w:t>
+      </w:r>
+      <w:r>
+        <w:rPr>
+          <w:rFonts w:eastAsia="맑은 고딕"/>
+          <w:b w:val="0"/>
+          <w:i/>
+          <w:sz w:val="20"/>
+        </w:rPr>
+        <w:t>Advanced Materials</w:t>
+      </w:r>
+      <w:r>
+        <w:rPr>
+          <w:rFonts w:eastAsia="맑은 고딕"/>
+          <w:b w:val="0"/>
+          <w:i w:val="0"/>
+          <w:sz w:val="20"/>
+        </w:rPr>
+        <w:t>, 2208520</w:t>
+      </w:r>
+      <w:r>
+        <w:rPr>
+          <w:rFonts w:eastAsia="맑은 고딕"/>
+          <w:b w:val="0"/>
+          <w:i w:val="0"/>
+          <w:sz w:val="20"/>
+        </w:rPr>
+        <w:t xml:space="preserve"> (2023)</w:t>
+      </w:r>
+    </w:p>
+    <w:p>
+      <w:pPr>
+        <w:spacing w:before="0" w:after="40" w:line="250" w:lineRule="auto"/>
+        <w:ind w:left="360" w:hanging="360"/>
+        <w:jc w:val="left"/>
+      </w:pPr>
+      <w:r>
+        <w:rPr>
+          <w:rFonts w:eastAsia="맑은 고딕"/>
+          <w:b w:val="0"/>
+          <w:i w:val="0"/>
+          <w:sz w:val="20"/>
+        </w:rPr>
+        <w:t xml:space="preserve">[11] J. Park, H. Keawmuang, T. Badloe, C. Lee, J. Rho*, </w:t>
+      </w:r>
+      <w:r>
+        <w:rPr>
+          <w:rFonts w:eastAsia="맑은 고딕"/>
+          <w:b w:val="0"/>
+          <w:i w:val="0"/>
+          <w:sz w:val="20"/>
+        </w:rPr>
+        <w:t xml:space="preserve">“Utilizing Deep Neural Networks for the Inverse Design of Multilayered Daytime Radiative Coolers with Customizable Colors”, </w:t>
+      </w:r>
+      <w:r>
+        <w:rPr>
+          <w:rFonts w:eastAsia="맑은 고딕"/>
+          <w:b w:val="0"/>
+          <w:i/>
+          <w:sz w:val="20"/>
+        </w:rPr>
+        <w:t>Materials Research Society (MRS) Proceedings</w:t>
+      </w:r>
+      <w:r>
+        <w:rPr>
+          <w:rFonts w:eastAsia="맑은 고딕"/>
+          <w:b w:val="0"/>
+          <w:i w:val="0"/>
+          <w:sz w:val="20"/>
+        </w:rPr>
+        <w:t xml:space="preserve"> (2023)</w:t>
+      </w:r>
+    </w:p>
+    <w:p>
+      <w:pPr>
+        <w:spacing w:before="0" w:after="40" w:line="250" w:lineRule="auto"/>
+        <w:ind w:left="360" w:hanging="360"/>
+        <w:jc w:val="left"/>
+      </w:pPr>
+      <w:r>
+        <w:rPr>
+          <w:rFonts w:eastAsia="맑은 고딕"/>
+          <w:b w:val="0"/>
+          <w:i w:val="0"/>
+          <w:sz w:val="20"/>
+        </w:rPr>
+        <w:t xml:space="preserve">[12] H. Cho+, J. Park, J. Kim, C. Lee, D. Park, J. Rho*, S. Park*, </w:t>
+      </w:r>
+      <w:r>
+        <w:rPr>
+          <w:rFonts w:eastAsia="맑은 고딕"/>
+          <w:b w:val="0"/>
+          <w:i w:val="0"/>
+          <w:sz w:val="20"/>
+        </w:rPr>
+        <w:t xml:space="preserve">“Mass production of superhydrophilic micropatterned copper surfaces using powder injection molding process”, </w:t>
+      </w:r>
+      <w:r>
+        <w:rPr>
+          <w:rFonts w:eastAsia="맑은 고딕"/>
+          <w:b w:val="0"/>
+          <w:i/>
+          <w:sz w:val="20"/>
+        </w:rPr>
+        <w:t>Powder Technology</w:t>
+      </w:r>
+      <w:r>
+        <w:rPr>
+          <w:rFonts w:eastAsia="맑은 고딕"/>
+          <w:b w:val="0"/>
+          <w:i w:val="0"/>
+          <w:sz w:val="20"/>
+        </w:rPr>
+        <w:t>, 411, 117779</w:t>
+      </w:r>
+      <w:r>
+        <w:rPr>
+          <w:rFonts w:eastAsia="맑은 고딕"/>
+          <w:b w:val="0"/>
+          <w:i w:val="0"/>
+          <w:sz w:val="20"/>
+        </w:rPr>
+        <w:t xml:space="preserve"> (2022)</w:t>
+      </w:r>
+    </w:p>
+    <w:p>
+      <w:pPr>
+        <w:spacing w:before="0" w:after="40" w:line="250" w:lineRule="auto"/>
+        <w:ind w:left="360" w:hanging="360"/>
+        <w:jc w:val="left"/>
+      </w:pPr>
+      <w:r>
+        <w:rPr>
+          <w:rFonts w:eastAsia="맑은 고딕"/>
+          <w:b w:val="0"/>
+          <w:i w:val="0"/>
+          <w:sz w:val="20"/>
+        </w:rPr>
+        <w:t xml:space="preserve">[13] J. Noh+, Y. Nam+, S. So, C. Lee, S. Lee, Y. Kim, T. Kim, J. Lee, J. Rho*, </w:t>
+      </w:r>
+      <w:r>
+        <w:rPr>
+          <w:rFonts w:eastAsia="맑은 고딕"/>
+          <w:b w:val="0"/>
+          <w:i w:val="0"/>
+          <w:sz w:val="20"/>
+        </w:rPr>
+        <w:t xml:space="preserve">“Design of a transmissive metasurface antenna using deep neural networks”, </w:t>
+      </w:r>
+      <w:r>
+        <w:rPr>
+          <w:rFonts w:eastAsia="맑은 고딕"/>
+          <w:b w:val="0"/>
+          <w:i/>
+          <w:sz w:val="20"/>
+        </w:rPr>
+        <w:t>Optical Materials Express</w:t>
+      </w:r>
+      <w:r>
+        <w:rPr>
+          <w:rFonts w:eastAsia="맑은 고딕"/>
+          <w:b w:val="0"/>
+          <w:i w:val="0"/>
+          <w:sz w:val="20"/>
+        </w:rPr>
+        <w:t>, 11, 7</w:t>
+      </w:r>
+      <w:r>
+        <w:rPr>
+          <w:rFonts w:eastAsia="맑은 고딕"/>
+          <w:b w:val="0"/>
+          <w:i w:val="0"/>
+          <w:sz w:val="20"/>
+        </w:rPr>
+        <w:t xml:space="preserve"> (2021)</w:t>
+      </w:r>
+    </w:p>
+    <w:p>
+      <w:pPr>
+        <w:spacing w:before="0" w:after="40" w:line="250" w:lineRule="auto"/>
+        <w:ind w:left="360" w:hanging="360"/>
+        <w:jc w:val="left"/>
+      </w:pPr>
+      <w:r>
+        <w:rPr>
+          <w:rFonts w:eastAsia="맑은 고딕"/>
+          <w:b w:val="0"/>
+          <w:i w:val="0"/>
+          <w:sz w:val="20"/>
+        </w:rPr>
+        <w:t xml:space="preserve">[14] D. Shin+, S. Kim, J. Oh, I. Jung, W. Yang, C. Lee, H. Kwon, J. Koo, S. Park*, </w:t>
+      </w:r>
+      <w:r>
+        <w:rPr>
+          <w:rFonts w:eastAsia="맑은 고딕"/>
+          <w:b w:val="0"/>
+          <w:i w:val="0"/>
+          <w:sz w:val="20"/>
+        </w:rPr>
+        <w:t xml:space="preserve">“Correlation Study Between Material Parameters and Mechanical Properties of Iron–Carbon Compacts Using Sensitivity Analysis and Regression Model”, </w:t>
+      </w:r>
+      <w:r>
+        <w:rPr>
+          <w:rFonts w:eastAsia="맑은 고딕"/>
+          <w:b w:val="0"/>
+          <w:i/>
+          <w:sz w:val="20"/>
+        </w:rPr>
+        <w:t>Metals and Materials International</w:t>
+      </w:r>
+      <w:r>
+        <w:rPr>
+          <w:rFonts w:eastAsia="맑은 고딕"/>
+          <w:b w:val="0"/>
+          <w:i w:val="0"/>
+          <w:sz w:val="20"/>
+        </w:rPr>
+        <w:t>, 25, 1258</w:t>
+      </w:r>
+      <w:r>
+        <w:rPr>
+          <w:rFonts w:eastAsia="맑은 고딕"/>
+          <w:b w:val="0"/>
+          <w:i w:val="0"/>
+          <w:sz w:val="20"/>
+        </w:rPr>
+        <w:t xml:space="preserve"> (2019)</w:t>
+      </w:r>
+    </w:p>
+    <w:p>
+      <w:pPr>
+        <w:spacing w:before="180" w:after="60" w:line="250" w:lineRule="auto"/>
+        <w:jc w:val="left"/>
+      </w:pPr>
+      <w:r>
+        <w:rPr>
+          <w:rFonts w:eastAsia="맑은 고딕"/>
           <w:b/>
           <w:i w:val="0"/>
           <w:sz w:val="22"/>
         </w:rPr>
-        <w:t>■ First Author Peer-Reviewed Publications (+: equal contributions, *: corresponding author)</w:t>
+        <w:t>■ Research Projects</w:t>
       </w:r>
     </w:p>
     <w:p>
       <w:pPr>
-        <w:spacing w:before="0" w:after="40" w:line="252" w:lineRule="auto"/>
+        <w:tabs>
+          <w:tab w:pos="1920" w:val="left"/>
+        </w:tabs>
+        <w:spacing w:before="0" w:after="40" w:line="250" w:lineRule="auto"/>
+        <w:ind w:left="1920" w:hanging="1920"/>
+        <w:jc w:val="left"/>
+      </w:pPr>
+      <w:r>
+        <w:rPr>
+          <w:rFonts w:eastAsia="맑은 고딕"/>
+          <w:b w:val="0"/>
+          <w:i w:val="0"/>
+          <w:sz w:val="20"/>
+        </w:rPr>
+        <w:t>2026.01 ~ 2030.12:</w:t>
+        <w:tab/>
+      </w:r>
+      <w:r>
+        <w:rPr>
+          <w:rFonts w:eastAsia="맑은 고딕"/>
+          <w:b w:val="0"/>
+          <w:i w:val="0"/>
+          <w:sz w:val="20"/>
+        </w:rPr>
+        <w:t>“Development of a large-scale AI foundation model for metallic materials”</w:t>
+      </w:r>
+      <w:r>
+        <w:rPr>
+          <w:rFonts w:eastAsia="맑은 고딕"/>
+          <w:b w:val="0"/>
+          <w:i w:val="0"/>
+          <w:sz w:val="20"/>
+        </w:rPr>
+        <w:t>, Korea Institute of Materials Science / Ministry of Science and ICT (Participating researcher — foundation model design and training)</w:t>
+      </w:r>
+    </w:p>
+    <w:p>
+      <w:pPr>
+        <w:tabs>
+          <w:tab w:pos="1920" w:val="left"/>
+        </w:tabs>
+        <w:spacing w:before="0" w:after="40" w:line="250" w:lineRule="auto"/>
+        <w:ind w:left="1920" w:hanging="1920"/>
+        <w:jc w:val="left"/>
+      </w:pPr>
+      <w:r>
+        <w:rPr>
+          <w:rFonts w:eastAsia="맑은 고딕"/>
+          <w:b w:val="0"/>
+          <w:i w:val="0"/>
+          <w:sz w:val="20"/>
+        </w:rPr>
+        <w:t>2026.01 ~ 2030.12:</w:t>
+        <w:tab/>
+      </w:r>
+      <w:r>
+        <w:rPr>
+          <w:rFonts w:eastAsia="맑은 고딕"/>
+          <w:b w:val="0"/>
+          <w:i w:val="0"/>
+          <w:sz w:val="20"/>
+        </w:rPr>
+        <w:t>“Construction of multimodal big data for metallic materials”</w:t>
+      </w:r>
+      <w:r>
+        <w:rPr>
+          <w:rFonts w:eastAsia="맑은 고딕"/>
+          <w:b w:val="0"/>
+          <w:i w:val="0"/>
+          <w:sz w:val="20"/>
+        </w:rPr>
+        <w:t>, Korea Institute of Materials Science / Ministry of Science and ICT (Participating researcher — autonomous experimentation and multimodal data pipeline)</w:t>
+      </w:r>
+    </w:p>
+    <w:p>
+      <w:pPr>
+        <w:tabs>
+          <w:tab w:pos="1920" w:val="left"/>
+        </w:tabs>
+        <w:spacing w:before="0" w:after="40" w:line="250" w:lineRule="auto"/>
+        <w:ind w:left="1920" w:hanging="1920"/>
+        <w:jc w:val="left"/>
+      </w:pPr>
+      <w:r>
+        <w:rPr>
+          <w:rFonts w:eastAsia="맑은 고딕"/>
+          <w:b w:val="0"/>
+          <w:i w:val="0"/>
+          <w:sz w:val="20"/>
+        </w:rPr>
+        <w:t>2025.01 ~ 2027.12:</w:t>
+        <w:tab/>
+      </w:r>
+      <w:r>
+        <w:rPr>
+          <w:rFonts w:eastAsia="맑은 고딕"/>
+          <w:b w:val="0"/>
+          <w:i w:val="0"/>
+          <w:sz w:val="20"/>
+        </w:rPr>
+        <w:t>“Materials research innovation technology using multimodal artificial intelligence”</w:t>
+      </w:r>
+      <w:r>
+        <w:rPr>
+          <w:rFonts w:eastAsia="맑은 고딕"/>
+          <w:b w:val="0"/>
+          <w:i w:val="0"/>
+          <w:sz w:val="20"/>
+        </w:rPr>
+        <w:t>, Korea Institute of Materials Science / Ministry of Science and ICT (Participating researcher — multimodal property prediction models)</w:t>
+      </w:r>
+    </w:p>
+    <w:p>
+      <w:pPr>
+        <w:tabs>
+          <w:tab w:pos="1920" w:val="left"/>
+        </w:tabs>
+        <w:spacing w:before="0" w:after="40" w:line="250" w:lineRule="auto"/>
+        <w:ind w:left="1920" w:hanging="1920"/>
+        <w:jc w:val="left"/>
+      </w:pPr>
+      <w:r>
+        <w:rPr>
+          <w:rFonts w:eastAsia="맑은 고딕"/>
+          <w:b w:val="0"/>
+          <w:i w:val="0"/>
+          <w:sz w:val="20"/>
+        </w:rPr>
+        <w:t>2025.01 ~ 2027.12:</w:t>
+        <w:tab/>
+      </w:r>
+      <w:r>
+        <w:rPr>
+          <w:rFonts w:eastAsia="맑은 고딕"/>
+          <w:b w:val="0"/>
+          <w:i w:val="0"/>
+          <w:sz w:val="20"/>
+        </w:rPr>
+        <w:t>“Planning of national mission-oriented convergence R&amp;D programmes”</w:t>
+      </w:r>
+      <w:r>
+        <w:rPr>
+          <w:rFonts w:eastAsia="맑은 고딕"/>
+          <w:b w:val="0"/>
+          <w:i w:val="0"/>
+          <w:sz w:val="20"/>
+        </w:rPr>
+        <w:t>, Korea Institute of Materials Science / Ministry of Science and ICT (Participating researcher — AI and materials programme planning)</w:t>
+      </w:r>
+    </w:p>
+    <w:p>
+      <w:pPr>
+        <w:tabs>
+          <w:tab w:pos="1920" w:val="left"/>
+        </w:tabs>
+        <w:spacing w:before="0" w:after="40" w:line="250" w:lineRule="auto"/>
+        <w:ind w:left="1920" w:hanging="1920"/>
+        <w:jc w:val="left"/>
+      </w:pPr>
+      <w:r>
+        <w:rPr>
+          <w:rFonts w:eastAsia="맑은 고딕"/>
+          <w:b w:val="0"/>
+          <w:i w:val="0"/>
+          <w:sz w:val="20"/>
+        </w:rPr>
+        <w:t>2025.01 ~ 2027.12:</w:t>
+        <w:tab/>
+      </w:r>
+      <w:r>
+        <w:rPr>
+          <w:rFonts w:eastAsia="맑은 고딕"/>
+          <w:b w:val="0"/>
+          <w:i w:val="0"/>
+          <w:sz w:val="20"/>
+        </w:rPr>
+        <w:t>“IRIS: construction of 3D printing materials data for aerospace applications (Phase 1)”</w:t>
+      </w:r>
+      <w:r>
+        <w:rPr>
+          <w:rFonts w:eastAsia="맑은 고딕"/>
+          <w:b w:val="0"/>
+          <w:i w:val="0"/>
+          <w:sz w:val="20"/>
+        </w:rPr>
+        <w:t>, Korea Institute of Materials Science / Ministry of Trade, Industry and Energy (Participating researcher — generative microstructure models for PBF Ti-6Al-4V)</w:t>
+      </w:r>
+    </w:p>
+    <w:p>
+      <w:pPr>
+        <w:tabs>
+          <w:tab w:pos="1920" w:val="left"/>
+        </w:tabs>
+        <w:spacing w:before="0" w:after="40" w:line="250" w:lineRule="auto"/>
+        <w:ind w:left="1920" w:hanging="1920"/>
+        <w:jc w:val="left"/>
+      </w:pPr>
+      <w:r>
+        <w:rPr>
+          <w:rFonts w:eastAsia="맑은 고딕"/>
+          <w:b w:val="0"/>
+          <w:i w:val="0"/>
+          <w:sz w:val="20"/>
+        </w:rPr>
+        <w:t>2025.01 ~ 2026.12:</w:t>
+        <w:tab/>
+      </w:r>
+      <w:r>
+        <w:rPr>
+          <w:rFonts w:eastAsia="맑은 고딕"/>
+          <w:b w:val="0"/>
+          <w:i w:val="0"/>
+          <w:sz w:val="20"/>
+        </w:rPr>
+        <w:t>“K-PASS: digital innovation platform for metal materials manufacturing (Stage 2)”</w:t>
+      </w:r>
+      <w:r>
+        <w:rPr>
+          <w:rFonts w:eastAsia="맑은 고딕"/>
+          <w:b w:val="0"/>
+          <w:i w:val="0"/>
+          <w:sz w:val="20"/>
+        </w:rPr>
+        <w:t>, Korea Institute of Materials Science / Ministry of Trade, Industry and Energy (Participating researcher — process AI and data platform)</w:t>
+      </w:r>
+    </w:p>
+    <w:p>
+      <w:pPr>
+        <w:tabs>
+          <w:tab w:pos="1920" w:val="left"/>
+        </w:tabs>
+        <w:spacing w:before="0" w:after="40" w:line="250" w:lineRule="auto"/>
+        <w:ind w:left="1920" w:hanging="1920"/>
+        <w:jc w:val="left"/>
+      </w:pPr>
+      <w:r>
+        <w:rPr>
+          <w:rFonts w:eastAsia="맑은 고딕"/>
+          <w:b w:val="0"/>
+          <w:i w:val="0"/>
+          <w:sz w:val="20"/>
+        </w:rPr>
+        <w:t>2023.03 ~ 2025.01:</w:t>
+        <w:tab/>
+      </w:r>
+      <w:r>
+        <w:rPr>
+          <w:rFonts w:eastAsia="맑은 고딕"/>
+          <w:b w:val="0"/>
+          <w:i w:val="0"/>
+          <w:sz w:val="20"/>
+        </w:rPr>
+        <w:t>“High-efficiency functional metalens design and printing technology”</w:t>
+      </w:r>
+      <w:r>
+        <w:rPr>
+          <w:rFonts w:eastAsia="맑은 고딕"/>
+          <w:b w:val="0"/>
+          <w:i w:val="0"/>
+          <w:sz w:val="20"/>
+        </w:rPr>
+        <w:t>, Samsung Display (Achromatic large-area metalens design)</w:t>
+      </w:r>
+    </w:p>
+    <w:p>
+      <w:pPr>
+        <w:tabs>
+          <w:tab w:pos="1920" w:val="left"/>
+        </w:tabs>
+        <w:spacing w:before="0" w:after="40" w:line="250" w:lineRule="auto"/>
+        <w:ind w:left="1920" w:hanging="1920"/>
+        <w:jc w:val="left"/>
+      </w:pPr>
+      <w:r>
+        <w:rPr>
+          <w:rFonts w:eastAsia="맑은 고딕"/>
+          <w:b w:val="0"/>
+          <w:i w:val="0"/>
+          <w:sz w:val="20"/>
+        </w:rPr>
+        <w:t>2022.07 ~ 2025.01:</w:t>
+        <w:tab/>
+      </w:r>
+      <w:r>
+        <w:rPr>
+          <w:rFonts w:eastAsia="맑은 고딕"/>
+          <w:b w:val="0"/>
+          <w:i w:val="0"/>
+          <w:sz w:val="20"/>
+        </w:rPr>
+        <w:t>“Metaphotonics-based flat optics research institute (industry–academia convergence institute)”</w:t>
+      </w:r>
+      <w:r>
+        <w:rPr>
+          <w:rFonts w:eastAsia="맑은 고딕"/>
+          <w:b w:val="0"/>
+          <w:i w:val="0"/>
+          <w:sz w:val="20"/>
+        </w:rPr>
+        <w:t>, POSCO (Large-area metalens design)</w:t>
+      </w:r>
+    </w:p>
+    <w:p>
+      <w:pPr>
+        <w:tabs>
+          <w:tab w:pos="1920" w:val="left"/>
+        </w:tabs>
+        <w:spacing w:before="0" w:after="40" w:line="250" w:lineRule="auto"/>
+        <w:ind w:left="1920" w:hanging="1920"/>
+        <w:jc w:val="left"/>
+      </w:pPr>
+      <w:r>
+        <w:rPr>
+          <w:rFonts w:eastAsia="맑은 고딕"/>
+          <w:b w:val="0"/>
+          <w:i w:val="0"/>
+          <w:sz w:val="20"/>
+        </w:rPr>
+        <w:t>2022.06 ~ 2025.01:</w:t>
+        <w:tab/>
+      </w:r>
+      <w:r>
+        <w:rPr>
+          <w:rFonts w:eastAsia="맑은 고딕"/>
+          <w:b w:val="0"/>
+          <w:i w:val="0"/>
+          <w:sz w:val="20"/>
+        </w:rPr>
+        <w:t>“Development of an optical platform for commercialising smart anti-counterfeiting technology”</w:t>
+      </w:r>
+      <w:r>
+        <w:rPr>
+          <w:rFonts w:eastAsia="맑은 고딕"/>
+          <w:b w:val="0"/>
+          <w:i w:val="0"/>
+          <w:sz w:val="20"/>
+        </w:rPr>
+        <w:t>, National Research Foundation of Korea (Metalens design)</w:t>
+      </w:r>
+    </w:p>
+    <w:p>
+      <w:pPr>
+        <w:tabs>
+          <w:tab w:pos="1920" w:val="left"/>
+        </w:tabs>
+        <w:spacing w:before="0" w:after="40" w:line="250" w:lineRule="auto"/>
+        <w:ind w:left="1920" w:hanging="1920"/>
+        <w:jc w:val="left"/>
+      </w:pPr>
+      <w:r>
+        <w:rPr>
+          <w:rFonts w:eastAsia="맑은 고딕"/>
+          <w:b w:val="0"/>
+          <w:i w:val="0"/>
+          <w:sz w:val="20"/>
+        </w:rPr>
+        <w:t>2022.04 ~ 2024.03:</w:t>
+        <w:tab/>
+      </w:r>
+      <w:r>
+        <w:rPr>
+          <w:rFonts w:eastAsia="맑은 고딕"/>
+          <w:b w:val="0"/>
+          <w:i w:val="0"/>
+          <w:sz w:val="20"/>
+        </w:rPr>
+        <w:t>“Design and development of high-refractive polymer-based visible light absorber metalens with large area”</w:t>
+      </w:r>
+      <w:r>
+        <w:rPr>
+          <w:rFonts w:eastAsia="맑은 고딕"/>
+          <w:b w:val="0"/>
+          <w:i w:val="0"/>
+          <w:sz w:val="20"/>
+        </w:rPr>
+        <w:t>, Samsung Display (Metalens design)</w:t>
+      </w:r>
+    </w:p>
+    <w:p>
+      <w:pPr>
+        <w:tabs>
+          <w:tab w:pos="1920" w:val="left"/>
+        </w:tabs>
+        <w:spacing w:before="0" w:after="40" w:line="250" w:lineRule="auto"/>
+        <w:ind w:left="1920" w:hanging="1920"/>
+        <w:jc w:val="left"/>
+      </w:pPr>
+      <w:r>
+        <w:rPr>
+          <w:rFonts w:eastAsia="맑은 고딕"/>
+          <w:b w:val="0"/>
+          <w:i w:val="0"/>
+          <w:sz w:val="20"/>
+        </w:rPr>
+        <w:t>2022.04 ~ 2025.01:</w:t>
+        <w:tab/>
+      </w:r>
+      <w:r>
+        <w:rPr>
+          <w:rFonts w:eastAsia="맑은 고딕"/>
+          <w:b w:val="0"/>
+          <w:i w:val="0"/>
+          <w:sz w:val="20"/>
+        </w:rPr>
+        <w:t>“Hologram Printing &amp; Encoding of Super-Depth-3D Pattern (HOPE)”</w:t>
+      </w:r>
+      <w:r>
+        <w:rPr>
+          <w:rFonts w:eastAsia="맑은 고딕"/>
+          <w:b w:val="0"/>
+          <w:i w:val="0"/>
+          <w:sz w:val="20"/>
+        </w:rPr>
+        <w:t>, National Research Foundation of Korea (with Korea University) (Inverse design of meta-masks for 3D nanopatterning)</w:t>
+      </w:r>
+    </w:p>
+    <w:p>
+      <w:pPr>
+        <w:tabs>
+          <w:tab w:pos="1920" w:val="left"/>
+        </w:tabs>
+        <w:spacing w:before="0" w:after="40" w:line="250" w:lineRule="auto"/>
+        <w:ind w:left="1920" w:hanging="1920"/>
+        <w:jc w:val="left"/>
+      </w:pPr>
+      <w:r>
+        <w:rPr>
+          <w:rFonts w:eastAsia="맑은 고딕"/>
+          <w:b w:val="0"/>
+          <w:i w:val="0"/>
+          <w:sz w:val="20"/>
+        </w:rPr>
+        <w:t>2021.03 ~ 2022.02:</w:t>
+        <w:tab/>
+      </w:r>
+      <w:r>
+        <w:rPr>
+          <w:rFonts w:eastAsia="맑은 고딕"/>
+          <w:b w:val="0"/>
+          <w:i w:val="0"/>
+          <w:sz w:val="20"/>
+        </w:rPr>
+        <w:t>“Development of ultra high-resolution metasurface color filter for display”</w:t>
+      </w:r>
+      <w:r>
+        <w:rPr>
+          <w:rFonts w:eastAsia="맑은 고딕"/>
+          <w:b w:val="0"/>
+          <w:i w:val="0"/>
+          <w:sz w:val="20"/>
+        </w:rPr>
+        <w:t>, LG Display (Hybrid color-filter computation and inverse design)</w:t>
+      </w:r>
+    </w:p>
+    <w:p>
+      <w:pPr>
+        <w:tabs>
+          <w:tab w:pos="1920" w:val="left"/>
+        </w:tabs>
+        <w:spacing w:before="0" w:after="40" w:line="250" w:lineRule="auto"/>
+        <w:ind w:left="1920" w:hanging="1920"/>
+        <w:jc w:val="left"/>
+      </w:pPr>
+      <w:r>
+        <w:rPr>
+          <w:rFonts w:eastAsia="맑은 고딕"/>
+          <w:b w:val="0"/>
+          <w:i w:val="0"/>
+          <w:sz w:val="20"/>
+        </w:rPr>
+        <w:t>2020.04 ~ 2021.02:</w:t>
+        <w:tab/>
+      </w:r>
+      <w:r>
+        <w:rPr>
+          <w:rFonts w:eastAsia="맑은 고딕"/>
+          <w:b w:val="0"/>
+          <w:i w:val="0"/>
+          <w:sz w:val="20"/>
+        </w:rPr>
+        <w:t>“Development of an optimization model based on numerical analysis to minimize the temperature deviation of coil in the three-row curving yard”</w:t>
+      </w:r>
+      <w:r>
+        <w:rPr>
+          <w:rFonts w:eastAsia="맑은 고딕"/>
+          <w:b w:val="0"/>
+          <w:i w:val="0"/>
+          <w:sz w:val="20"/>
+        </w:rPr>
+        <w:t>, POSCO (Cooling analysis, ANN-based cooling prediction, and coil placement optimisation system)</w:t>
+      </w:r>
+    </w:p>
+    <w:p>
+      <w:pPr>
+        <w:tabs>
+          <w:tab w:pos="1920" w:val="left"/>
+        </w:tabs>
+        <w:spacing w:before="0" w:after="40" w:line="250" w:lineRule="auto"/>
+        <w:ind w:left="1920" w:hanging="1920"/>
+        <w:jc w:val="left"/>
+      </w:pPr>
+      <w:r>
+        <w:rPr>
+          <w:rFonts w:eastAsia="맑은 고딕"/>
+          <w:b w:val="0"/>
+          <w:i w:val="0"/>
+          <w:sz w:val="20"/>
+        </w:rPr>
+        <w:t>2020.03 ~ 2021.02:</w:t>
+        <w:tab/>
+      </w:r>
+      <w:r>
+        <w:rPr>
+          <w:rFonts w:eastAsia="맑은 고딕"/>
+          <w:b w:val="0"/>
+          <w:i w:val="0"/>
+          <w:sz w:val="20"/>
+        </w:rPr>
+        <w:t>“Development of metasurface structures for collimating and steering the luminance distribution of LED / OLED light sources”</w:t>
+      </w:r>
+      <w:r>
+        <w:rPr>
+          <w:rFonts w:eastAsia="맑은 고딕"/>
+          <w:b w:val="0"/>
+          <w:i w:val="0"/>
+          <w:sz w:val="20"/>
+        </w:rPr>
+        <w:t>, LG Display (LED optical modelling and metalens design)</w:t>
+      </w:r>
+    </w:p>
+    <w:p>
+      <w:pPr>
+        <w:tabs>
+          <w:tab w:pos="1920" w:val="left"/>
+        </w:tabs>
+        <w:spacing w:before="0" w:after="40" w:line="250" w:lineRule="auto"/>
+        <w:ind w:left="1920" w:hanging="1920"/>
+        <w:jc w:val="left"/>
+      </w:pPr>
+      <w:r>
+        <w:rPr>
+          <w:rFonts w:eastAsia="맑은 고딕"/>
+          <w:b w:val="0"/>
+          <w:i w:val="0"/>
+          <w:sz w:val="20"/>
+        </w:rPr>
+        <w:t>2020.02 ~ 2025.01:</w:t>
+        <w:tab/>
+      </w:r>
+      <w:r>
+        <w:rPr>
+          <w:rFonts w:eastAsia="맑은 고딕"/>
+          <w:b w:val="0"/>
+          <w:i w:val="0"/>
+          <w:sz w:val="20"/>
+        </w:rPr>
+        <w:t>“Development of manufacturing-optimal AI algorithms for root industries (intelligent root technology with add-on modules)”</w:t>
+      </w:r>
+      <w:r>
+        <w:rPr>
+          <w:rFonts w:eastAsia="맑은 고딕"/>
+          <w:b w:val="0"/>
+          <w:i w:val="0"/>
+          <w:sz w:val="20"/>
+        </w:rPr>
+        <w:t>, Korea Institute of Industrial Technology (KITECH) (Neural network design, optimisation, and on-site deployment (press-machine defect pre-warning system))</w:t>
+      </w:r>
+    </w:p>
+    <w:p>
+      <w:pPr>
+        <w:tabs>
+          <w:tab w:pos="1920" w:val="left"/>
+        </w:tabs>
+        <w:spacing w:before="0" w:after="40" w:line="250" w:lineRule="auto"/>
+        <w:ind w:left="1920" w:hanging="1920"/>
+        <w:jc w:val="left"/>
+      </w:pPr>
+      <w:r>
+        <w:rPr>
+          <w:rFonts w:eastAsia="맑은 고딕"/>
+          <w:b w:val="0"/>
+          <w:i w:val="0"/>
+          <w:sz w:val="20"/>
+        </w:rPr>
+        <w:t>2020.01 ~ 2021.12:</w:t>
+        <w:tab/>
+      </w:r>
+      <w:r>
+        <w:rPr>
+          <w:rFonts w:eastAsia="맑은 고딕"/>
+          <w:b w:val="0"/>
+          <w:i w:val="0"/>
+          <w:sz w:val="20"/>
+        </w:rPr>
+        <w:t>“A study on the propagation transformation using X-band metasurface structure”</w:t>
+      </w:r>
+      <w:r>
+        <w:rPr>
+          <w:rFonts w:eastAsia="맑은 고딕"/>
+          <w:b w:val="0"/>
+          <w:i w:val="0"/>
+          <w:sz w:val="20"/>
+        </w:rPr>
+        <w:t>, Hanwha Defense (Metasurface design)</w:t>
+      </w:r>
+    </w:p>
+    <w:p>
+      <w:pPr>
+        <w:tabs>
+          <w:tab w:pos="1920" w:val="left"/>
+        </w:tabs>
+        <w:spacing w:before="0" w:after="40" w:line="250" w:lineRule="auto"/>
+        <w:ind w:left="1920" w:hanging="1920"/>
+        <w:jc w:val="left"/>
+      </w:pPr>
+      <w:r>
+        <w:rPr>
+          <w:rFonts w:eastAsia="맑은 고딕"/>
+          <w:b w:val="0"/>
+          <w:i w:val="0"/>
+          <w:sz w:val="20"/>
+        </w:rPr>
+        <w:t>2020.01 ~ 2020.12:</w:t>
+        <w:tab/>
+      </w:r>
+      <w:r>
+        <w:rPr>
+          <w:rFonts w:eastAsia="맑은 고딕"/>
+          <w:b w:val="0"/>
+          <w:i w:val="0"/>
+          <w:sz w:val="20"/>
+        </w:rPr>
+        <w:t>“Development of an AI injection molding system with a condition hit rate of 60% or higher”</w:t>
+      </w:r>
+      <w:r>
+        <w:rPr>
+          <w:rFonts w:eastAsia="맑은 고딕"/>
+          <w:b w:val="0"/>
+          <w:i w:val="0"/>
+          <w:sz w:val="20"/>
+        </w:rPr>
+        <w:t>, National Research Foundation of Korea (Neural network development and deployment on the injection molding machine)</w:t>
+      </w:r>
+    </w:p>
+    <w:p>
+      <w:pPr>
+        <w:tabs>
+          <w:tab w:pos="1920" w:val="left"/>
+        </w:tabs>
+        <w:spacing w:before="0" w:after="40" w:line="250" w:lineRule="auto"/>
+        <w:ind w:left="1920" w:hanging="1920"/>
+        <w:jc w:val="left"/>
+      </w:pPr>
+      <w:r>
+        <w:rPr>
+          <w:rFonts w:eastAsia="맑은 고딕"/>
+          <w:b w:val="0"/>
+          <w:i w:val="0"/>
+          <w:sz w:val="20"/>
+        </w:rPr>
+        <w:t>2019.04 ~ 2020.02:</w:t>
+        <w:tab/>
+      </w:r>
+      <w:r>
+        <w:rPr>
+          <w:rFonts w:eastAsia="맑은 고딕"/>
+          <w:b w:val="0"/>
+          <w:i w:val="0"/>
+          <w:sz w:val="20"/>
+        </w:rPr>
+        <w:t>“Development of coil temperature prediction technology in the hot-rolling finishing yard to improve the cold-rolling yield of 780DP steel”</w:t>
+      </w:r>
+      <w:r>
+        <w:rPr>
+          <w:rFonts w:eastAsia="맑은 고딕"/>
+          <w:b w:val="0"/>
+          <w:i w:val="0"/>
+          <w:sz w:val="20"/>
+        </w:rPr>
+        <w:t>, POSCO / RIST (FEM/FDM thermal model development and coil temperature prediction)</w:t>
+      </w:r>
+    </w:p>
+    <w:p>
+      <w:pPr>
+        <w:tabs>
+          <w:tab w:pos="1920" w:val="left"/>
+        </w:tabs>
+        <w:spacing w:before="0" w:after="40" w:line="250" w:lineRule="auto"/>
+        <w:ind w:left="1920" w:hanging="1920"/>
+        <w:jc w:val="left"/>
+      </w:pPr>
+      <w:r>
+        <w:rPr>
+          <w:rFonts w:eastAsia="맑은 고딕"/>
+          <w:b w:val="0"/>
+          <w:i w:val="0"/>
+          <w:sz w:val="20"/>
+        </w:rPr>
+        <w:t>2018.01 ~ 2019.12:</w:t>
+        <w:tab/>
+      </w:r>
+      <w:r>
+        <w:rPr>
+          <w:rFonts w:eastAsia="맑은 고딕"/>
+          <w:b w:val="0"/>
+          <w:i w:val="0"/>
+          <w:sz w:val="20"/>
+        </w:rPr>
+        <w:t>“Development of AI injection molding system having a shorter mold set-up time with minimum 60% probability than an expert”</w:t>
+      </w:r>
+      <w:r>
+        <w:rPr>
+          <w:rFonts w:eastAsia="맑은 고딕"/>
+          <w:b w:val="0"/>
+          <w:i w:val="0"/>
+          <w:sz w:val="20"/>
+        </w:rPr>
+        <w:t>, LS Mtron (AI code development — ANN and simulation–experiment transfer learning)</w:t>
+      </w:r>
+    </w:p>
+    <w:p>
+      <w:pPr>
+        <w:spacing w:before="180" w:after="60" w:line="250" w:lineRule="auto"/>
+        <w:jc w:val="left"/>
+      </w:pPr>
+      <w:r>
+        <w:rPr>
+          <w:rFonts w:eastAsia="맑은 고딕"/>
+          <w:b/>
+          <w:i w:val="0"/>
+          <w:sz w:val="22"/>
+        </w:rPr>
+        <w:t>■ International Conference</w:t>
+      </w:r>
+    </w:p>
+    <w:p>
+      <w:pPr>
+        <w:spacing w:before="0" w:after="40" w:line="250" w:lineRule="auto"/>
         <w:ind w:left="360" w:hanging="360"/>
         <w:jc w:val="left"/>
       </w:pPr>
       <w:r>
         <w:rPr>
+          <w:rFonts w:eastAsia="맑은 고딕"/>
           <w:b w:val="0"/>
           <w:i w:val="0"/>
           <w:sz w:val="20"/>
         </w:rPr>
-        <w:t xml:space="preserve">[1] K. Hur*, C. Lee*, </w:t>
-      </w:r>
-      <w:r>
-        <w:rPr>
+        <w:t xml:space="preserve">[1] K. Hur, C. Lee, </w:t>
+      </w:r>
+      <w:r>
+        <w:rPr>
+          <w:rFonts w:eastAsia="맑은 고딕"/>
           <w:b w:val="0"/>
           <w:i w:val="0"/>
           <w:sz w:val="20"/>
@@ -276,2645 +2480,1065 @@
       </w:r>
       <w:r>
         <w:rPr>
+          <w:rFonts w:eastAsia="맑은 고딕"/>
           <w:b w:val="0"/>
           <w:i/>
           <w:sz w:val="20"/>
         </w:rPr>
-        <w:t>arXiv preprint arXiv:2607.04508</w:t>
-      </w:r>
-      <w:r>
-        <w:rPr>
+        <w:t>ICML 2026 AI4Science Workshop</w:t>
+      </w:r>
+      <w:r>
+        <w:rPr>
+          <w:rFonts w:eastAsia="맑은 고딕"/>
           <w:b w:val="0"/>
           <w:i w:val="0"/>
           <w:sz w:val="20"/>
         </w:rPr>
-        <w:t xml:space="preserve"> (2026)</w:t>
+        <w:t>, Seoul, Korea, Jul. 2026 (Poster)</w:t>
       </w:r>
     </w:p>
     <w:p>
       <w:pPr>
-        <w:spacing w:before="0" w:after="40" w:line="252" w:lineRule="auto"/>
+        <w:spacing w:before="0" w:after="40" w:line="250" w:lineRule="auto"/>
         <w:ind w:left="360" w:hanging="360"/>
         <w:jc w:val="left"/>
       </w:pPr>
       <w:r>
         <w:rPr>
+          <w:rFonts w:eastAsia="맑은 고딕"/>
           <w:b w:val="0"/>
           <w:i w:val="0"/>
           <w:sz w:val="20"/>
         </w:rPr>
-        <w:t xml:space="preserve">[2] C. Lee+, J. Rho*, </w:t>
-      </w:r>
-      <w:r>
-        <w:rPr>
+        <w:t xml:space="preserve">[2] C. Lee, J. Rho, </w:t>
+      </w:r>
+      <w:r>
+        <w:rPr>
+          <w:rFonts w:eastAsia="맑은 고딕"/>
           <w:b w:val="0"/>
           <w:i w:val="0"/>
           <w:sz w:val="20"/>
         </w:rPr>
-        <w:t xml:space="preserve">“Benchmarking Optimization Methods Enabling Efficient Designs for Diverse Nanophotonic Applications”, </w:t>
-      </w:r>
-      <w:r>
-        <w:rPr>
+        <w:t xml:space="preserve">“Inverse Design of Diffraction Fields with Metamask for Three-dimensional Nanopatterning”, </w:t>
+      </w:r>
+      <w:r>
+        <w:rPr>
+          <w:rFonts w:eastAsia="맑은 고딕"/>
           <w:b w:val="0"/>
           <w:i/>
           <w:sz w:val="20"/>
         </w:rPr>
-        <w:t>Advanced Optical Materials</w:t>
-      </w:r>
-      <w:r>
-        <w:rPr>
+        <w:t>Metamaterials 2024</w:t>
+      </w:r>
+      <w:r>
+        <w:rPr>
+          <w:rFonts w:eastAsia="맑은 고딕"/>
           <w:b w:val="0"/>
           <w:i w:val="0"/>
           <w:sz w:val="20"/>
         </w:rPr>
-        <w:t>, 17, 2500195</w:t>
-      </w:r>
-      <w:r>
-        <w:rPr>
-          <w:b w:val="0"/>
-          <w:i w:val="0"/>
-          <w:sz w:val="20"/>
-        </w:rPr>
-        <w:t xml:space="preserve"> (2025)</w:t>
+        <w:t>, Crete, Greece, Sep. 2024 (Oral Presenter)</w:t>
       </w:r>
     </w:p>
     <w:p>
       <w:pPr>
-        <w:spacing w:before="0" w:after="40" w:line="252" w:lineRule="auto"/>
+        <w:spacing w:before="0" w:after="40" w:line="250" w:lineRule="auto"/>
         <w:ind w:left="360" w:hanging="360"/>
         <w:jc w:val="left"/>
       </w:pPr>
       <w:r>
         <w:rPr>
+          <w:rFonts w:eastAsia="맑은 고딕"/>
           <w:b w:val="0"/>
           <w:i w:val="0"/>
           <w:sz w:val="20"/>
         </w:rPr>
-        <w:t xml:space="preserve">[3] C. Lee+, D. Shin, Y. Kang, K. Choi, D. Park*, J. Rho*, </w:t>
-      </w:r>
-      <w:r>
-        <w:rPr>
+        <w:t xml:space="preserve">[3] C. Lee, G. Chang, G. Bae, S. Jeon, J. Rho, </w:t>
+      </w:r>
+      <w:r>
+        <w:rPr>
+          <w:rFonts w:eastAsia="맑은 고딕"/>
           <w:b w:val="0"/>
           <w:i w:val="0"/>
           <w:sz w:val="20"/>
         </w:rPr>
-        <w:t xml:space="preserve">“Real-Time Hot-Rolled Coil Placement Recommendation System with Data-Driven Model”, </w:t>
-      </w:r>
-      <w:r>
-        <w:rPr>
+        <w:t xml:space="preserve">“Inverse Design of Manufacturable Free-Form Metasurface for Three Dimensional Nanopatterning”, </w:t>
+      </w:r>
+      <w:r>
+        <w:rPr>
+          <w:rFonts w:eastAsia="맑은 고딕"/>
           <w:b w:val="0"/>
           <w:i/>
           <w:sz w:val="20"/>
         </w:rPr>
-        <w:t>Advanced Intelligent Systems</w:t>
-      </w:r>
-      <w:r>
-        <w:rPr>
+        <w:t>Nano Korea 2023</w:t>
+      </w:r>
+      <w:r>
+        <w:rPr>
+          <w:rFonts w:eastAsia="맑은 고딕"/>
           <w:b w:val="0"/>
           <w:i w:val="0"/>
           <w:sz w:val="20"/>
         </w:rPr>
-        <w:t>, 2400826</w:t>
-      </w:r>
-      <w:r>
-        <w:rPr>
-          <w:b w:val="0"/>
-          <w:i w:val="0"/>
-          <w:sz w:val="20"/>
-        </w:rPr>
-        <w:t xml:space="preserve"> (2025)</w:t>
+        <w:t>, Korea, Jul. 2023 (Oral Presenter)</w:t>
       </w:r>
     </w:p>
     <w:p>
       <w:pPr>
-        <w:spacing w:before="0" w:after="40" w:line="252" w:lineRule="auto"/>
+        <w:spacing w:before="0" w:after="40" w:line="250" w:lineRule="auto"/>
         <w:ind w:left="360" w:hanging="360"/>
         <w:jc w:val="left"/>
       </w:pPr>
       <w:r>
         <w:rPr>
+          <w:rFonts w:eastAsia="맑은 고딕"/>
           <w:b w:val="0"/>
           <w:i w:val="0"/>
           <w:sz w:val="20"/>
         </w:rPr>
-        <w:t xml:space="preserve">[4] C. Lee+, S. Lee+, J. Seong, D. Park*, J. Rho*, </w:t>
-      </w:r>
-      <w:r>
-        <w:rPr>
+        <w:t xml:space="preserve">[4] C. Lee, G. Chang, S. Jeon, J. Rho, </w:t>
+      </w:r>
+      <w:r>
+        <w:rPr>
+          <w:rFonts w:eastAsia="맑은 고딕"/>
           <w:b w:val="0"/>
           <w:i w:val="0"/>
           <w:sz w:val="20"/>
         </w:rPr>
-        <w:t xml:space="preserve">“Inverse-designed metasurface for highly saturated transmissive colors”, </w:t>
-      </w:r>
-      <w:r>
-        <w:rPr>
+        <w:t xml:space="preserve">“Diffraction Fields Optimization for Proximity-Field Nanopatterning: Toward High Contrast 3D”, </w:t>
+      </w:r>
+      <w:r>
+        <w:rPr>
+          <w:rFonts w:eastAsia="맑은 고딕"/>
           <w:b w:val="0"/>
           <w:i/>
           <w:sz w:val="20"/>
         </w:rPr>
-        <w:t>JOSA B</w:t>
-      </w:r>
-      <w:r>
-        <w:rPr>
+        <w:t>2023 Materials Research Society Spring Meeting</w:t>
+      </w:r>
+      <w:r>
+        <w:rPr>
+          <w:rFonts w:eastAsia="맑은 고딕"/>
           <w:b w:val="0"/>
           <w:i w:val="0"/>
           <w:sz w:val="20"/>
         </w:rPr>
-        <w:t>, 41</w:t>
-      </w:r>
-      <w:r>
-        <w:rPr>
-          <w:b w:val="0"/>
-          <w:i w:val="0"/>
-          <w:sz w:val="20"/>
-        </w:rPr>
-        <w:t xml:space="preserve"> (2024)</w:t>
+        <w:t>, San Francisco, USA, Apr. 2023 (Poster)</w:t>
       </w:r>
     </w:p>
     <w:p>
       <w:pPr>
-        <w:spacing w:before="0" w:after="40" w:line="252" w:lineRule="auto"/>
+        <w:spacing w:before="0" w:after="40" w:line="250" w:lineRule="auto"/>
         <w:ind w:left="360" w:hanging="360"/>
         <w:jc w:val="left"/>
       </w:pPr>
       <w:r>
         <w:rPr>
+          <w:rFonts w:eastAsia="맑은 고딕"/>
           <w:b w:val="0"/>
           <w:i w:val="0"/>
           <w:sz w:val="20"/>
         </w:rPr>
-        <w:t xml:space="preserve">[5] J. Noh+, T. Badloe+, C. Lee+, J. Yun, S. So, J. Rho*, </w:t>
-      </w:r>
-      <w:r>
-        <w:rPr>
+        <w:t xml:space="preserve">[5] C. Lee, J. Rho, </w:t>
+      </w:r>
+      <w:r>
+        <w:rPr>
+          <w:rFonts w:eastAsia="맑은 고딕"/>
           <w:b w:val="0"/>
           <w:i w:val="0"/>
           <w:sz w:val="20"/>
         </w:rPr>
-        <w:t xml:space="preserve">“Inverse design meets nanophotonics: From computational optimization to artificial neural network”, </w:t>
-      </w:r>
-      <w:r>
-        <w:rPr>
+        <w:t xml:space="preserve">“Organic Light-emitting Diode Control (OLED) based on Metasurface”, </w:t>
+      </w:r>
+      <w:r>
+        <w:rPr>
+          <w:rFonts w:eastAsia="맑은 고딕"/>
           <w:b w:val="0"/>
           <w:i/>
           <w:sz w:val="20"/>
         </w:rPr>
-        <w:t>Intelligent Nanotechnology</w:t>
-      </w:r>
-      <w:r>
-        <w:rPr>
+        <w:t>Nano Convergence Conference 2021 — 19th International Nanotech Symposium &amp; Exhibition</w:t>
+      </w:r>
+      <w:r>
+        <w:rPr>
+          <w:rFonts w:eastAsia="맑은 고딕"/>
           <w:b w:val="0"/>
           <w:i w:val="0"/>
           <w:sz w:val="20"/>
         </w:rPr>
-        <w:t>, 3</w:t>
-      </w:r>
-      <w:r>
-        <w:rPr>
-          <w:b w:val="0"/>
-          <w:i w:val="0"/>
-          <w:sz w:val="20"/>
-        </w:rPr>
-        <w:t xml:space="preserve"> (2023)</w:t>
+        <w:t>, Korea, Jul. 2021 (Virtual Poster)</w:t>
       </w:r>
     </w:p>
     <w:p>
       <w:pPr>
-        <w:spacing w:before="0" w:after="40" w:line="252" w:lineRule="auto"/>
+        <w:spacing w:before="0" w:after="40" w:line="250" w:lineRule="auto"/>
         <w:ind w:left="360" w:hanging="360"/>
         <w:jc w:val="left"/>
       </w:pPr>
       <w:r>
         <w:rPr>
+          <w:rFonts w:eastAsia="맑은 고딕"/>
           <w:b w:val="0"/>
           <w:i w:val="0"/>
           <w:sz w:val="20"/>
         </w:rPr>
-        <w:t xml:space="preserve">[6] C. Lee+, G. Chang+, J. Kim, G. Hyun, G. Bae, S. So, J. Yun, J. Seong, Y. Yang, D. Park, S. Jeon*, J. Rho*, </w:t>
-      </w:r>
-      <w:r>
-        <w:rPr>
+        <w:t xml:space="preserve">[6] C. Lee, S. Park, </w:t>
+      </w:r>
+      <w:r>
+        <w:rPr>
+          <w:rFonts w:eastAsia="맑은 고딕"/>
           <w:b w:val="0"/>
           <w:i w:val="0"/>
           <w:sz w:val="20"/>
         </w:rPr>
-        <w:t xml:space="preserve">“Concurrent Optimization of Diffraction Fields from Binary Phase Mask for Three-Dimensional Nanopatterning”, </w:t>
-      </w:r>
-      <w:r>
-        <w:rPr>
+        <w:t xml:space="preserve">“Development of AI systems for smart injection molding based on digital twin”, </w:t>
+      </w:r>
+      <w:r>
+        <w:rPr>
+          <w:rFonts w:eastAsia="맑은 고딕"/>
           <w:b w:val="0"/>
           <w:i/>
           <w:sz w:val="20"/>
         </w:rPr>
-        <w:t>ACS Photonics</w:t>
-      </w:r>
-      <w:r>
-        <w:rPr>
+        <w:t>International Injection Moulding Conference (IIMC 2019)</w:t>
+      </w:r>
+      <w:r>
+        <w:rPr>
+          <w:rFonts w:eastAsia="맑은 고딕"/>
           <w:b w:val="0"/>
           <w:i w:val="0"/>
           <w:sz w:val="20"/>
         </w:rPr>
-        <w:t>, 10, 4</w:t>
-      </w:r>
-      <w:r>
-        <w:rPr>
-          <w:b w:val="0"/>
-          <w:i w:val="0"/>
-          <w:sz w:val="20"/>
-        </w:rPr>
-        <w:t xml:space="preserve"> (2022)</w:t>
+        <w:t>, Aachen, Germany, Apr. 2019 (Oral Presenter)</w:t>
       </w:r>
     </w:p>
     <w:p>
       <w:pPr>
-        <w:spacing w:before="0" w:after="40" w:line="252" w:lineRule="auto"/>
+        <w:spacing w:before="0" w:after="40" w:line="250" w:lineRule="auto"/>
         <w:ind w:left="360" w:hanging="360"/>
         <w:jc w:val="left"/>
       </w:pPr>
       <w:r>
         <w:rPr>
+          <w:rFonts w:eastAsia="맑은 고딕"/>
           <w:b w:val="0"/>
           <w:i w:val="0"/>
           <w:sz w:val="20"/>
         </w:rPr>
-        <w:t xml:space="preserve">[7] S. Moon+, C. Lee+, Y. Yang+, J. Kim, T. Badloe, C. Jung, C. Yoon, J. Rho*, </w:t>
-      </w:r>
-      <w:r>
-        <w:rPr>
+        <w:t xml:space="preserve">[7] C. Lee, S. Yoon, D. Kim, S. Park, </w:t>
+      </w:r>
+      <w:r>
+        <w:rPr>
+          <w:rFonts w:eastAsia="맑은 고딕"/>
           <w:b w:val="0"/>
           <w:i w:val="0"/>
           <w:sz w:val="20"/>
         </w:rPr>
-        <w:t xml:space="preserve">“Tutorial on metalenses for advanced flat optics: design, fabrication, and critical considerations”, </w:t>
-      </w:r>
-      <w:r>
-        <w:rPr>
+        <w:t xml:space="preserve">“Deep Neural Network-based approach for warpage and weight prediction of plastic injection molding”, </w:t>
+      </w:r>
+      <w:r>
+        <w:rPr>
+          <w:rFonts w:eastAsia="맑은 고딕"/>
           <w:b w:val="0"/>
           <w:i/>
           <w:sz w:val="20"/>
         </w:rPr>
-        <w:t>Journal of Applied Physics</w:t>
-      </w:r>
-      <w:r>
-        <w:rPr>
+        <w:t>PM World Congress (PM 2018)</w:t>
+      </w:r>
+      <w:r>
+        <w:rPr>
+          <w:rFonts w:eastAsia="맑은 고딕"/>
           <w:b w:val="0"/>
           <w:i w:val="0"/>
           <w:sz w:val="20"/>
         </w:rPr>
-        <w:t>, 131, 9</w:t>
-      </w:r>
-      <w:r>
-        <w:rPr>
-          <w:b w:val="0"/>
-          <w:i w:val="0"/>
-          <w:sz w:val="20"/>
-        </w:rPr>
-        <w:t xml:space="preserve"> (2022)</w:t>
+        <w:t>, Beijing, China, Sep. 2018 (Oral Presenter)</w:t>
       </w:r>
     </w:p>
     <w:p>
       <w:pPr>
-        <w:spacing w:before="0" w:after="40" w:line="252" w:lineRule="auto"/>
+        <w:spacing w:before="0" w:after="40" w:line="250" w:lineRule="auto"/>
         <w:ind w:left="360" w:hanging="360"/>
         <w:jc w:val="left"/>
       </w:pPr>
       <w:r>
         <w:rPr>
+          <w:rFonts w:eastAsia="맑은 고딕"/>
           <w:b w:val="0"/>
           <w:i w:val="0"/>
           <w:sz w:val="20"/>
         </w:rPr>
-        <w:t xml:space="preserve">[8] D. Shin+, C. Lee+, U. Kühn, S. Lee, S. Park, H. Schwab, S. Scudino, K. Kosiba*, </w:t>
-      </w:r>
-      <w:r>
-        <w:rPr>
+        <w:t xml:space="preserve">[8] J. Han, C. Gal, C. Lee, J. Cho, S. Park, </w:t>
+      </w:r>
+      <w:r>
+        <w:rPr>
+          <w:rFonts w:eastAsia="맑은 고딕"/>
           <w:b w:val="0"/>
           <w:i w:val="0"/>
           <w:sz w:val="20"/>
         </w:rPr>
-        <w:t xml:space="preserve">“Optimizing laser powder bed fusion of Ti-5Al-5V-5Mo-3Cr by artificial intelligence”, </w:t>
-      </w:r>
-      <w:r>
-        <w:rPr>
+        <w:t xml:space="preserve">“Development of bio-inspired piezoelectric hair cell sensor using powder injection molding”, </w:t>
+      </w:r>
+      <w:r>
+        <w:rPr>
+          <w:rFonts w:eastAsia="맑은 고딕"/>
           <w:b w:val="0"/>
           <w:i/>
           <w:sz w:val="20"/>
         </w:rPr>
-        <w:t>Journal of Alloys and Compounds</w:t>
-      </w:r>
-      <w:r>
-        <w:rPr>
+        <w:t>Sixth Asia International Symposium on Mechatronics (AISM 2017)</w:t>
+      </w:r>
+      <w:r>
+        <w:rPr>
+          <w:rFonts w:eastAsia="맑은 고딕"/>
           <w:b w:val="0"/>
           <w:i w:val="0"/>
           <w:sz w:val="20"/>
         </w:rPr>
-        <w:t>, 862, 158018</w:t>
-      </w:r>
-      <w:r>
-        <w:rPr>
-          <w:b w:val="0"/>
-          <w:i w:val="0"/>
-          <w:sz w:val="20"/>
-        </w:rPr>
-        <w:t xml:space="preserve"> (2021)</w:t>
+        <w:t>, Pohang, Korea, Sep. 2017 (Oral Presenter)</w:t>
       </w:r>
     </w:p>
     <w:p>
       <w:pPr>
-        <w:spacing w:before="0" w:after="40" w:line="252" w:lineRule="auto"/>
+        <w:spacing w:before="180" w:after="60" w:line="250" w:lineRule="auto"/>
+        <w:jc w:val="left"/>
+      </w:pPr>
+      <w:r>
+        <w:rPr>
+          <w:rFonts w:eastAsia="맑은 고딕"/>
+          <w:b/>
+          <w:i w:val="0"/>
+          <w:sz w:val="22"/>
+        </w:rPr>
+        <w:t>■ Domestic Conference</w:t>
+      </w:r>
+    </w:p>
+    <w:p>
+      <w:pPr>
+        <w:spacing w:before="0" w:after="40" w:line="250" w:lineRule="auto"/>
         <w:ind w:left="360" w:hanging="360"/>
         <w:jc w:val="left"/>
       </w:pPr>
       <w:r>
         <w:rPr>
+          <w:rFonts w:eastAsia="맑은 고딕"/>
           <w:b w:val="0"/>
           <w:i w:val="0"/>
           <w:sz w:val="20"/>
         </w:rPr>
-        <w:t xml:space="preserve">[9] C. Lee+, J. Na, K. Park, H. Yu, J. Kim, K. Choi, D. Park, S. Park, J. Rho*, S. Lee*, </w:t>
-      </w:r>
-      <w:r>
-        <w:rPr>
+        <w:t xml:space="preserve">[1] C. Lee, J. Rho, </w:t>
+      </w:r>
+      <w:r>
+        <w:rPr>
+          <w:rFonts w:eastAsia="맑은 고딕"/>
           <w:b w:val="0"/>
           <w:i w:val="0"/>
           <w:sz w:val="20"/>
         </w:rPr>
-        <w:t xml:space="preserve">“Development of artificial neural network system to recommend process conditions of injection molding for various geometries”, </w:t>
-      </w:r>
-      <w:r>
-        <w:rPr>
+        <w:t xml:space="preserve">“3D Proximity-Field Nanopatterning Control based on Particle Swarm Optimization”, </w:t>
+      </w:r>
+      <w:r>
+        <w:rPr>
+          <w:rFonts w:eastAsia="맑은 고딕"/>
           <w:b w:val="0"/>
           <w:i/>
           <w:sz w:val="20"/>
         </w:rPr>
-        <w:t>Advanced Intelligent Systems</w:t>
-      </w:r>
-      <w:r>
-        <w:rPr>
+        <w:t>KSME Micro/Nano 2022</w:t>
+      </w:r>
+      <w:r>
+        <w:rPr>
+          <w:rFonts w:eastAsia="맑은 고딕"/>
           <w:b w:val="0"/>
           <w:i w:val="0"/>
           <w:sz w:val="20"/>
         </w:rPr>
-        <w:t>, 2, 10</w:t>
-      </w:r>
-      <w:r>
-        <w:rPr>
-          <w:b w:val="0"/>
-          <w:i w:val="0"/>
-          <w:sz w:val="20"/>
-        </w:rPr>
-        <w:t xml:space="preserve"> (2020)</w:t>
+        <w:t>, Korea, May 2022 (Oral Presenter)</w:t>
       </w:r>
     </w:p>
     <w:p>
       <w:pPr>
-        <w:spacing w:before="0" w:after="40" w:line="252" w:lineRule="auto"/>
+        <w:spacing w:before="0" w:after="40" w:line="250" w:lineRule="auto"/>
         <w:ind w:left="360" w:hanging="360"/>
         <w:jc w:val="left"/>
       </w:pPr>
       <w:r>
         <w:rPr>
+          <w:rFonts w:eastAsia="맑은 고딕"/>
           <w:b w:val="0"/>
           <w:i w:val="0"/>
           <w:sz w:val="20"/>
         </w:rPr>
-        <w:t xml:space="preserve">[10] T. Lee+, C. Lee+, D. Oh, T. Badloe, J. Oh, J. Rho*, </w:t>
-      </w:r>
-      <w:r>
-        <w:rPr>
+        <w:t xml:space="preserve">[2] C. Lee, J. Rho, </w:t>
+      </w:r>
+      <w:r>
+        <w:rPr>
+          <w:rFonts w:eastAsia="맑은 고딕"/>
           <w:b w:val="0"/>
           <w:i w:val="0"/>
           <w:sz w:val="20"/>
         </w:rPr>
-        <w:t xml:space="preserve">“Scalable and high-throughput top-down manufacturing of optical metasurfaces”, </w:t>
-      </w:r>
-      <w:r>
-        <w:rPr>
+        <w:t xml:space="preserve">“Reversed design of metasurface antenna based on artificial neural networks”, </w:t>
+      </w:r>
+      <w:r>
+        <w:rPr>
+          <w:rFonts w:eastAsia="맑은 고딕"/>
           <w:b w:val="0"/>
           <w:i/>
           <w:sz w:val="20"/>
         </w:rPr>
-        <w:t>Sensors</w:t>
-      </w:r>
-      <w:r>
-        <w:rPr>
+        <w:t>KSME Micro/Nano 2020</w:t>
+      </w:r>
+      <w:r>
+        <w:rPr>
+          <w:rFonts w:eastAsia="맑은 고딕"/>
           <w:b w:val="0"/>
           <w:i w:val="0"/>
           <w:sz w:val="20"/>
         </w:rPr>
-        <w:t>, 20, 15</w:t>
-      </w:r>
-      <w:r>
-        <w:rPr>
-          <w:b w:val="0"/>
-          <w:i w:val="0"/>
-          <w:sz w:val="20"/>
-        </w:rPr>
-        <w:t xml:space="preserve"> (2020)</w:t>
+        <w:t>, Korea, Jul. 2021 (Virtual Poster)</w:t>
       </w:r>
     </w:p>
     <w:p>
       <w:pPr>
-        <w:spacing w:before="0" w:after="40" w:line="252" w:lineRule="auto"/>
+        <w:spacing w:before="0" w:after="40" w:line="250" w:lineRule="auto"/>
         <w:ind w:left="360" w:hanging="360"/>
         <w:jc w:val="left"/>
       </w:pPr>
       <w:r>
         <w:rPr>
+          <w:rFonts w:eastAsia="맑은 고딕"/>
           <w:b w:val="0"/>
           <w:i w:val="0"/>
           <w:sz w:val="20"/>
         </w:rPr>
-        <w:t xml:space="preserve">[11] D. Shin+, C. Lee+, S. Kim, D. Park, J. Oh, C. Gal, J. Koo, S. Park, S. Lee*, </w:t>
-      </w:r>
-      <w:r>
-        <w:rPr>
+        <w:t xml:space="preserve">[3] H. Kwon, C. Lee, S. Park, </w:t>
+      </w:r>
+      <w:r>
+        <w:rPr>
+          <w:rFonts w:eastAsia="맑은 고딕"/>
           <w:b w:val="0"/>
           <w:i w:val="0"/>
           <w:sz w:val="20"/>
         </w:rPr>
-        <w:t xml:space="preserve">“Analysis of cold compaction for Fe-C, Fe-C-Cu powder design based on constitutive relation and artificial neural networks”, </w:t>
-      </w:r>
-      <w:r>
-        <w:rPr>
+        <w:t xml:space="preserve">“Artificial neural network based processing parameter optimization for injection molding”, </w:t>
+      </w:r>
+      <w:r>
+        <w:rPr>
+          <w:rFonts w:eastAsia="맑은 고딕"/>
           <w:b w:val="0"/>
           <w:i/>
           <w:sz w:val="20"/>
         </w:rPr>
-        <w:t>Powder Technology</w:t>
-      </w:r>
-      <w:r>
-        <w:rPr>
+        <w:t>KSDME Winter Conference 2018</w:t>
+      </w:r>
+      <w:r>
+        <w:rPr>
+          <w:rFonts w:eastAsia="맑은 고딕"/>
           <w:b w:val="0"/>
           <w:i w:val="0"/>
           <w:sz w:val="20"/>
         </w:rPr>
-        <w:t>, 353, 15</w:t>
-      </w:r>
-      <w:r>
-        <w:rPr>
-          <w:b w:val="0"/>
-          <w:i w:val="0"/>
-          <w:sz w:val="20"/>
-        </w:rPr>
-        <w:t xml:space="preserve"> (2019)</w:t>
+        <w:t>, Korea, Dec. 2018 (Oral Presenter)</w:t>
       </w:r>
     </w:p>
     <w:p>
       <w:pPr>
-        <w:spacing w:before="200" w:after="60" w:line="252" w:lineRule="auto"/>
+        <w:spacing w:before="0" w:after="40" w:line="250" w:lineRule="auto"/>
+        <w:ind w:left="360" w:hanging="360"/>
         <w:jc w:val="left"/>
       </w:pPr>
       <w:r>
         <w:rPr>
+          <w:rFonts w:eastAsia="맑은 고딕"/>
+          <w:b w:val="0"/>
+          <w:i w:val="0"/>
+          <w:sz w:val="20"/>
+        </w:rPr>
+        <w:t xml:space="preserve">[4] C. Lee, H. Kwon, D. Kim, S. Park, </w:t>
+      </w:r>
+      <w:r>
+        <w:rPr>
+          <w:rFonts w:eastAsia="맑은 고딕"/>
+          <w:b w:val="0"/>
+          <w:i w:val="0"/>
+          <w:sz w:val="20"/>
+        </w:rPr>
+        <w:t xml:space="preserve">“Development a quality prediction model using deep neural network for injection molding”, </w:t>
+      </w:r>
+      <w:r>
+        <w:rPr>
+          <w:rFonts w:eastAsia="맑은 고딕"/>
+          <w:b w:val="0"/>
+          <w:i/>
+          <w:sz w:val="20"/>
+        </w:rPr>
+        <w:t>Korean Powder Metallurgy Institute (KPMI)</w:t>
+      </w:r>
+      <w:r>
+        <w:rPr>
+          <w:rFonts w:eastAsia="맑은 고딕"/>
+          <w:b w:val="0"/>
+          <w:i w:val="0"/>
+          <w:sz w:val="20"/>
+        </w:rPr>
+        <w:t>, Yeosu, Korea, Mar. 2018 (Oral Presenter)</w:t>
+      </w:r>
+    </w:p>
+    <w:p>
+      <w:pPr>
+        <w:spacing w:before="180" w:after="60" w:line="250" w:lineRule="auto"/>
+        <w:jc w:val="left"/>
+      </w:pPr>
+      <w:r>
+        <w:rPr>
+          <w:rFonts w:eastAsia="맑은 고딕"/>
           <w:b/>
           <w:i w:val="0"/>
           <w:sz w:val="22"/>
         </w:rPr>
-        <w:t>■ Co-Author Peer-Reviewed Publications</w:t>
+        <w:t>■ Patents</w:t>
       </w:r>
     </w:p>
     <w:p>
       <w:pPr>
-        <w:spacing w:before="0" w:after="40" w:line="252" w:lineRule="auto"/>
+        <w:spacing w:before="0" w:after="40" w:line="250" w:lineRule="auto"/>
         <w:ind w:left="360" w:hanging="360"/>
         <w:jc w:val="left"/>
       </w:pPr>
       <w:r>
         <w:rPr>
+          <w:rFonts w:eastAsia="맑은 고딕"/>
           <w:b w:val="0"/>
           <w:i w:val="0"/>
           <w:sz w:val="20"/>
         </w:rPr>
-        <w:t xml:space="preserve">[1] J. Seong, Y. Jeon, G. Han, S. Lee, Y. Yang, S. Kim, C. Lee, J. Kim, J. Kim, M. Jeong, J. Noh, J. An, J. Rho*, </w:t>
-      </w:r>
-      <w:r>
-        <w:rPr>
+        <w:t xml:space="preserve">[1] 이치헌, 노준석, 전석우, 배광민, 장건호, </w:t>
+      </w:r>
+      <w:r>
+        <w:rPr>
+          <w:rFonts w:eastAsia="맑은 고딕"/>
           <w:b w:val="0"/>
           <w:i w:val="0"/>
           <w:sz w:val="20"/>
         </w:rPr>
-        <w:t xml:space="preserve">“Modal contrast engineering in ultraviolet and visible metalenses enabled by material-selective hybridization”, </w:t>
-      </w:r>
-      <w:r>
-        <w:rPr>
-          <w:b w:val="0"/>
-          <w:i/>
-          <w:sz w:val="20"/>
-        </w:rPr>
-        <w:t>Nature Communications</w:t>
-      </w:r>
-      <w:r>
-        <w:rPr>
+        <w:t xml:space="preserve">“Electric-field-controlled 3D proximity-field patterning mask design apparatus, mask, manufacturing method, and nanopatterning apparatus”, </w:t>
+      </w:r>
+      <w:r>
+        <w:rPr>
+          <w:rFonts w:eastAsia="맑은 고딕"/>
           <w:b w:val="0"/>
           <w:i w:val="0"/>
           <w:sz w:val="20"/>
         </w:rPr>
-        <w:t>, 17, 7908</w:t>
-      </w:r>
-      <w:r>
-        <w:rPr>
-          <w:b w:val="0"/>
-          <w:i w:val="0"/>
-          <w:sz w:val="20"/>
-        </w:rPr>
-        <w:t xml:space="preserve"> (2026)</w:t>
+        <w:t>10-2023-0135822, Korea (2023)</w:t>
       </w:r>
     </w:p>
     <w:p>
       <w:pPr>
-        <w:spacing w:before="0" w:after="40" w:line="252" w:lineRule="auto"/>
+        <w:spacing w:before="0" w:after="40" w:line="250" w:lineRule="auto"/>
         <w:ind w:left="360" w:hanging="360"/>
         <w:jc w:val="left"/>
       </w:pPr>
       <w:r>
         <w:rPr>
+          <w:rFonts w:eastAsia="맑은 고딕"/>
           <w:b w:val="0"/>
           <w:i w:val="0"/>
           <w:sz w:val="20"/>
         </w:rPr>
-        <w:t xml:space="preserve">[2] HC. Phan, MT. Tran, C. Lee, H. Kim, S. Oh, DK. Kim, HW. Lee*, </w:t>
-      </w:r>
-      <w:r>
-        <w:rPr>
+        <w:t xml:space="preserve">[2] 유재호, 노준석, 김범식, 김영찬, 소순애, 오동교, 이석호, 이치헌, </w:t>
+      </w:r>
+      <w:r>
+        <w:rPr>
+          <w:rFonts w:eastAsia="맑은 고딕"/>
           <w:b w:val="0"/>
           <w:i w:val="0"/>
           <w:sz w:val="20"/>
         </w:rPr>
-        <w:t xml:space="preserve">“Parameter-aware high-fidelity microstructure generation using stable diffusion”, </w:t>
-      </w:r>
-      <w:r>
-        <w:rPr>
-          <w:b w:val="0"/>
-          <w:i/>
-          <w:sz w:val="20"/>
-        </w:rPr>
-        <w:t>Advanced Engineering Informatics</w:t>
-      </w:r>
-      <w:r>
-        <w:rPr>
+        <w:t xml:space="preserve">“Manufacturing method of meta-optical device, meta-optical device, and optical apparatus including the meta-optical device”, </w:t>
+      </w:r>
+      <w:r>
+        <w:rPr>
+          <w:rFonts w:eastAsia="맑은 고딕"/>
           <w:b w:val="0"/>
           <w:i w:val="0"/>
           <w:sz w:val="20"/>
         </w:rPr>
-        <w:t xml:space="preserve"> (2026)</w:t>
+        <w:t>10-2023-0085299, Korea, assignee: Samsung Display (2023)</w:t>
       </w:r>
     </w:p>
     <w:p>
       <w:pPr>
-        <w:spacing w:before="0" w:after="40" w:line="252" w:lineRule="auto"/>
+        <w:spacing w:before="0" w:after="40" w:line="250" w:lineRule="auto"/>
         <w:ind w:left="360" w:hanging="360"/>
         <w:jc w:val="left"/>
       </w:pPr>
       <w:r>
         <w:rPr>
+          <w:rFonts w:eastAsia="맑은 고딕"/>
           <w:b w:val="0"/>
           <w:i w:val="0"/>
           <w:sz w:val="20"/>
         </w:rPr>
-        <w:t xml:space="preserve">[3] J. Jung+, S. Oh, H. Kim, J. Na, SJ. Bae, C. Lee, SJ. Kim, HW. Lee*, </w:t>
-      </w:r>
-      <w:r>
-        <w:rPr>
+        <w:t xml:space="preserve">[3] 강윤희, 강준석, 최강혁, 노준석, 이치헌, 신다슬, 권혁준, </w:t>
+      </w:r>
+      <w:r>
+        <w:rPr>
+          <w:rFonts w:eastAsia="맑은 고딕"/>
           <w:b w:val="0"/>
           <w:i w:val="0"/>
           <w:sz w:val="20"/>
         </w:rPr>
-        <w:t xml:space="preserve">“Multi-fidelity learning-based latent diffusion model for three-dimensional inverse microstructure design of dual phase steels”, </w:t>
-      </w:r>
-      <w:r>
-        <w:rPr>
-          <w:b w:val="0"/>
-          <w:i/>
-          <w:sz w:val="20"/>
-        </w:rPr>
-        <w:t>Materials &amp; Design</w:t>
-      </w:r>
-      <w:r>
-        <w:rPr>
+        <w:t xml:space="preserve">“AI-based placement system for minimizing hot-rolled coil temperature deviation”, </w:t>
+      </w:r>
+      <w:r>
+        <w:rPr>
+          <w:rFonts w:eastAsia="맑은 고딕"/>
           <w:b w:val="0"/>
           <w:i w:val="0"/>
           <w:sz w:val="20"/>
         </w:rPr>
-        <w:t>, 258, 114623</w:t>
-      </w:r>
-      <w:r>
-        <w:rPr>
-          <w:b w:val="0"/>
-          <w:i w:val="0"/>
-          <w:sz w:val="20"/>
-        </w:rPr>
-        <w:t xml:space="preserve"> (2025)</w:t>
+        <w:t>10-2023-0133116, Korea, assignee: POSCO (2023)</w:t>
       </w:r>
     </w:p>
     <w:p>
       <w:pPr>
-        <w:spacing w:before="0" w:after="40" w:line="252" w:lineRule="auto"/>
+        <w:spacing w:before="0" w:after="40" w:line="250" w:lineRule="auto"/>
         <w:ind w:left="360" w:hanging="360"/>
         <w:jc w:val="left"/>
       </w:pPr>
       <w:r>
         <w:rPr>
+          <w:rFonts w:eastAsia="맑은 고딕"/>
           <w:b w:val="0"/>
           <w:i w:val="0"/>
           <w:sz w:val="20"/>
         </w:rPr>
-        <w:t xml:space="preserve">[4] J. Seong+, Y. Yang+, Y. Jeon, C. Lee, J. An, J. Rho*, </w:t>
-      </w:r>
-      <w:r>
-        <w:rPr>
+        <w:t xml:space="preserve">[4] 유현재, 박경호, 이승철, 이치헌, </w:t>
+      </w:r>
+      <w:r>
+        <w:rPr>
+          <w:rFonts w:eastAsia="맑은 고딕"/>
           <w:b w:val="0"/>
           <w:i w:val="0"/>
           <w:sz w:val="20"/>
         </w:rPr>
-        <w:t xml:space="preserve">“Structurally reordered crystalline atomic layer-dielectric hybrid metasurfaces for near-unity efficiency in the visible”, </w:t>
-      </w:r>
-      <w:r>
-        <w:rPr>
-          <w:b w:val="0"/>
-          <w:i/>
-          <w:sz w:val="20"/>
-        </w:rPr>
-        <w:t>Materials Today</w:t>
-      </w:r>
-      <w:r>
-        <w:rPr>
+        <w:t xml:space="preserve">“AI-based injection molding system and method for generating molding conditions”, </w:t>
+      </w:r>
+      <w:r>
+        <w:rPr>
+          <w:rFonts w:eastAsia="맑은 고딕"/>
           <w:b w:val="0"/>
           <w:i w:val="0"/>
           <w:sz w:val="20"/>
         </w:rPr>
-        <w:t>, 88, 137</w:t>
-      </w:r>
-      <w:r>
-        <w:rPr>
-          <w:b w:val="0"/>
-          <w:i w:val="0"/>
-          <w:sz w:val="20"/>
-        </w:rPr>
-        <w:t xml:space="preserve"> (2025)</w:t>
+        <w:t>WO 2021/049848 A1; US 2022/0388215 A1 (granted 2022-12-08); EP 4029672 A4 (granted 2023-10-18), PCT / United States / European Patent Office (2021)</w:t>
       </w:r>
     </w:p>
     <w:p>
       <w:pPr>
-        <w:spacing w:before="0" w:after="40" w:line="252" w:lineRule="auto"/>
+        <w:spacing w:before="0" w:after="40" w:line="250" w:lineRule="auto"/>
         <w:ind w:left="360" w:hanging="360"/>
         <w:jc w:val="left"/>
       </w:pPr>
       <w:r>
         <w:rPr>
+          <w:rFonts w:eastAsia="맑은 고딕"/>
           <w:b w:val="0"/>
           <w:i w:val="0"/>
           <w:sz w:val="20"/>
         </w:rPr>
-        <w:t xml:space="preserve">[5] B. Ko+, J. Noh+, D. Chae, C. Lee, H. Lim, H. Lee, J. Rho*, </w:t>
-      </w:r>
-      <w:r>
-        <w:rPr>
+        <w:t xml:space="preserve">[5] 현봉준, 이준호, 박수재, 조시우, 최재령, 김무범, 박재성, 조원주, 이치헌, </w:t>
+      </w:r>
+      <w:r>
+        <w:rPr>
+          <w:rFonts w:eastAsia="맑은 고딕"/>
           <w:b w:val="0"/>
           <w:i w:val="0"/>
           <w:sz w:val="20"/>
         </w:rPr>
-        <w:t xml:space="preserve">“Neutral-Colored Transparent Radiative Cooler by Tailoring Solar Absorption with Punctured Bragg Reflectors”, </w:t>
-      </w:r>
-      <w:r>
-        <w:rPr>
-          <w:b w:val="0"/>
-          <w:i/>
-          <w:sz w:val="20"/>
-        </w:rPr>
-        <w:t>Advanced Functional Materials</w:t>
-      </w:r>
-      <w:r>
-        <w:rPr>
+        <w:t xml:space="preserve">“Anti-lock braking system (ABS) for bicycles”, </w:t>
+      </w:r>
+      <w:r>
+        <w:rPr>
+          <w:rFonts w:eastAsia="맑은 고딕"/>
           <w:b w:val="0"/>
           <w:i w:val="0"/>
           <w:sz w:val="20"/>
         </w:rPr>
-        <w:t>, 2410613</w:t>
-      </w:r>
-      <w:r>
-        <w:rPr>
-          <w:b w:val="0"/>
-          <w:i w:val="0"/>
-          <w:sz w:val="20"/>
-        </w:rPr>
-        <w:t xml:space="preserve"> (2024)</w:t>
+        <w:t>10-2017-0027222, Korea (2017)</w:t>
       </w:r>
     </w:p>
     <w:p>
       <w:pPr>
-        <w:spacing w:before="0" w:after="40" w:line="252" w:lineRule="auto"/>
+        <w:spacing w:before="180" w:after="60" w:line="250" w:lineRule="auto"/>
+        <w:jc w:val="left"/>
+      </w:pPr>
+      <w:r>
+        <w:rPr>
+          <w:rFonts w:eastAsia="맑은 고딕"/>
+          <w:b/>
+          <w:i w:val="0"/>
+          <w:sz w:val="22"/>
+        </w:rPr>
+        <w:t>■ Specializations</w:t>
+      </w:r>
+    </w:p>
+    <w:p>
+      <w:pPr>
+        <w:spacing w:before="0" w:after="40" w:line="250" w:lineRule="auto"/>
+        <w:ind w:left="360"/>
+        <w:jc w:val="left"/>
+      </w:pPr>
+      <w:r>
+        <w:rPr>
+          <w:rFonts w:eastAsia="맑은 고딕"/>
+          <w:b/>
+          <w:i w:val="0"/>
+          <w:sz w:val="20"/>
+        </w:rPr>
+        <w:t xml:space="preserve">Forward Simulation. </w:t>
+      </w:r>
+      <w:r>
+        <w:rPr>
+          <w:rFonts w:eastAsia="맑은 고딕"/>
+          <w:b w:val="0"/>
+          <w:i w:val="0"/>
+          <w:sz w:val="20"/>
+        </w:rPr>
+        <w:t>RCWA (in-house MATLAB), FDTD (Lumerical, MEEP), FEM (COMSOL), Bulk optics (VirtualLab Fusion), Scalar diffraction (in-house MATLAB)</w:t>
+      </w:r>
+    </w:p>
+    <w:p>
+      <w:pPr>
+        <w:spacing w:before="0" w:after="40" w:line="250" w:lineRule="auto"/>
+        <w:ind w:left="360"/>
+        <w:jc w:val="left"/>
+      </w:pPr>
+      <w:r>
+        <w:rPr>
+          <w:rFonts w:eastAsia="맑은 고딕"/>
+          <w:b/>
+          <w:i w:val="0"/>
+          <w:sz w:val="20"/>
+        </w:rPr>
+        <w:t xml:space="preserve">Learning &amp; Optimization. </w:t>
+      </w:r>
+      <w:r>
+        <w:rPr>
+          <w:rFonts w:eastAsia="맑은 고딕"/>
+          <w:b w:val="0"/>
+          <w:i w:val="0"/>
+          <w:sz w:val="20"/>
+        </w:rPr>
+        <w:t>PyTorch, TensorFlow, Searching, PSO, Genetic, CMA-ES, Adjoint method, Automatic differentiation, Gradient, DDQN, Simulated Annealing, Gaussian Process (Bayesian Optimization)</w:t>
+      </w:r>
+    </w:p>
+    <w:p>
+      <w:pPr>
+        <w:spacing w:before="0" w:after="40" w:line="250" w:lineRule="auto"/>
+        <w:ind w:left="360"/>
+        <w:jc w:val="left"/>
+      </w:pPr>
+      <w:r>
+        <w:rPr>
+          <w:rFonts w:eastAsia="맑은 고딕"/>
+          <w:b/>
+          <w:i w:val="0"/>
+          <w:sz w:val="20"/>
+        </w:rPr>
+        <w:t xml:space="preserve">Manufacturing Applications. </w:t>
+      </w:r>
+      <w:r>
+        <w:rPr>
+          <w:rFonts w:eastAsia="맑은 고딕"/>
+          <w:b w:val="0"/>
+          <w:i w:val="0"/>
+          <w:sz w:val="20"/>
+        </w:rPr>
+        <w:t>Injection molding, Hot-rolled coil placement, Punch press, Drilling, DED metal 3D printing, Powder injection molding, Powder manufacturing</w:t>
+      </w:r>
+    </w:p>
+    <w:p>
+      <w:pPr>
+        <w:spacing w:before="0" w:after="40" w:line="250" w:lineRule="auto"/>
+        <w:ind w:left="360"/>
+        <w:jc w:val="left"/>
+      </w:pPr>
+      <w:r>
+        <w:rPr>
+          <w:rFonts w:eastAsia="맑은 고딕"/>
+          <w:b/>
+          <w:i w:val="0"/>
+          <w:sz w:val="20"/>
+        </w:rPr>
+        <w:t xml:space="preserve">Nanophotonics Applications. </w:t>
+      </w:r>
+      <w:r>
+        <w:rPr>
+          <w:rFonts w:eastAsia="맑은 고딕"/>
+          <w:b w:val="0"/>
+          <w:i w:val="0"/>
+          <w:sz w:val="20"/>
+        </w:rPr>
+        <w:t>LED simulation and collimation, 3D patterning mask design, Color filter, Nano antenna, Achromatic metalens, Meta-hologram, Beam forming</w:t>
+      </w:r>
+    </w:p>
+    <w:p>
+      <w:pPr>
+        <w:spacing w:before="0" w:after="40" w:line="250" w:lineRule="auto"/>
+        <w:ind w:left="360"/>
+        <w:jc w:val="left"/>
+      </w:pPr>
+      <w:r>
+        <w:rPr>
+          <w:rFonts w:eastAsia="맑은 고딕"/>
+          <w:b/>
+          <w:i w:val="0"/>
+          <w:sz w:val="20"/>
+        </w:rPr>
+        <w:t xml:space="preserve">Metal Autonomous Laboratory. </w:t>
+      </w:r>
+      <w:r>
+        <w:rPr>
+          <w:rFonts w:eastAsia="맑은 고딕"/>
+          <w:b w:val="0"/>
+          <w:i w:val="0"/>
+          <w:sz w:val="20"/>
+        </w:rPr>
+        <w:t>Instrument automation and integration, ROS-based robotic sample handling, In-situ data acquisition and standardization, Closed-loop active learning and Bayesian optimization, Agentic experiment orchestration, Laser powder bed fusion parameter search</w:t>
+      </w:r>
+    </w:p>
+    <w:p>
+      <w:pPr>
+        <w:spacing w:before="180" w:after="60" w:line="250" w:lineRule="auto"/>
+        <w:jc w:val="left"/>
+      </w:pPr>
+      <w:r>
+        <w:rPr>
+          <w:rFonts w:eastAsia="맑은 고딕"/>
+          <w:b/>
+          <w:i w:val="0"/>
+          <w:sz w:val="22"/>
+        </w:rPr>
+        <w:t>■ Active Collaborations</w:t>
+      </w:r>
+    </w:p>
+    <w:p>
+      <w:pPr>
+        <w:spacing w:before="0" w:after="40" w:line="250" w:lineRule="auto"/>
         <w:ind w:left="360" w:hanging="360"/>
         <w:jc w:val="left"/>
       </w:pPr>
       <w:r>
         <w:rPr>
+          <w:rFonts w:eastAsia="맑은 고딕"/>
+          <w:b/>
+          <w:i w:val="0"/>
+          <w:sz w:val="20"/>
+        </w:rPr>
+        <w:t>Nanomaterials for Electronics and Optics Lab</w:t>
+      </w:r>
+      <w:r>
+        <w:rPr>
+          <w:rFonts w:eastAsia="맑은 고딕"/>
           <w:b w:val="0"/>
           <w:i w:val="0"/>
           <w:sz w:val="20"/>
         </w:rPr>
-        <w:t xml:space="preserve">[6] H. Keawmuang+, T. Badloe+, C. Lee, J. Park, J. Rho*, </w:t>
-      </w:r>
-      <w:r>
-        <w:rPr>
-          <w:b w:val="0"/>
-          <w:i w:val="0"/>
-          <w:sz w:val="20"/>
-        </w:rPr>
-        <w:t xml:space="preserve">“Inverse design of colored daytime radiative coolers using deep neural networks”, </w:t>
-      </w:r>
-      <w:r>
-        <w:rPr>
-          <w:b w:val="0"/>
-          <w:i/>
-          <w:sz w:val="20"/>
-        </w:rPr>
-        <w:t>Solar Energy Materials and Solar Cells</w:t>
-      </w:r>
-      <w:r>
-        <w:rPr>
-          <w:b w:val="0"/>
-          <w:i w:val="0"/>
-          <w:sz w:val="20"/>
-        </w:rPr>
-        <w:t>, 271, 112848</w:t>
-      </w:r>
-      <w:r>
-        <w:rPr>
-          <w:b w:val="0"/>
-          <w:i w:val="0"/>
-          <w:sz w:val="20"/>
-        </w:rPr>
-        <w:t xml:space="preserve"> (2024)</w:t>
+        <w:t>, Korea University — PI: Prof. Seokwoo Jeon. 3D nanopatterning using metasurface</w:t>
       </w:r>
     </w:p>
     <w:p>
       <w:pPr>
-        <w:spacing w:before="0" w:after="40" w:line="252" w:lineRule="auto"/>
+        <w:spacing w:before="0" w:after="40" w:line="250" w:lineRule="auto"/>
         <w:ind w:left="360" w:hanging="360"/>
         <w:jc w:val="left"/>
       </w:pPr>
       <w:r>
         <w:rPr>
+          <w:rFonts w:eastAsia="맑은 고딕"/>
+          <w:b/>
+          <w:i w:val="0"/>
+          <w:sz w:val="20"/>
+        </w:rPr>
+        <w:t>Leibniz IFW Dresden</w:t>
+      </w:r>
+      <w:r>
+        <w:rPr>
+          <w:rFonts w:eastAsia="맑은 고딕"/>
           <w:b w:val="0"/>
           <w:i w:val="0"/>
           <w:sz w:val="20"/>
         </w:rPr>
-        <w:t xml:space="preserve">[7] D. Park*, H. Lee, H. Song, KJ. Cha, SK. Hwang, C. Lee, </w:t>
-      </w:r>
-      <w:r>
-        <w:rPr>
-          <w:b w:val="0"/>
-          <w:i w:val="0"/>
-          <w:sz w:val="20"/>
-        </w:rPr>
-        <w:t xml:space="preserve">“Artificial Neural Network-Based Process Recommender System for Additive Manufacturing”, </w:t>
-      </w:r>
-      <w:r>
-        <w:rPr>
-          <w:b w:val="0"/>
-          <w:i/>
-          <w:sz w:val="20"/>
-        </w:rPr>
-        <w:t>TBD</w:t>
-      </w:r>
-      <w:r>
-        <w:rPr>
-          <w:b w:val="0"/>
-          <w:i w:val="0"/>
-          <w:sz w:val="20"/>
-        </w:rPr>
-        <w:t xml:space="preserve"> (2024)</w:t>
+        <w:t>, Leibniz IFW Dresden — PI: Prof. Konrad Kosiba. Optimization of laser powder bed fusion</w:t>
       </w:r>
     </w:p>
     <w:p>
       <w:pPr>
-        <w:spacing w:before="0" w:after="40" w:line="252" w:lineRule="auto"/>
+        <w:spacing w:before="0" w:after="40" w:line="250" w:lineRule="auto"/>
         <w:ind w:left="360" w:hanging="360"/>
         <w:jc w:val="left"/>
       </w:pPr>
       <w:r>
         <w:rPr>
+          <w:rFonts w:eastAsia="맑은 고딕"/>
+          <w:b/>
+          <w:i w:val="0"/>
+          <w:sz w:val="20"/>
+        </w:rPr>
+        <w:t>IKV-AACHEN</w:t>
+      </w:r>
+      <w:r>
+        <w:rPr>
+          <w:rFonts w:eastAsia="맑은 고딕"/>
           <w:b w:val="0"/>
           <w:i w:val="0"/>
           <w:sz w:val="20"/>
         </w:rPr>
-        <w:t xml:space="preserve">[8] HJ. Park, SM. Park, C. Lee, SK. Lee, J. Kim, J. Jang, CW. Park, D. Park*, </w:t>
-      </w:r>
-      <w:r>
-        <w:rPr>
-          <w:b w:val="0"/>
-          <w:i w:val="0"/>
-          <w:sz w:val="20"/>
-        </w:rPr>
-        <w:t xml:space="preserve">“Quantitative Correlation between Brazed SUS304/MBF60 via Image Processing and Bonding Temperature”, </w:t>
-      </w:r>
-      <w:r>
-        <w:rPr>
-          <w:b w:val="0"/>
-          <w:i/>
-          <w:sz w:val="20"/>
-        </w:rPr>
-        <w:t>TBD</w:t>
-      </w:r>
-      <w:r>
-        <w:rPr>
-          <w:b w:val="0"/>
-          <w:i w:val="0"/>
-          <w:sz w:val="20"/>
-        </w:rPr>
-        <w:t xml:space="preserve"> (2024)</w:t>
+        <w:t>, RWTH Aachen — PI: Dr. Pascal Bibow. Optimization of injection molding</w:t>
       </w:r>
     </w:p>
     <w:p>
       <w:pPr>
-        <w:spacing w:before="0" w:after="40" w:line="252" w:lineRule="auto"/>
+        <w:spacing w:before="0" w:after="40" w:line="250" w:lineRule="auto"/>
         <w:ind w:left="360" w:hanging="360"/>
         <w:jc w:val="left"/>
       </w:pPr>
       <w:r>
         <w:rPr>
+          <w:rFonts w:eastAsia="맑은 고딕"/>
+          <w:b/>
+          <w:i w:val="0"/>
+          <w:sz w:val="20"/>
+        </w:rPr>
+        <w:t>EM &amp; Intelligent Design</w:t>
+      </w:r>
+      <w:r>
+        <w:rPr>
+          <w:rFonts w:eastAsia="맑은 고딕"/>
           <w:b w:val="0"/>
           <w:i w:val="0"/>
           <w:sz w:val="20"/>
         </w:rPr>
-        <w:t xml:space="preserve">[9] C. Gal+, D. Shin, C. Lee, S. Park*, D. Park, </w:t>
-      </w:r>
-      <w:r>
-        <w:rPr>
-          <w:b w:val="0"/>
-          <w:i w:val="0"/>
-          <w:sz w:val="20"/>
-        </w:rPr>
-        <w:t xml:space="preserve">“Rheological Behavior of Water-atomized 316L Stainless Steel Powder depending on Particle Size”, </w:t>
-      </w:r>
-      <w:r>
-        <w:rPr>
-          <w:b w:val="0"/>
-          <w:i/>
-          <w:sz w:val="20"/>
-        </w:rPr>
-        <w:t>Metals and Materials International</w:t>
-      </w:r>
-      <w:r>
-        <w:rPr>
-          <w:b w:val="0"/>
-          <w:i w:val="0"/>
-          <w:sz w:val="20"/>
-        </w:rPr>
-        <w:t>, 29, 3329-3339</w:t>
-      </w:r>
-      <w:r>
-        <w:rPr>
-          <w:b w:val="0"/>
-          <w:i w:val="0"/>
-          <w:sz w:val="20"/>
-        </w:rPr>
-        <w:t xml:space="preserve"> (2023)</w:t>
+        <w:t>, Hanyang University — PI: Prof. Haejun Chung. Achromatic metalens inverse design using adjoint method</w:t>
       </w:r>
     </w:p>
     <w:p>
       <w:pPr>
-        <w:spacing w:before="0" w:after="40" w:line="252" w:lineRule="auto"/>
-        <w:ind w:left="360" w:hanging="360"/>
+        <w:spacing w:before="180" w:after="60" w:line="250" w:lineRule="auto"/>
         <w:jc w:val="left"/>
       </w:pPr>
       <w:r>
         <w:rPr>
-          <w:b w:val="0"/>
+          <w:rFonts w:eastAsia="맑은 고딕"/>
+          <w:b/>
           <w:i w:val="0"/>
-          <w:sz w:val="20"/>
-        </w:rPr>
-        <w:t xml:space="preserve">[10] S. So+, J. Kim+, T. Badloe, C. Lee, Y. Yang, H. Kang, J. Rho*, </w:t>
-      </w:r>
-      <w:r>
-        <w:rPr>
-          <w:b w:val="0"/>
-          <w:i w:val="0"/>
-          <w:sz w:val="20"/>
-        </w:rPr>
-        <w:t xml:space="preserve">“Multicolor and 3D holography realized by inverse design of single-celled metasurfaces”, </w:t>
-      </w:r>
-      <w:r>
-        <w:rPr>
-          <w:b w:val="0"/>
-          <w:i/>
-          <w:sz w:val="20"/>
-        </w:rPr>
-        <w:t>Advanced Materials</w:t>
-      </w:r>
-      <w:r>
-        <w:rPr>
-          <w:b w:val="0"/>
-          <w:i w:val="0"/>
-          <w:sz w:val="20"/>
-        </w:rPr>
-        <w:t>, 2208520</w:t>
-      </w:r>
-      <w:r>
-        <w:rPr>
-          <w:b w:val="0"/>
-          <w:i w:val="0"/>
-          <w:sz w:val="20"/>
-        </w:rPr>
-        <w:t xml:space="preserve"> (2023)</w:t>
+          <w:sz w:val="22"/>
+        </w:rPr>
+        <w:t>■ Research Interests</w:t>
       </w:r>
     </w:p>
     <w:p>
       <w:pPr>
-        <w:spacing w:before="0" w:after="40" w:line="252" w:lineRule="auto"/>
-        <w:ind w:left="360" w:hanging="360"/>
+        <w:spacing w:before="0" w:after="40" w:line="250" w:lineRule="auto"/>
+        <w:ind w:left="360"/>
         <w:jc w:val="left"/>
       </w:pPr>
       <w:r>
         <w:rPr>
+          <w:rFonts w:eastAsia="맑은 고딕"/>
           <w:b w:val="0"/>
           <w:i w:val="0"/>
           <w:sz w:val="20"/>
         </w:rPr>
-        <w:t xml:space="preserve">[11] J. Park, H. Keawmuang, T. Badloe, C. Lee, J. Rho*, </w:t>
-      </w:r>
-      <w:r>
-        <w:rPr>
-          <w:b w:val="0"/>
-          <w:i w:val="0"/>
-          <w:sz w:val="20"/>
-        </w:rPr>
-        <w:t xml:space="preserve">“Utilizing Deep Neural Networks for the Inverse Design of Multilayered Daytime Radiative Coolers with Customizable Colors”, </w:t>
-      </w:r>
-      <w:r>
-        <w:rPr>
-          <w:b w:val="0"/>
-          <w:i/>
-          <w:sz w:val="20"/>
-        </w:rPr>
-        <w:t>Materials Research Society (MRS) Proceedings</w:t>
-      </w:r>
-      <w:r>
-        <w:rPr>
-          <w:b w:val="0"/>
-          <w:i w:val="0"/>
-          <w:sz w:val="20"/>
-        </w:rPr>
-        <w:t xml:space="preserve"> (2023)</w:t>
+        <w:t>AI for materials, AI for manufacturing, Metamaterials and nanophotonic inverse design, Autonomous experimentation and self-driving laboratories for metals.</w:t>
       </w:r>
     </w:p>
     <w:p>
       <w:pPr>
-        <w:spacing w:before="0" w:after="40" w:line="252" w:lineRule="auto"/>
-        <w:ind w:left="360" w:hanging="360"/>
+        <w:spacing w:before="180" w:after="60" w:line="250" w:lineRule="auto"/>
         <w:jc w:val="left"/>
       </w:pPr>
       <w:r>
         <w:rPr>
-          <w:b w:val="0"/>
+          <w:rFonts w:eastAsia="맑은 고딕"/>
+          <w:b/>
           <w:i w:val="0"/>
-          <w:sz w:val="20"/>
-        </w:rPr>
-        <w:t xml:space="preserve">[12] H. Cho+, J. Park, J. Kim, C. Lee, D. Park, J. Rho*, S. Park*, </w:t>
-      </w:r>
-      <w:r>
-        <w:rPr>
-          <w:b w:val="0"/>
-          <w:i w:val="0"/>
-          <w:sz w:val="20"/>
-        </w:rPr>
-        <w:t xml:space="preserve">“Mass production of superhydrophilic micropatterned copper surfaces using powder injection molding process”, </w:t>
-      </w:r>
-      <w:r>
-        <w:rPr>
-          <w:b w:val="0"/>
-          <w:i/>
-          <w:sz w:val="20"/>
-        </w:rPr>
-        <w:t>Powder Technology</w:t>
-      </w:r>
-      <w:r>
-        <w:rPr>
-          <w:b w:val="0"/>
-          <w:i w:val="0"/>
-          <w:sz w:val="20"/>
-        </w:rPr>
-        <w:t>, 411, 117779</w:t>
-      </w:r>
-      <w:r>
-        <w:rPr>
-          <w:b w:val="0"/>
-          <w:i w:val="0"/>
-          <w:sz w:val="20"/>
-        </w:rPr>
-        <w:t xml:space="preserve"> (2022)</w:t>
+          <w:sz w:val="22"/>
+        </w:rPr>
+        <w:t>■ Google Scholar Metrics</w:t>
       </w:r>
     </w:p>
     <w:p>
       <w:pPr>
-        <w:spacing w:before="0" w:after="40" w:line="252" w:lineRule="auto"/>
-        <w:ind w:left="360" w:hanging="360"/>
-        <w:jc w:val="left"/>
-      </w:pPr>
-      <w:r>
-        <w:rPr>
-          <w:b w:val="0"/>
-          <w:i w:val="0"/>
-          <w:sz w:val="20"/>
-        </w:rPr>
-        <w:t xml:space="preserve">[13] J. Noh+, Y. Nam+, S. So, C. Lee, S. Lee, Y. Kim, T. Kim, J. Lee, J. Rho*, </w:t>
-      </w:r>
-      <w:r>
-        <w:rPr>
-          <w:b w:val="0"/>
-          <w:i w:val="0"/>
-          <w:sz w:val="20"/>
-        </w:rPr>
-        <w:t xml:space="preserve">“Design of a transmissive metasurface antenna using deep neural networks”, </w:t>
-      </w:r>
-      <w:r>
-        <w:rPr>
-          <w:b w:val="0"/>
-          <w:i/>
-          <w:sz w:val="20"/>
-        </w:rPr>
-        <w:t>Optical Materials Express</w:t>
-      </w:r>
-      <w:r>
-        <w:rPr>
-          <w:b w:val="0"/>
-          <w:i w:val="0"/>
-          <w:sz w:val="20"/>
-        </w:rPr>
-        <w:t>, 11, 7</w:t>
-      </w:r>
-      <w:r>
-        <w:rPr>
-          <w:b w:val="0"/>
-          <w:i w:val="0"/>
-          <w:sz w:val="20"/>
-        </w:rPr>
-        <w:t xml:space="preserve"> (2021)</w:t>
-      </w:r>
-    </w:p>
-    <w:p>
-      <w:pPr>
-        <w:spacing w:before="0" w:after="40" w:line="252" w:lineRule="auto"/>
-        <w:ind w:left="360" w:hanging="360"/>
-        <w:jc w:val="left"/>
-      </w:pPr>
-      <w:r>
-        <w:rPr>
-          <w:b w:val="0"/>
-          <w:i w:val="0"/>
-          <w:sz w:val="20"/>
-        </w:rPr>
-        <w:t xml:space="preserve">[14] D. Shin+, S. Kim, J. Oh, I. Jung, W. Yang, C. Lee, H. Kwon, J. Koo, S. Park*, </w:t>
-      </w:r>
-      <w:r>
-        <w:rPr>
-          <w:b w:val="0"/>
-          <w:i w:val="0"/>
-          <w:sz w:val="20"/>
-        </w:rPr>
-        <w:t xml:space="preserve">“Correlation Study Between Material Parameters and Mechanical Properties of Iron–Carbon Compacts Using Sensitivity Analysis and Regression Model”, </w:t>
-      </w:r>
-      <w:r>
-        <w:rPr>
-          <w:b w:val="0"/>
-          <w:i/>
-          <w:sz w:val="20"/>
-        </w:rPr>
-        <w:t>Metals and Materials International</w:t>
-      </w:r>
-      <w:r>
-        <w:rPr>
-          <w:b w:val="0"/>
-          <w:i w:val="0"/>
-          <w:sz w:val="20"/>
-        </w:rPr>
-        <w:t>, 25, 1258</w:t>
-      </w:r>
-      <w:r>
-        <w:rPr>
-          <w:b w:val="0"/>
-          <w:i w:val="0"/>
-          <w:sz w:val="20"/>
-        </w:rPr>
-        <w:t xml:space="preserve"> (2019)</w:t>
-      </w:r>
-    </w:p>
-    <w:p>
-      <w:pPr>
-        <w:spacing w:before="200" w:after="60" w:line="252" w:lineRule="auto"/>
-        <w:jc w:val="left"/>
-      </w:pPr>
-      <w:r>
-        <w:rPr>
-          <w:b/>
-          <w:i w:val="0"/>
-          <w:sz w:val="22"/>
-        </w:rPr>
-        <w:t>■ Research Projects</w:t>
-      </w:r>
-    </w:p>
-    <w:p>
-      <w:pPr>
-        <w:spacing w:before="0" w:after="40" w:line="252" w:lineRule="auto"/>
-        <w:ind w:left="360" w:hanging="360"/>
-        <w:jc w:val="left"/>
-      </w:pPr>
-      <w:r>
-        <w:rPr>
-          <w:b w:val="0"/>
-          <w:i w:val="0"/>
-          <w:sz w:val="20"/>
-        </w:rPr>
-        <w:t xml:space="preserve">2026.01 ~ 2030.12: </w:t>
-      </w:r>
-      <w:r>
-        <w:rPr>
-          <w:b w:val="0"/>
-          <w:i w:val="0"/>
-          <w:sz w:val="20"/>
-        </w:rPr>
-        <w:t>“Development of a large-scale AI foundation model for metallic materials”</w:t>
-      </w:r>
-      <w:r>
-        <w:rPr>
-          <w:b w:val="0"/>
-          <w:i w:val="0"/>
-          <w:sz w:val="20"/>
-        </w:rPr>
-        <w:t>, Korea Institute of Materials Science / Ministry of Science and ICT (Participating researcher — foundation model design and training)</w:t>
-      </w:r>
-    </w:p>
-    <w:p>
-      <w:pPr>
-        <w:spacing w:before="0" w:after="40" w:line="252" w:lineRule="auto"/>
-        <w:ind w:left="360" w:hanging="360"/>
-        <w:jc w:val="left"/>
-      </w:pPr>
-      <w:r>
-        <w:rPr>
-          <w:b w:val="0"/>
-          <w:i w:val="0"/>
-          <w:sz w:val="20"/>
-        </w:rPr>
-        <w:t xml:space="preserve">2026.01 ~ 2030.12: </w:t>
-      </w:r>
-      <w:r>
-        <w:rPr>
-          <w:b w:val="0"/>
-          <w:i w:val="0"/>
-          <w:sz w:val="20"/>
-        </w:rPr>
-        <w:t>“Construction of multimodal big data for metallic materials”</w:t>
-      </w:r>
-      <w:r>
-        <w:rPr>
-          <w:b w:val="0"/>
-          <w:i w:val="0"/>
-          <w:sz w:val="20"/>
-        </w:rPr>
-        <w:t>, Korea Institute of Materials Science / Ministry of Science and ICT (Participating researcher — autonomous experimentation and multimodal data pipeline)</w:t>
-      </w:r>
-    </w:p>
-    <w:p>
-      <w:pPr>
-        <w:spacing w:before="0" w:after="40" w:line="252" w:lineRule="auto"/>
-        <w:ind w:left="360" w:hanging="360"/>
-        <w:jc w:val="left"/>
-      </w:pPr>
-      <w:r>
-        <w:rPr>
-          <w:b w:val="0"/>
-          <w:i w:val="0"/>
-          <w:sz w:val="20"/>
-        </w:rPr>
-        <w:t xml:space="preserve">2025.01 ~ 2027.12: </w:t>
-      </w:r>
-      <w:r>
-        <w:rPr>
-          <w:b w:val="0"/>
-          <w:i w:val="0"/>
-          <w:sz w:val="20"/>
-        </w:rPr>
-        <w:t>“Materials research innovation technology using multimodal artificial intelligence”</w:t>
-      </w:r>
-      <w:r>
-        <w:rPr>
-          <w:b w:val="0"/>
-          <w:i w:val="0"/>
-          <w:sz w:val="20"/>
-        </w:rPr>
-        <w:t>, Korea Institute of Materials Science / Ministry of Science and ICT (Participating researcher — multimodal property prediction models)</w:t>
-      </w:r>
-    </w:p>
-    <w:p>
-      <w:pPr>
-        <w:spacing w:before="0" w:after="40" w:line="252" w:lineRule="auto"/>
-        <w:ind w:left="360" w:hanging="360"/>
-        <w:jc w:val="left"/>
-      </w:pPr>
-      <w:r>
-        <w:rPr>
-          <w:b w:val="0"/>
-          <w:i w:val="0"/>
-          <w:sz w:val="20"/>
-        </w:rPr>
-        <w:t xml:space="preserve">2025.01 ~ 2027.12: </w:t>
-      </w:r>
-      <w:r>
-        <w:rPr>
-          <w:b w:val="0"/>
-          <w:i w:val="0"/>
-          <w:sz w:val="20"/>
-        </w:rPr>
-        <w:t>“Planning of national mission-oriented convergence R&amp;D programmes”</w:t>
-      </w:r>
-      <w:r>
-        <w:rPr>
-          <w:b w:val="0"/>
-          <w:i w:val="0"/>
-          <w:sz w:val="20"/>
-        </w:rPr>
-        <w:t>, Korea Institute of Materials Science / Ministry of Science and ICT (Participating researcher — AI and materials programme planning)</w:t>
-      </w:r>
-    </w:p>
-    <w:p>
-      <w:pPr>
-        <w:spacing w:before="0" w:after="40" w:line="252" w:lineRule="auto"/>
-        <w:ind w:left="360" w:hanging="360"/>
-        <w:jc w:val="left"/>
-      </w:pPr>
-      <w:r>
-        <w:rPr>
-          <w:b w:val="0"/>
-          <w:i w:val="0"/>
-          <w:sz w:val="20"/>
-        </w:rPr>
-        <w:t xml:space="preserve">2025.01 ~ 2027.12: </w:t>
-      </w:r>
-      <w:r>
-        <w:rPr>
-          <w:b w:val="0"/>
-          <w:i w:val="0"/>
-          <w:sz w:val="20"/>
-        </w:rPr>
-        <w:t>“IRIS: construction of 3D printing materials data for aerospace applications (Phase 1)”</w:t>
-      </w:r>
-      <w:r>
-        <w:rPr>
-          <w:b w:val="0"/>
-          <w:i w:val="0"/>
-          <w:sz w:val="20"/>
-        </w:rPr>
-        <w:t>, Korea Institute of Materials Science / Ministry of Trade, Industry and Energy (Participating researcher — generative microstructure models for PBF Ti-6Al-4V)</w:t>
-      </w:r>
-    </w:p>
-    <w:p>
-      <w:pPr>
-        <w:spacing w:before="0" w:after="40" w:line="252" w:lineRule="auto"/>
-        <w:ind w:left="360" w:hanging="360"/>
-        <w:jc w:val="left"/>
-      </w:pPr>
-      <w:r>
-        <w:rPr>
-          <w:b w:val="0"/>
-          <w:i w:val="0"/>
-          <w:sz w:val="20"/>
-        </w:rPr>
-        <w:t xml:space="preserve">2025.01 ~ 2026.12: </w:t>
-      </w:r>
-      <w:r>
-        <w:rPr>
-          <w:b w:val="0"/>
-          <w:i w:val="0"/>
-          <w:sz w:val="20"/>
-        </w:rPr>
-        <w:t>“K-PASS: digital innovation platform for metal materials manufacturing (Stage 2)”</w:t>
-      </w:r>
-      <w:r>
-        <w:rPr>
-          <w:b w:val="0"/>
-          <w:i w:val="0"/>
-          <w:sz w:val="20"/>
-        </w:rPr>
-        <w:t>, Korea Institute of Materials Science / Ministry of Trade, Industry and Energy (Participating researcher — process AI and data platform)</w:t>
-      </w:r>
-    </w:p>
-    <w:p>
-      <w:pPr>
-        <w:spacing w:before="0" w:after="40" w:line="252" w:lineRule="auto"/>
-        <w:ind w:left="360" w:hanging="360"/>
-        <w:jc w:val="left"/>
-      </w:pPr>
-      <w:r>
-        <w:rPr>
-          <w:b w:val="0"/>
-          <w:i w:val="0"/>
-          <w:sz w:val="20"/>
-        </w:rPr>
-        <w:t xml:space="preserve">2023.03 ~ 2025.01: </w:t>
-      </w:r>
-      <w:r>
-        <w:rPr>
-          <w:b w:val="0"/>
-          <w:i w:val="0"/>
-          <w:sz w:val="20"/>
-        </w:rPr>
-        <w:t>“High-efficiency functional metalens design and printing technology”</w:t>
-      </w:r>
-      <w:r>
-        <w:rPr>
-          <w:b w:val="0"/>
-          <w:i w:val="0"/>
-          <w:sz w:val="20"/>
-        </w:rPr>
-        <w:t>, Samsung Display (Achromatic large-area metalens design)</w:t>
-      </w:r>
-    </w:p>
-    <w:p>
-      <w:pPr>
-        <w:spacing w:before="0" w:after="40" w:line="252" w:lineRule="auto"/>
-        <w:ind w:left="360" w:hanging="360"/>
-        <w:jc w:val="left"/>
-      </w:pPr>
-      <w:r>
-        <w:rPr>
-          <w:b w:val="0"/>
-          <w:i w:val="0"/>
-          <w:sz w:val="20"/>
-        </w:rPr>
-        <w:t xml:space="preserve">2022.07 ~ 2025.01: </w:t>
-      </w:r>
-      <w:r>
-        <w:rPr>
-          <w:b w:val="0"/>
-          <w:i w:val="0"/>
-          <w:sz w:val="20"/>
-        </w:rPr>
-        <w:t>“Metaphotonics-based flat optics research institute (industry–academia convergence institute)”</w:t>
-      </w:r>
-      <w:r>
-        <w:rPr>
-          <w:b w:val="0"/>
-          <w:i w:val="0"/>
-          <w:sz w:val="20"/>
-        </w:rPr>
-        <w:t>, POSCO (Large-area metalens design)</w:t>
-      </w:r>
-    </w:p>
-    <w:p>
-      <w:pPr>
-        <w:spacing w:before="0" w:after="40" w:line="252" w:lineRule="auto"/>
-        <w:ind w:left="360" w:hanging="360"/>
-        <w:jc w:val="left"/>
-      </w:pPr>
-      <w:r>
-        <w:rPr>
-          <w:b w:val="0"/>
-          <w:i w:val="0"/>
-          <w:sz w:val="20"/>
-        </w:rPr>
-        <w:t xml:space="preserve">2022.06 ~ 2025.01: </w:t>
-      </w:r>
-      <w:r>
-        <w:rPr>
-          <w:b w:val="0"/>
-          <w:i w:val="0"/>
-          <w:sz w:val="20"/>
-        </w:rPr>
-        <w:t>“Development of an optical platform for commercialising smart anti-counterfeiting technology”</w:t>
-      </w:r>
-      <w:r>
-        <w:rPr>
-          <w:b w:val="0"/>
-          <w:i w:val="0"/>
-          <w:sz w:val="20"/>
-        </w:rPr>
-        <w:t>, National Research Foundation of Korea (Metalens design)</w:t>
-      </w:r>
-    </w:p>
-    <w:p>
-      <w:pPr>
-        <w:spacing w:before="0" w:after="40" w:line="252" w:lineRule="auto"/>
-        <w:ind w:left="360" w:hanging="360"/>
-        <w:jc w:val="left"/>
-      </w:pPr>
-      <w:r>
-        <w:rPr>
-          <w:b w:val="0"/>
-          <w:i w:val="0"/>
-          <w:sz w:val="20"/>
-        </w:rPr>
-        <w:t xml:space="preserve">2022.04 ~ 2024.03: </w:t>
-      </w:r>
-      <w:r>
-        <w:rPr>
-          <w:b w:val="0"/>
-          <w:i w:val="0"/>
-          <w:sz w:val="20"/>
-        </w:rPr>
-        <w:t>“Design and development of high-refractive polymer-based visible light absorber metalens with large area”</w:t>
-      </w:r>
-      <w:r>
-        <w:rPr>
-          <w:b w:val="0"/>
-          <w:i w:val="0"/>
-          <w:sz w:val="20"/>
-        </w:rPr>
-        <w:t>, Samsung Display (Metalens design)</w:t>
-      </w:r>
-    </w:p>
-    <w:p>
-      <w:pPr>
-        <w:spacing w:before="0" w:after="40" w:line="252" w:lineRule="auto"/>
-        <w:ind w:left="360" w:hanging="360"/>
-        <w:jc w:val="left"/>
-      </w:pPr>
-      <w:r>
-        <w:rPr>
-          <w:b w:val="0"/>
-          <w:i w:val="0"/>
-          <w:sz w:val="20"/>
-        </w:rPr>
-        <w:t xml:space="preserve">2022.04 ~ 2025.01: </w:t>
-      </w:r>
-      <w:r>
-        <w:rPr>
-          <w:b w:val="0"/>
-          <w:i w:val="0"/>
-          <w:sz w:val="20"/>
-        </w:rPr>
-        <w:t>“Hologram Printing &amp; Encoding of Super-Depth-3D Pattern (HOPE)”</w:t>
-      </w:r>
-      <w:r>
-        <w:rPr>
-          <w:b w:val="0"/>
-          <w:i w:val="0"/>
-          <w:sz w:val="20"/>
-        </w:rPr>
-        <w:t>, National Research Foundation of Korea (with Korea University) (Inverse design of meta-masks for 3D nanopatterning)</w:t>
-      </w:r>
-    </w:p>
-    <w:p>
-      <w:pPr>
-        <w:spacing w:before="0" w:after="40" w:line="252" w:lineRule="auto"/>
-        <w:ind w:left="360" w:hanging="360"/>
-        <w:jc w:val="left"/>
-      </w:pPr>
-      <w:r>
-        <w:rPr>
-          <w:b w:val="0"/>
-          <w:i w:val="0"/>
-          <w:sz w:val="20"/>
-        </w:rPr>
-        <w:t xml:space="preserve">2021.03 ~ 2022.02: </w:t>
-      </w:r>
-      <w:r>
-        <w:rPr>
-          <w:b w:val="0"/>
-          <w:i w:val="0"/>
-          <w:sz w:val="20"/>
-        </w:rPr>
-        <w:t>“Development of ultra high-resolution metasurface color filter for display”</w:t>
-      </w:r>
-      <w:r>
-        <w:rPr>
-          <w:b w:val="0"/>
-          <w:i w:val="0"/>
-          <w:sz w:val="20"/>
-        </w:rPr>
-        <w:t>, LG Display (Hybrid color-filter computation and inverse design)</w:t>
-      </w:r>
-    </w:p>
-    <w:p>
-      <w:pPr>
-        <w:spacing w:before="0" w:after="40" w:line="252" w:lineRule="auto"/>
-        <w:ind w:left="360" w:hanging="360"/>
-        <w:jc w:val="left"/>
-      </w:pPr>
-      <w:r>
-        <w:rPr>
-          <w:b w:val="0"/>
-          <w:i w:val="0"/>
-          <w:sz w:val="20"/>
-        </w:rPr>
-        <w:t xml:space="preserve">2020.04 ~ 2021.02: </w:t>
-      </w:r>
-      <w:r>
-        <w:rPr>
-          <w:b w:val="0"/>
-          <w:i w:val="0"/>
-          <w:sz w:val="20"/>
-        </w:rPr>
-        <w:t>“Development of an optimization model based on numerical analysis to minimize the temperature deviation of coil in the three-row curving yard”</w:t>
-      </w:r>
-      <w:r>
-        <w:rPr>
-          <w:b w:val="0"/>
-          <w:i w:val="0"/>
-          <w:sz w:val="20"/>
-        </w:rPr>
-        <w:t>, POSCO (Cooling analysis, ANN-based cooling prediction, and coil placement optimisation system)</w:t>
-      </w:r>
-    </w:p>
-    <w:p>
-      <w:pPr>
-        <w:spacing w:before="0" w:after="40" w:line="252" w:lineRule="auto"/>
-        <w:ind w:left="360" w:hanging="360"/>
-        <w:jc w:val="left"/>
-      </w:pPr>
-      <w:r>
-        <w:rPr>
-          <w:b w:val="0"/>
-          <w:i w:val="0"/>
-          <w:sz w:val="20"/>
-        </w:rPr>
-        <w:t xml:space="preserve">2020.03 ~ 2021.02: </w:t>
-      </w:r>
-      <w:r>
-        <w:rPr>
-          <w:b w:val="0"/>
-          <w:i w:val="0"/>
-          <w:sz w:val="20"/>
-        </w:rPr>
-        <w:t>“Development of metasurface structures for collimating and steering the luminance distribution of LED / OLED light sources”</w:t>
-      </w:r>
-      <w:r>
-        <w:rPr>
-          <w:b w:val="0"/>
-          <w:i w:val="0"/>
-          <w:sz w:val="20"/>
-        </w:rPr>
-        <w:t>, LG Display (LED optical modelling and metalens design)</w:t>
-      </w:r>
-    </w:p>
-    <w:p>
-      <w:pPr>
-        <w:spacing w:before="0" w:after="40" w:line="252" w:lineRule="auto"/>
-        <w:ind w:left="360" w:hanging="360"/>
-        <w:jc w:val="left"/>
-      </w:pPr>
-      <w:r>
-        <w:rPr>
-          <w:b w:val="0"/>
-          <w:i w:val="0"/>
-          <w:sz w:val="20"/>
-        </w:rPr>
-        <w:t xml:space="preserve">2020.02 ~ 2025.01: </w:t>
-      </w:r>
-      <w:r>
-        <w:rPr>
-          <w:b w:val="0"/>
-          <w:i w:val="0"/>
-          <w:sz w:val="20"/>
-        </w:rPr>
-        <w:t>“Development of manufacturing-optimal AI algorithms for root industries (intelligent root technology with add-on modules)”</w:t>
-      </w:r>
-      <w:r>
-        <w:rPr>
-          <w:b w:val="0"/>
-          <w:i w:val="0"/>
-          <w:sz w:val="20"/>
-        </w:rPr>
-        <w:t>, Korea Institute of Industrial Technology (KITECH) (Neural network design, optimisation, and on-site deployment (press-machine defect pre-warning system))</w:t>
-      </w:r>
-    </w:p>
-    <w:p>
-      <w:pPr>
-        <w:spacing w:before="0" w:after="40" w:line="252" w:lineRule="auto"/>
-        <w:ind w:left="360" w:hanging="360"/>
-        <w:jc w:val="left"/>
-      </w:pPr>
-      <w:r>
-        <w:rPr>
-          <w:b w:val="0"/>
-          <w:i w:val="0"/>
-          <w:sz w:val="20"/>
-        </w:rPr>
-        <w:t xml:space="preserve">2020.01 ~ 2021.12: </w:t>
-      </w:r>
-      <w:r>
-        <w:rPr>
-          <w:b w:val="0"/>
-          <w:i w:val="0"/>
-          <w:sz w:val="20"/>
-        </w:rPr>
-        <w:t>“A study on the propagation transformation using X-band metasurface structure”</w:t>
-      </w:r>
-      <w:r>
-        <w:rPr>
-          <w:b w:val="0"/>
-          <w:i w:val="0"/>
-          <w:sz w:val="20"/>
-        </w:rPr>
-        <w:t>, Hanwha Defense (Metasurface design)</w:t>
-      </w:r>
-    </w:p>
-    <w:p>
-      <w:pPr>
-        <w:spacing w:before="0" w:after="40" w:line="252" w:lineRule="auto"/>
-        <w:ind w:left="360" w:hanging="360"/>
-        <w:jc w:val="left"/>
-      </w:pPr>
-      <w:r>
-        <w:rPr>
-          <w:b w:val="0"/>
-          <w:i w:val="0"/>
-          <w:sz w:val="20"/>
-        </w:rPr>
-        <w:t xml:space="preserve">2020.01 ~ 2020.12: </w:t>
-      </w:r>
-      <w:r>
-        <w:rPr>
-          <w:b w:val="0"/>
-          <w:i w:val="0"/>
-          <w:sz w:val="20"/>
-        </w:rPr>
-        <w:t>“Development of an AI injection molding system with a condition hit rate of 60% or higher”</w:t>
-      </w:r>
-      <w:r>
-        <w:rPr>
-          <w:b w:val="0"/>
-          <w:i w:val="0"/>
-          <w:sz w:val="20"/>
-        </w:rPr>
-        <w:t>, National Research Foundation of Korea (Neural network development and deployment on the injection molding machine)</w:t>
-      </w:r>
-    </w:p>
-    <w:p>
-      <w:pPr>
-        <w:spacing w:before="0" w:after="40" w:line="252" w:lineRule="auto"/>
-        <w:ind w:left="360" w:hanging="360"/>
-        <w:jc w:val="left"/>
-      </w:pPr>
-      <w:r>
-        <w:rPr>
-          <w:b w:val="0"/>
-          <w:i w:val="0"/>
-          <w:sz w:val="20"/>
-        </w:rPr>
-        <w:t xml:space="preserve">2019.04 ~ 2020.02: </w:t>
-      </w:r>
-      <w:r>
-        <w:rPr>
-          <w:b w:val="0"/>
-          <w:i w:val="0"/>
-          <w:sz w:val="20"/>
-        </w:rPr>
-        <w:t>“Development of coil temperature prediction technology in the hot-rolling finishing yard to improve the cold-rolling yield of 780DP steel”</w:t>
-      </w:r>
-      <w:r>
-        <w:rPr>
-          <w:b w:val="0"/>
-          <w:i w:val="0"/>
-          <w:sz w:val="20"/>
-        </w:rPr>
-        <w:t>, POSCO / RIST (FEM/FDM thermal model development and coil temperature prediction)</w:t>
-      </w:r>
-    </w:p>
-    <w:p>
-      <w:pPr>
-        <w:spacing w:before="0" w:after="40" w:line="252" w:lineRule="auto"/>
-        <w:ind w:left="360" w:hanging="360"/>
-        <w:jc w:val="left"/>
-      </w:pPr>
-      <w:r>
-        <w:rPr>
-          <w:b w:val="0"/>
-          <w:i w:val="0"/>
-          <w:sz w:val="20"/>
-        </w:rPr>
-        <w:t xml:space="preserve">2018.01 ~ 2019.12: </w:t>
-      </w:r>
-      <w:r>
-        <w:rPr>
-          <w:b w:val="0"/>
-          <w:i w:val="0"/>
-          <w:sz w:val="20"/>
-        </w:rPr>
-        <w:t>“Development of AI injection molding system having a shorter mold set-up time with minimum 60% probability than an expert”</w:t>
-      </w:r>
-      <w:r>
-        <w:rPr>
-          <w:b w:val="0"/>
-          <w:i w:val="0"/>
-          <w:sz w:val="20"/>
-        </w:rPr>
-        <w:t>, LS Mtron (AI code development — ANN and simulation–experiment transfer learning)</w:t>
-      </w:r>
-    </w:p>
-    <w:p>
-      <w:pPr>
-        <w:spacing w:before="200" w:after="60" w:line="252" w:lineRule="auto"/>
-        <w:jc w:val="left"/>
-      </w:pPr>
-      <w:r>
-        <w:rPr>
-          <w:b/>
-          <w:i w:val="0"/>
-          <w:sz w:val="22"/>
-        </w:rPr>
-        <w:t>■ International Conference</w:t>
-      </w:r>
-    </w:p>
-    <w:p>
-      <w:pPr>
-        <w:spacing w:before="0" w:after="40" w:line="252" w:lineRule="auto"/>
-        <w:ind w:left="360" w:hanging="360"/>
-        <w:jc w:val="left"/>
-      </w:pPr>
-      <w:r>
-        <w:rPr>
-          <w:b w:val="0"/>
-          <w:i w:val="0"/>
-          <w:sz w:val="20"/>
-        </w:rPr>
-        <w:t xml:space="preserve">[1] K. Hur, C. Lee, </w:t>
-      </w:r>
-      <w:r>
-        <w:rPr>
-          <w:b w:val="0"/>
-          <w:i w:val="0"/>
-          <w:sz w:val="20"/>
-        </w:rPr>
-        <w:t xml:space="preserve">“Compressing the Validation Bottleneck: An Agentic Self-Driving Lab for Scientific Discovery”, </w:t>
-      </w:r>
-      <w:r>
-        <w:rPr>
-          <w:b w:val="0"/>
-          <w:i/>
-          <w:sz w:val="20"/>
-        </w:rPr>
-        <w:t>ICML 2026 AI4Science Workshop</w:t>
-      </w:r>
-      <w:r>
-        <w:rPr>
-          <w:b w:val="0"/>
-          <w:i w:val="0"/>
-          <w:sz w:val="20"/>
-        </w:rPr>
-        <w:t>, Seoul, Korea, Jul. 2026 (Poster)</w:t>
-      </w:r>
-    </w:p>
-    <w:p>
-      <w:pPr>
-        <w:spacing w:before="0" w:after="40" w:line="252" w:lineRule="auto"/>
-        <w:ind w:left="360" w:hanging="360"/>
-        <w:jc w:val="left"/>
-      </w:pPr>
-      <w:r>
-        <w:rPr>
-          <w:b w:val="0"/>
-          <w:i w:val="0"/>
-          <w:sz w:val="20"/>
-        </w:rPr>
-        <w:t xml:space="preserve">[2] C. Lee, J. Rho, </w:t>
-      </w:r>
-      <w:r>
-        <w:rPr>
-          <w:b w:val="0"/>
-          <w:i w:val="0"/>
-          <w:sz w:val="20"/>
-        </w:rPr>
-        <w:t xml:space="preserve">“Inverse Design of Diffraction Fields with Metamask for Three-dimensional Nanopatterning”, </w:t>
-      </w:r>
-      <w:r>
-        <w:rPr>
-          <w:b w:val="0"/>
-          <w:i/>
-          <w:sz w:val="20"/>
-        </w:rPr>
-        <w:t>Metamaterials 2024</w:t>
-      </w:r>
-      <w:r>
-        <w:rPr>
-          <w:b w:val="0"/>
-          <w:i w:val="0"/>
-          <w:sz w:val="20"/>
-        </w:rPr>
-        <w:t>, Crete, Greece, Sep. 2024 (Oral Presenter)</w:t>
-      </w:r>
-    </w:p>
-    <w:p>
-      <w:pPr>
-        <w:spacing w:before="0" w:after="40" w:line="252" w:lineRule="auto"/>
-        <w:ind w:left="360" w:hanging="360"/>
-        <w:jc w:val="left"/>
-      </w:pPr>
-      <w:r>
-        <w:rPr>
-          <w:b w:val="0"/>
-          <w:i w:val="0"/>
-          <w:sz w:val="20"/>
-        </w:rPr>
-        <w:t xml:space="preserve">[3] C. Lee, G. Chang, G. Bae, S. Jeon, J. Rho, </w:t>
-      </w:r>
-      <w:r>
-        <w:rPr>
-          <w:b w:val="0"/>
-          <w:i w:val="0"/>
-          <w:sz w:val="20"/>
-        </w:rPr>
-        <w:t xml:space="preserve">“Inverse Design of Manufacturable Free-Form Metasurface for Three Dimensional Nanopatterning”, </w:t>
-      </w:r>
-      <w:r>
-        <w:rPr>
-          <w:b w:val="0"/>
-          <w:i/>
-          <w:sz w:val="20"/>
-        </w:rPr>
-        <w:t>Nano Korea 2023</w:t>
-      </w:r>
-      <w:r>
-        <w:rPr>
-          <w:b w:val="0"/>
-          <w:i w:val="0"/>
-          <w:sz w:val="20"/>
-        </w:rPr>
-        <w:t>, Korea, Jul. 2023 (Oral Presenter)</w:t>
-      </w:r>
-    </w:p>
-    <w:p>
-      <w:pPr>
-        <w:spacing w:before="0" w:after="40" w:line="252" w:lineRule="auto"/>
-        <w:ind w:left="360" w:hanging="360"/>
-        <w:jc w:val="left"/>
-      </w:pPr>
-      <w:r>
-        <w:rPr>
-          <w:b w:val="0"/>
-          <w:i w:val="0"/>
-          <w:sz w:val="20"/>
-        </w:rPr>
-        <w:t xml:space="preserve">[4] C. Lee, G. Chang, S. Jeon, J. Rho, </w:t>
-      </w:r>
-      <w:r>
-        <w:rPr>
-          <w:b w:val="0"/>
-          <w:i w:val="0"/>
-          <w:sz w:val="20"/>
-        </w:rPr>
-        <w:t xml:space="preserve">“Diffraction Fields Optimization for Proximity-Field Nanopatterning: Toward High Contrast 3D”, </w:t>
-      </w:r>
-      <w:r>
-        <w:rPr>
-          <w:b w:val="0"/>
-          <w:i/>
-          <w:sz w:val="20"/>
-        </w:rPr>
-        <w:t>2023 Materials Research Society Spring Meeting</w:t>
-      </w:r>
-      <w:r>
-        <w:rPr>
-          <w:b w:val="0"/>
-          <w:i w:val="0"/>
-          <w:sz w:val="20"/>
-        </w:rPr>
-        <w:t>, San Francisco, USA, Apr. 2023 (Poster)</w:t>
-      </w:r>
-    </w:p>
-    <w:p>
-      <w:pPr>
-        <w:spacing w:before="0" w:after="40" w:line="252" w:lineRule="auto"/>
-        <w:ind w:left="360" w:hanging="360"/>
-        <w:jc w:val="left"/>
-      </w:pPr>
-      <w:r>
-        <w:rPr>
-          <w:b w:val="0"/>
-          <w:i w:val="0"/>
-          <w:sz w:val="20"/>
-        </w:rPr>
-        <w:t xml:space="preserve">[5] C. Lee, J. Rho, </w:t>
-      </w:r>
-      <w:r>
-        <w:rPr>
-          <w:b w:val="0"/>
-          <w:i w:val="0"/>
-          <w:sz w:val="20"/>
-        </w:rPr>
-        <w:t xml:space="preserve">“Organic Light-emitting Diode Control (OLED) based on Metasurface”, </w:t>
-      </w:r>
-      <w:r>
-        <w:rPr>
-          <w:b w:val="0"/>
-          <w:i/>
-          <w:sz w:val="20"/>
-        </w:rPr>
-        <w:t>Nano Convergence Conference 2021 — 19th International Nanotech Symposium &amp; Exhibition</w:t>
-      </w:r>
-      <w:r>
-        <w:rPr>
-          <w:b w:val="0"/>
-          <w:i w:val="0"/>
-          <w:sz w:val="20"/>
-        </w:rPr>
-        <w:t>, Korea, Jul. 2021 (Virtual Poster)</w:t>
-      </w:r>
-    </w:p>
-    <w:p>
-      <w:pPr>
-        <w:spacing w:before="0" w:after="40" w:line="252" w:lineRule="auto"/>
-        <w:ind w:left="360" w:hanging="360"/>
-        <w:jc w:val="left"/>
-      </w:pPr>
-      <w:r>
-        <w:rPr>
-          <w:b w:val="0"/>
-          <w:i w:val="0"/>
-          <w:sz w:val="20"/>
-        </w:rPr>
-        <w:t xml:space="preserve">[6] C. Lee, S. Park, </w:t>
-      </w:r>
-      <w:r>
-        <w:rPr>
-          <w:b w:val="0"/>
-          <w:i w:val="0"/>
-          <w:sz w:val="20"/>
-        </w:rPr>
-        <w:t xml:space="preserve">“Development of AI systems for smart injection molding based on digital twin”, </w:t>
-      </w:r>
-      <w:r>
-        <w:rPr>
-          <w:b w:val="0"/>
-          <w:i/>
-          <w:sz w:val="20"/>
-        </w:rPr>
-        <w:t>International Injection Moulding Conference (IIMC 2019)</w:t>
-      </w:r>
-      <w:r>
-        <w:rPr>
-          <w:b w:val="0"/>
-          <w:i w:val="0"/>
-          <w:sz w:val="20"/>
-        </w:rPr>
-        <w:t>, Aachen, Germany, Apr. 2019 (Oral Presenter)</w:t>
-      </w:r>
-    </w:p>
-    <w:p>
-      <w:pPr>
-        <w:spacing w:before="0" w:after="40" w:line="252" w:lineRule="auto"/>
-        <w:ind w:left="360" w:hanging="360"/>
-        <w:jc w:val="left"/>
-      </w:pPr>
-      <w:r>
-        <w:rPr>
-          <w:b w:val="0"/>
-          <w:i w:val="0"/>
-          <w:sz w:val="20"/>
-        </w:rPr>
-        <w:t xml:space="preserve">[7] C. Lee, S. Yoon, D. Kim, S. Park, </w:t>
-      </w:r>
-      <w:r>
-        <w:rPr>
-          <w:b w:val="0"/>
-          <w:i w:val="0"/>
-          <w:sz w:val="20"/>
-        </w:rPr>
-        <w:t xml:space="preserve">“Deep Neural Network-based approach for warpage and weight prediction of plastic injection molding”, </w:t>
-      </w:r>
-      <w:r>
-        <w:rPr>
-          <w:b w:val="0"/>
-          <w:i/>
-          <w:sz w:val="20"/>
-        </w:rPr>
-        <w:t>PM World Congress (PM 2018)</w:t>
-      </w:r>
-      <w:r>
-        <w:rPr>
-          <w:b w:val="0"/>
-          <w:i w:val="0"/>
-          <w:sz w:val="20"/>
-        </w:rPr>
-        <w:t>, Beijing, China, Sep. 2018 (Oral Presenter)</w:t>
-      </w:r>
-    </w:p>
-    <w:p>
-      <w:pPr>
-        <w:spacing w:before="0" w:after="40" w:line="252" w:lineRule="auto"/>
-        <w:ind w:left="360" w:hanging="360"/>
-        <w:jc w:val="left"/>
-      </w:pPr>
-      <w:r>
-        <w:rPr>
-          <w:b w:val="0"/>
-          <w:i w:val="0"/>
-          <w:sz w:val="20"/>
-        </w:rPr>
-        <w:t xml:space="preserve">[8] J. Han, C. Gal, C. Lee, J. Cho, S. Park, </w:t>
-      </w:r>
-      <w:r>
-        <w:rPr>
-          <w:b w:val="0"/>
-          <w:i w:val="0"/>
-          <w:sz w:val="20"/>
-        </w:rPr>
-        <w:t xml:space="preserve">“Development of bio-inspired piezoelectric hair cell sensor using powder injection molding”, </w:t>
-      </w:r>
-      <w:r>
-        <w:rPr>
-          <w:b w:val="0"/>
-          <w:i/>
-          <w:sz w:val="20"/>
-        </w:rPr>
-        <w:t>Sixth Asia International Symposium on Mechatronics (AISM 2017)</w:t>
-      </w:r>
-      <w:r>
-        <w:rPr>
-          <w:b w:val="0"/>
-          <w:i w:val="0"/>
-          <w:sz w:val="20"/>
-        </w:rPr>
-        <w:t>, Pohang, Korea, Sep. 2017 (Oral Presenter)</w:t>
-      </w:r>
-    </w:p>
-    <w:p>
-      <w:pPr>
-        <w:spacing w:before="200" w:after="60" w:line="252" w:lineRule="auto"/>
-        <w:jc w:val="left"/>
-      </w:pPr>
-      <w:r>
-        <w:rPr>
-          <w:b/>
-          <w:i w:val="0"/>
-          <w:sz w:val="22"/>
-        </w:rPr>
-        <w:t>■ Domestic Conference</w:t>
-      </w:r>
-    </w:p>
-    <w:p>
-      <w:pPr>
-        <w:spacing w:before="0" w:after="40" w:line="252" w:lineRule="auto"/>
-        <w:ind w:left="360" w:hanging="360"/>
-        <w:jc w:val="left"/>
-      </w:pPr>
-      <w:r>
-        <w:rPr>
-          <w:b w:val="0"/>
-          <w:i w:val="0"/>
-          <w:sz w:val="20"/>
-        </w:rPr>
-        <w:t xml:space="preserve">[1] C. Lee, J. Rho, </w:t>
-      </w:r>
-      <w:r>
-        <w:rPr>
-          <w:b w:val="0"/>
-          <w:i w:val="0"/>
-          <w:sz w:val="20"/>
-        </w:rPr>
-        <w:t xml:space="preserve">“3D Proximity-Field Nanopatterning Control based on Particle Swarm Optimization”, </w:t>
-      </w:r>
-      <w:r>
-        <w:rPr>
-          <w:b w:val="0"/>
-          <w:i/>
-          <w:sz w:val="20"/>
-        </w:rPr>
-        <w:t>KSME Micro/Nano 2022</w:t>
-      </w:r>
-      <w:r>
-        <w:rPr>
-          <w:b w:val="0"/>
-          <w:i w:val="0"/>
-          <w:sz w:val="20"/>
-        </w:rPr>
-        <w:t>, Korea, May 2022 (Oral Presenter)</w:t>
-      </w:r>
-    </w:p>
-    <w:p>
-      <w:pPr>
-        <w:spacing w:before="0" w:after="40" w:line="252" w:lineRule="auto"/>
-        <w:ind w:left="360" w:hanging="360"/>
-        <w:jc w:val="left"/>
-      </w:pPr>
-      <w:r>
-        <w:rPr>
-          <w:b w:val="0"/>
-          <w:i w:val="0"/>
-          <w:sz w:val="20"/>
-        </w:rPr>
-        <w:t xml:space="preserve">[2] C. Lee, J. Rho, </w:t>
-      </w:r>
-      <w:r>
-        <w:rPr>
-          <w:b w:val="0"/>
-          <w:i w:val="0"/>
-          <w:sz w:val="20"/>
-        </w:rPr>
-        <w:t xml:space="preserve">“Reversed design of metasurface antenna based on artificial neural networks”, </w:t>
-      </w:r>
-      <w:r>
-        <w:rPr>
-          <w:b w:val="0"/>
-          <w:i/>
-          <w:sz w:val="20"/>
-        </w:rPr>
-        <w:t>KSME Micro/Nano 2020</w:t>
-      </w:r>
-      <w:r>
-        <w:rPr>
-          <w:b w:val="0"/>
-          <w:i w:val="0"/>
-          <w:sz w:val="20"/>
-        </w:rPr>
-        <w:t>, Korea, Jul. 2021 (Virtual Poster)</w:t>
-      </w:r>
-    </w:p>
-    <w:p>
-      <w:pPr>
-        <w:spacing w:before="0" w:after="40" w:line="252" w:lineRule="auto"/>
-        <w:ind w:left="360" w:hanging="360"/>
-        <w:jc w:val="left"/>
-      </w:pPr>
-      <w:r>
-        <w:rPr>
-          <w:b w:val="0"/>
-          <w:i w:val="0"/>
-          <w:sz w:val="20"/>
-        </w:rPr>
-        <w:t xml:space="preserve">[3] H. Kwon, C. Lee, S. Park, </w:t>
-      </w:r>
-      <w:r>
-        <w:rPr>
-          <w:b w:val="0"/>
-          <w:i w:val="0"/>
-          <w:sz w:val="20"/>
-        </w:rPr>
-        <w:t xml:space="preserve">“Artificial neural network based processing parameter optimization for injection molding”, </w:t>
-      </w:r>
-      <w:r>
-        <w:rPr>
-          <w:b w:val="0"/>
-          <w:i/>
-          <w:sz w:val="20"/>
-        </w:rPr>
-        <w:t>KSDME Winter Conference 2018</w:t>
-      </w:r>
-      <w:r>
-        <w:rPr>
-          <w:b w:val="0"/>
-          <w:i w:val="0"/>
-          <w:sz w:val="20"/>
-        </w:rPr>
-        <w:t>, Korea, Dec. 2018 (Oral Presenter)</w:t>
-      </w:r>
-    </w:p>
-    <w:p>
-      <w:pPr>
-        <w:spacing w:before="0" w:after="40" w:line="252" w:lineRule="auto"/>
-        <w:ind w:left="360" w:hanging="360"/>
-        <w:jc w:val="left"/>
-      </w:pPr>
-      <w:r>
-        <w:rPr>
-          <w:b w:val="0"/>
-          <w:i w:val="0"/>
-          <w:sz w:val="20"/>
-        </w:rPr>
-        <w:t xml:space="preserve">[4] C. Lee, H. Kwon, D. Kim, S. Park, </w:t>
-      </w:r>
-      <w:r>
-        <w:rPr>
-          <w:b w:val="0"/>
-          <w:i w:val="0"/>
-          <w:sz w:val="20"/>
-        </w:rPr>
-        <w:t xml:space="preserve">“Development a quality prediction model using deep neural network for injection molding”, </w:t>
-      </w:r>
-      <w:r>
-        <w:rPr>
-          <w:b w:val="0"/>
-          <w:i/>
-          <w:sz w:val="20"/>
-        </w:rPr>
-        <w:t>Korean Powder Metallurgy Institute (KPMI)</w:t>
-      </w:r>
-      <w:r>
-        <w:rPr>
-          <w:b w:val="0"/>
-          <w:i w:val="0"/>
-          <w:sz w:val="20"/>
-        </w:rPr>
-        <w:t>, Yeosu, Korea, Mar. 2018 (Oral Presenter)</w:t>
-      </w:r>
-    </w:p>
-    <w:p>
-      <w:pPr>
-        <w:spacing w:before="200" w:after="60" w:line="252" w:lineRule="auto"/>
-        <w:jc w:val="left"/>
-      </w:pPr>
-      <w:r>
-        <w:rPr>
-          <w:b/>
-          <w:i w:val="0"/>
-          <w:sz w:val="22"/>
-        </w:rPr>
-        <w:t>■ Patents</w:t>
-      </w:r>
-    </w:p>
-    <w:p>
-      <w:pPr>
-        <w:spacing w:before="0" w:after="40" w:line="252" w:lineRule="auto"/>
-        <w:ind w:left="360" w:hanging="360"/>
-        <w:jc w:val="left"/>
-      </w:pPr>
-      <w:r>
-        <w:rPr>
-          <w:b w:val="0"/>
-          <w:i w:val="0"/>
-          <w:sz w:val="20"/>
-        </w:rPr>
-        <w:t xml:space="preserve">[1] 이치헌, 노준석, 전석우, 배광민, 장건호, </w:t>
-      </w:r>
-      <w:r>
-        <w:rPr>
-          <w:b w:val="0"/>
-          <w:i w:val="0"/>
-          <w:sz w:val="20"/>
-        </w:rPr>
-        <w:t xml:space="preserve">“전기장 조절 기반 3차원 근접장 패터닝용 마스크 설계 장치, 마스크, 마스크의 제조 방법 및 나노 패터닝 장치”, </w:t>
-      </w:r>
-      <w:r>
-        <w:rPr>
-          <w:b w:val="0"/>
-          <w:i w:val="0"/>
-          <w:sz w:val="20"/>
-        </w:rPr>
-        <w:t>10-2023-0135822, Korea (2023)</w:t>
-      </w:r>
-    </w:p>
-    <w:p>
-      <w:pPr>
-        <w:spacing w:before="0" w:after="40" w:line="252" w:lineRule="auto"/>
-        <w:ind w:left="360" w:hanging="360"/>
-        <w:jc w:val="left"/>
-      </w:pPr>
-      <w:r>
-        <w:rPr>
-          <w:b w:val="0"/>
-          <w:i w:val="0"/>
-          <w:sz w:val="20"/>
-        </w:rPr>
-        <w:t xml:space="preserve">[2] 유재호, 노준석, 김범식, 김영찬, 소순애, 오동교, 이석호, 이치헌, </w:t>
-      </w:r>
-      <w:r>
-        <w:rPr>
-          <w:b w:val="0"/>
-          <w:i w:val="0"/>
-          <w:sz w:val="20"/>
-        </w:rPr>
-        <w:t xml:space="preserve">“메타 광학 소자의 제조 방법, 이를 이용하여 제조된 메타 광학 소자 및 메타 광학 소자를 포함하는 광학 장치”, </w:t>
-      </w:r>
-      <w:r>
-        <w:rPr>
-          <w:b w:val="0"/>
-          <w:i w:val="0"/>
-          <w:sz w:val="20"/>
-        </w:rPr>
-        <w:t>10-2023-0085299, Korea, assignee: Samsung Display (2023)</w:t>
-      </w:r>
-    </w:p>
-    <w:p>
-      <w:pPr>
-        <w:spacing w:before="0" w:after="40" w:line="252" w:lineRule="auto"/>
-        <w:ind w:left="360" w:hanging="360"/>
-        <w:jc w:val="left"/>
-      </w:pPr>
-      <w:r>
-        <w:rPr>
-          <w:b w:val="0"/>
-          <w:i w:val="0"/>
-          <w:sz w:val="20"/>
-        </w:rPr>
-        <w:t xml:space="preserve">[3] 강윤희, 강준석, 최강혁, 노준석, 이치헌, 신다슬, 권혁준, </w:t>
-      </w:r>
-      <w:r>
-        <w:rPr>
-          <w:b w:val="0"/>
-          <w:i w:val="0"/>
-          <w:sz w:val="20"/>
-        </w:rPr>
-        <w:t xml:space="preserve">“열연 코일 온도 편차 최소화를 위한 인공지능 기반 배치 시스템 개발”, </w:t>
-      </w:r>
-      <w:r>
-        <w:rPr>
-          <w:b w:val="0"/>
-          <w:i w:val="0"/>
-          <w:sz w:val="20"/>
-        </w:rPr>
-        <w:t>10-2023-0133116, Korea, assignee: POSCO (2023)</w:t>
-      </w:r>
-    </w:p>
-    <w:p>
-      <w:pPr>
-        <w:spacing w:before="0" w:after="40" w:line="252" w:lineRule="auto"/>
-        <w:ind w:left="360" w:hanging="360"/>
-        <w:jc w:val="left"/>
-      </w:pPr>
-      <w:r>
-        <w:rPr>
-          <w:b w:val="0"/>
-          <w:i w:val="0"/>
-          <w:sz w:val="20"/>
-        </w:rPr>
-        <w:t xml:space="preserve">[4] 유현재, 박경호, 이승철, 이치헌, </w:t>
-      </w:r>
-      <w:r>
-        <w:rPr>
-          <w:b w:val="0"/>
-          <w:i w:val="0"/>
-          <w:sz w:val="20"/>
-        </w:rPr>
-        <w:t xml:space="preserve">“인공지능 기반의 사출성형시스템 및 사출성형 시스템에서의 성형 조건 생성 방법”, </w:t>
-      </w:r>
-      <w:r>
-        <w:rPr>
-          <w:b w:val="0"/>
-          <w:i w:val="0"/>
-          <w:sz w:val="20"/>
-        </w:rPr>
-        <w:t>WO 2021/049848 A1; US 2022/0388215 A1 (granted 2022-12-08); EP 4029672 A4 (granted 2023-10-18), PCT / United States / European Patent Office (2021)</w:t>
-      </w:r>
-    </w:p>
-    <w:p>
-      <w:pPr>
-        <w:spacing w:before="0" w:after="40" w:line="252" w:lineRule="auto"/>
-        <w:ind w:left="360" w:hanging="360"/>
-        <w:jc w:val="left"/>
-      </w:pPr>
-      <w:r>
-        <w:rPr>
-          <w:b w:val="0"/>
-          <w:i w:val="0"/>
-          <w:sz w:val="20"/>
-        </w:rPr>
-        <w:t xml:space="preserve">[5] 현봉준, 이준호, 박수재, 조시우, 최재령, 김무범, 박재성, 조원주, 이치헌, </w:t>
-      </w:r>
-      <w:r>
-        <w:rPr>
-          <w:b w:val="0"/>
-          <w:i w:val="0"/>
-          <w:sz w:val="20"/>
-        </w:rPr>
-        <w:t xml:space="preserve">“자전거용 ABS 장치”, </w:t>
-      </w:r>
-      <w:r>
-        <w:rPr>
-          <w:b w:val="0"/>
-          <w:i w:val="0"/>
-          <w:sz w:val="20"/>
-        </w:rPr>
-        <w:t>10-2017-0027222, Korea (2017)</w:t>
-      </w:r>
-    </w:p>
-    <w:p>
-      <w:pPr>
-        <w:spacing w:before="200" w:after="60" w:line="252" w:lineRule="auto"/>
-        <w:jc w:val="left"/>
-      </w:pPr>
-      <w:r>
-        <w:rPr>
-          <w:b/>
-          <w:i w:val="0"/>
-          <w:sz w:val="22"/>
-        </w:rPr>
-        <w:t>■ Fields of Specialization and Interest</w:t>
-      </w:r>
-    </w:p>
-    <w:p>
-      <w:pPr>
-        <w:spacing w:before="0" w:after="40" w:line="252" w:lineRule="auto"/>
-        <w:ind w:left="360" w:hanging="200"/>
-        <w:jc w:val="left"/>
-      </w:pPr>
-      <w:r>
-        <w:rPr>
-          <w:b w:val="0"/>
-          <w:i w:val="0"/>
-          <w:sz w:val="20"/>
-        </w:rPr>
-        <w:t>· AI for materials</w:t>
-      </w:r>
-    </w:p>
-    <w:p>
-      <w:pPr>
-        <w:spacing w:before="0" w:after="40" w:line="252" w:lineRule="auto"/>
-        <w:ind w:left="360" w:hanging="200"/>
-        <w:jc w:val="left"/>
-      </w:pPr>
-      <w:r>
-        <w:rPr>
-          <w:b w:val="0"/>
-          <w:i w:val="0"/>
-          <w:sz w:val="20"/>
-        </w:rPr>
-        <w:t>· AI for manufacturing</w:t>
-      </w:r>
-    </w:p>
-    <w:p>
-      <w:pPr>
-        <w:spacing w:before="0" w:after="40" w:line="252" w:lineRule="auto"/>
-        <w:ind w:left="360" w:hanging="200"/>
-        <w:jc w:val="left"/>
-      </w:pPr>
-      <w:r>
-        <w:rPr>
-          <w:b w:val="0"/>
-          <w:i w:val="0"/>
-          <w:sz w:val="20"/>
-        </w:rPr>
-        <w:t>· Metamaterials and nanophotonic inverse design</w:t>
-      </w:r>
-    </w:p>
-    <w:p>
-      <w:pPr>
-        <w:spacing w:before="0" w:after="40" w:line="252" w:lineRule="auto"/>
-        <w:ind w:left="360" w:hanging="200"/>
-        <w:jc w:val="left"/>
-      </w:pPr>
-      <w:r>
-        <w:rPr>
-          <w:b w:val="0"/>
-          <w:i w:val="0"/>
-          <w:sz w:val="20"/>
-        </w:rPr>
-        <w:t>· Autonomous experimentation for metals</w:t>
-      </w:r>
-    </w:p>
-    <w:p>
-      <w:pPr>
-        <w:spacing w:before="0" w:after="40" w:line="252" w:lineRule="auto"/>
+        <w:spacing w:before="0" w:after="40" w:line="250" w:lineRule="auto"/>
         <w:ind w:left="360"/>
         <w:jc w:val="left"/>
       </w:pPr>
       <w:r>
         <w:rPr>
+          <w:rFonts w:eastAsia="맑은 고딕"/>
+          <w:b w:val="0"/>
+          <w:i w:val="0"/>
+          <w:sz w:val="20"/>
+        </w:rPr>
+        <w:t xml:space="preserve">Total citations: </w:t>
+      </w:r>
+      <w:r>
+        <w:rPr>
+          <w:rFonts w:eastAsia="맑은 고딕"/>
           <w:b/>
           <w:i w:val="0"/>
           <w:sz w:val="20"/>
         </w:rPr>
-        <w:t xml:space="preserve">Nanophotonics forward simulation: </w:t>
-      </w:r>
-      <w:r>
-        <w:rPr>
+        <w:t>805</w:t>
+      </w:r>
+      <w:r>
+        <w:rPr>
+          <w:rFonts w:eastAsia="맑은 고딕"/>
           <w:b w:val="0"/>
           <w:i w:val="0"/>
           <w:sz w:val="20"/>
         </w:rPr>
-        <w:t>RCWA (in-house MATLAB); FDTD (Lumerical, MEEP); FEM (COMSOL); Bulk optics (VirtualLab Fusion); Scalar diffraction (in-house MATLAB)</w:t>
-      </w:r>
-    </w:p>
-    <w:p>
-      <w:pPr>
-        <w:spacing w:before="0" w:after="40" w:line="252" w:lineRule="auto"/>
-        <w:ind w:left="360"/>
-        <w:jc w:val="left"/>
-      </w:pPr>
-      <w:r>
-        <w:rPr>
+        <w:t xml:space="preserve"> · h-index: </w:t>
+      </w:r>
+      <w:r>
+        <w:rPr>
+          <w:rFonts w:eastAsia="맑은 고딕"/>
           <w:b/>
           <w:i w:val="0"/>
           <w:sz w:val="20"/>
         </w:rPr>
-        <w:t xml:space="preserve">Deep learning and optimization: </w:t>
-      </w:r>
-      <w:r>
-        <w:rPr>
+        <w:t>12</w:t>
+      </w:r>
+      <w:r>
+        <w:rPr>
+          <w:rFonts w:eastAsia="맑은 고딕"/>
           <w:b w:val="0"/>
           <w:i w:val="0"/>
           <w:sz w:val="20"/>
         </w:rPr>
-        <w:t>PyTorch, TensorFlow; Searching, PSO, Genetic, CMA-ES; Adjoint method, Automatic differentiation, Gradient; DDQN, Simulated Annealing; Gaussian Process (Bayesian Optimization)</w:t>
-      </w:r>
-    </w:p>
-    <w:p>
-      <w:pPr>
-        <w:spacing w:before="0" w:after="40" w:line="252" w:lineRule="auto"/>
-        <w:ind w:left="360"/>
-        <w:jc w:val="left"/>
-      </w:pPr>
-      <w:r>
-        <w:rPr>
+        <w:t xml:space="preserve"> · i10-index: </w:t>
+      </w:r>
+      <w:r>
+        <w:rPr>
+          <w:rFonts w:eastAsia="맑은 고딕"/>
           <w:b/>
           <w:i w:val="0"/>
           <w:sz w:val="20"/>
         </w:rPr>
-        <w:t xml:space="preserve">Manufacturing applications: </w:t>
-      </w:r>
-      <w:r>
-        <w:rPr>
+        <w:t>13</w:t>
+      </w:r>
+      <w:r>
+        <w:rPr>
+          <w:rFonts w:eastAsia="맑은 고딕"/>
           <w:b w:val="0"/>
           <w:i w:val="0"/>
           <w:sz w:val="20"/>
         </w:rPr>
-        <w:t>Injection molding; Hot-rolled coil placement; Punch press, Drilling; DED metal 3D printing; Powder injection molding, Powder manufacturing</w:t>
-      </w:r>
-    </w:p>
-    <w:p>
-      <w:pPr>
-        <w:spacing w:before="0" w:after="40" w:line="252" w:lineRule="auto"/>
-        <w:ind w:left="360"/>
-        <w:jc w:val="left"/>
-      </w:pPr>
-      <w:r>
-        <w:rPr>
-          <w:b/>
-          <w:i w:val="0"/>
-          <w:sz w:val="20"/>
-        </w:rPr>
-        <w:t xml:space="preserve">Nanophotonics applications: </w:t>
-      </w:r>
-      <w:r>
-        <w:rPr>
-          <w:b w:val="0"/>
-          <w:i w:val="0"/>
-          <w:sz w:val="20"/>
-        </w:rPr>
-        <w:t>LED simulation and collimation; 3D patterning mask design; Color filter; Nano antenna; Achromatic metalens; Meta-hologram; Beam forming</w:t>
-      </w:r>
-    </w:p>
-    <w:p>
-      <w:pPr>
-        <w:spacing w:before="0" w:after="40" w:line="252" w:lineRule="auto"/>
-        <w:ind w:left="360"/>
-        <w:jc w:val="left"/>
-      </w:pPr>
-      <w:r>
-        <w:rPr>
-          <w:b/>
-          <w:i w:val="0"/>
-          <w:sz w:val="20"/>
-        </w:rPr>
-        <w:t xml:space="preserve">Co-work groups (non-funded): </w:t>
-      </w:r>
-      <w:r>
-        <w:rPr>
-          <w:b w:val="0"/>
-          <w:i w:val="0"/>
-          <w:sz w:val="20"/>
-        </w:rPr>
-      </w:r>
-    </w:p>
-    <w:p>
-      <w:pPr>
-        <w:spacing w:before="0" w:after="40" w:line="252" w:lineRule="auto"/>
-        <w:ind w:left="560" w:hanging="200"/>
-        <w:jc w:val="left"/>
-      </w:pPr>
-      <w:r>
-        <w:rPr>
-          <w:b w:val="0"/>
-          <w:i w:val="0"/>
-          <w:sz w:val="20"/>
-        </w:rPr>
-        <w:t>· Nanomaterials for Electronics and Optics Lab, Korea University (PI: Prof. Seokwoo Jeon) — 3D nanopatterning using metasurface</w:t>
-      </w:r>
-    </w:p>
-    <w:p>
-      <w:pPr>
-        <w:spacing w:before="0" w:after="40" w:line="252" w:lineRule="auto"/>
-        <w:ind w:left="560" w:hanging="200"/>
-        <w:jc w:val="left"/>
-      </w:pPr>
-      <w:r>
-        <w:rPr>
-          <w:b w:val="0"/>
-          <w:i w:val="0"/>
-          <w:sz w:val="20"/>
-        </w:rPr>
-        <w:t>· Leibniz IFW Dresden, Leibniz IFW Dresden (PI: Prof. Konrad Kosiba) — Optimization of laser powder bed fusion</w:t>
-      </w:r>
-    </w:p>
-    <w:p>
-      <w:pPr>
-        <w:spacing w:before="0" w:after="40" w:line="252" w:lineRule="auto"/>
-        <w:ind w:left="560" w:hanging="200"/>
-        <w:jc w:val="left"/>
-      </w:pPr>
-      <w:r>
-        <w:rPr>
-          <w:b w:val="0"/>
-          <w:i w:val="0"/>
-          <w:sz w:val="20"/>
-        </w:rPr>
-        <w:t>· IKV-AACHEN, RWTH Aachen (PI: Dr. Pascal Bibow) — Optimization of injection molding</w:t>
-      </w:r>
-    </w:p>
-    <w:p>
-      <w:pPr>
-        <w:spacing w:before="0" w:after="40" w:line="252" w:lineRule="auto"/>
-        <w:ind w:left="560" w:hanging="200"/>
-        <w:jc w:val="left"/>
-      </w:pPr>
-      <w:r>
-        <w:rPr>
-          <w:b w:val="0"/>
-          <w:i w:val="0"/>
-          <w:sz w:val="20"/>
-        </w:rPr>
-        <w:t>· EM &amp; Intelligent Design, Hanyang University (PI: Prof. Haejun Chung) — Achromatic metalens inverse design using adjoint method</w:t>
+        <w:t xml:space="preserve"> · as of 2026-08-20.</w:t>
       </w:r>
     </w:p>
     <w:sectPr>
@@ -3291,6 +3915,7 @@
     <w:qFormat/>
     <w:rsid w:val="00FC693F"/>
     <w:rPr>
+      <w:rFonts w:eastAsia="맑은 고딕"/>
       <w:sz w:val="20"/>
     </w:rPr>
   </w:style>

--- a/CV/Curriculum Vitae Chihun Lee (2026.09).docx
+++ b/CV/Curriculum Vitae Chihun Lee (2026.09).docx
@@ -111,7 +111,23 @@
                 <w:color w:val="333333"/>
                 <w:sz w:val="18"/>
               </w:rPr>
-              <w:t>Web: https://chihun-lee.github.io</w:t>
+              <w:t>Homepage: https://chihun-lee.github.io   ·   GitHub: https://github.com/Chihun-Lee</w:t>
+            </w:r>
+          </w:p>
+          <w:p>
+            <w:pPr>
+              <w:spacing w:before="0" w:after="0" w:line="250" w:lineRule="auto"/>
+              <w:jc w:val="left"/>
+            </w:pPr>
+            <w:r>
+              <w:rPr>
+                <w:rFonts w:eastAsia="맑은 고딕"/>
+                <w:b w:val="0"/>
+                <w:i w:val="0"/>
+                <w:color w:val="333333"/>
+                <w:sz w:val="18"/>
+              </w:rPr>
+              <w:t>LinkedIn: https://www.linkedin.com/in/chihun-lee-078082412/</w:t>
             </w:r>
           </w:p>
           <w:p>

--- a/CV/Curriculum Vitae Chihun Lee (2026.09).docx
+++ b/CV/Curriculum Vitae Chihun Lee (2026.09).docx
@@ -21,7 +21,7 @@
           </w:tcPr>
           <w:p>
             <w:pPr>
-              <w:spacing w:before="0" w:after="60" w:line="250" w:lineRule="auto"/>
+              <w:spacing w:before="0" w:after="60" w:line="245" w:lineRule="auto"/>
               <w:jc w:val="left"/>
             </w:pPr>
             <w:r>
@@ -36,7 +36,7 @@
           </w:p>
           <w:p>
             <w:pPr>
-              <w:spacing w:before="0" w:after="0" w:line="250" w:lineRule="auto"/>
+              <w:spacing w:before="0" w:after="0" w:line="245" w:lineRule="auto"/>
               <w:jc w:val="left"/>
             </w:pPr>
             <w:r>
@@ -52,7 +52,7 @@
           </w:p>
           <w:p>
             <w:pPr>
-              <w:spacing w:before="0" w:after="0" w:line="250" w:lineRule="auto"/>
+              <w:spacing w:before="0" w:after="0" w:line="245" w:lineRule="auto"/>
               <w:jc w:val="left"/>
             </w:pPr>
             <w:r>
@@ -68,7 +68,7 @@
           </w:p>
           <w:p>
             <w:pPr>
-              <w:spacing w:before="0" w:after="0" w:line="250" w:lineRule="auto"/>
+              <w:spacing w:before="0" w:after="0" w:line="245" w:lineRule="auto"/>
               <w:jc w:val="left"/>
             </w:pPr>
             <w:r>
@@ -84,7 +84,7 @@
           </w:p>
           <w:p>
             <w:pPr>
-              <w:spacing w:before="0" w:after="0" w:line="250" w:lineRule="auto"/>
+              <w:spacing w:before="0" w:after="0" w:line="245" w:lineRule="auto"/>
               <w:jc w:val="left"/>
             </w:pPr>
             <w:r>
@@ -100,7 +100,7 @@
           </w:p>
           <w:p>
             <w:pPr>
-              <w:spacing w:before="0" w:after="0" w:line="250" w:lineRule="auto"/>
+              <w:spacing w:before="0" w:after="0" w:line="245" w:lineRule="auto"/>
               <w:jc w:val="left"/>
             </w:pPr>
             <w:r>
@@ -116,7 +116,7 @@
           </w:p>
           <w:p>
             <w:pPr>
-              <w:spacing w:before="0" w:after="0" w:line="250" w:lineRule="auto"/>
+              <w:spacing w:before="0" w:after="0" w:line="245" w:lineRule="auto"/>
               <w:jc w:val="left"/>
             </w:pPr>
             <w:r>
@@ -132,7 +132,7 @@
           </w:p>
           <w:p>
             <w:pPr>
-              <w:spacing w:before="0" w:after="0" w:line="250" w:lineRule="auto"/>
+              <w:spacing w:before="0" w:after="0" w:line="245" w:lineRule="auto"/>
               <w:jc w:val="left"/>
             </w:pPr>
             <w:r>
@@ -196,23 +196,33 @@
     </w:tbl>
     <w:p>
       <w:pPr>
-        <w:spacing w:before="0" w:after="0" w:line="250" w:lineRule="auto"/>
+        <w:spacing w:before="0" w:after="0" w:line="245" w:lineRule="auto"/>
         <w:jc w:val="left"/>
       </w:pPr>
     </w:p>
     <w:p>
       <w:pPr>
-        <w:spacing w:before="180" w:after="60" w:line="250" w:lineRule="auto"/>
+        <w:keepNext/>
+        <w:spacing w:before="120" w:after="60" w:line="245" w:lineRule="auto"/>
         <w:jc w:val="left"/>
       </w:pPr>
       <w:r>
         <w:rPr>
-          <w:rFonts w:eastAsia="맑은 고딕"/>
+          <w:rFonts w:eastAsia="맑은 고딕" w:hint="eastAsia"/>
           <w:b/>
           <w:i w:val="0"/>
           <w:sz w:val="22"/>
         </w:rPr>
-        <w:t>■ Education</w:t>
+        <w:t xml:space="preserve">■ </w:t>
+      </w:r>
+      <w:r>
+        <w:rPr>
+          <w:rFonts w:eastAsia="맑은 고딕"/>
+          <w:b/>
+          <w:i w:val="0"/>
+          <w:sz w:val="22"/>
+        </w:rPr>
+        <w:t>Education</w:t>
       </w:r>
     </w:p>
     <w:p>
@@ -220,7 +230,7 @@
         <w:tabs>
           <w:tab w:pos="2240" w:val="left"/>
         </w:tabs>
-        <w:spacing w:before="0" w:after="40" w:line="250" w:lineRule="auto"/>
+        <w:spacing w:before="0" w:after="30" w:line="245" w:lineRule="auto"/>
         <w:ind w:left="2240" w:hanging="2240"/>
         <w:jc w:val="left"/>
       </w:pPr>
@@ -249,7 +259,7 @@
         <w:tabs>
           <w:tab w:pos="2240" w:val="left"/>
         </w:tabs>
-        <w:spacing w:before="0" w:after="40" w:line="250" w:lineRule="auto"/>
+        <w:spacing w:before="0" w:after="30" w:line="245" w:lineRule="auto"/>
         <w:ind w:left="2240" w:hanging="2240"/>
         <w:jc w:val="left"/>
       </w:pPr>
@@ -278,7 +288,7 @@
         <w:tabs>
           <w:tab w:pos="2240" w:val="left"/>
         </w:tabs>
-        <w:spacing w:before="0" w:after="40" w:line="250" w:lineRule="auto"/>
+        <w:spacing w:before="0" w:after="30" w:line="245" w:lineRule="auto"/>
         <w:ind w:left="2240" w:hanging="2240"/>
         <w:jc w:val="left"/>
       </w:pPr>
@@ -304,17 +314,27 @@
     </w:p>
     <w:p>
       <w:pPr>
-        <w:spacing w:before="180" w:after="60" w:line="250" w:lineRule="auto"/>
+        <w:keepNext/>
+        <w:spacing w:before="120" w:after="60" w:line="245" w:lineRule="auto"/>
         <w:jc w:val="left"/>
       </w:pPr>
       <w:r>
         <w:rPr>
-          <w:rFonts w:eastAsia="맑은 고딕"/>
+          <w:rFonts w:eastAsia="맑은 고딕" w:hint="eastAsia"/>
           <w:b/>
           <w:i w:val="0"/>
           <w:sz w:val="22"/>
         </w:rPr>
-        <w:t>■ Experience</w:t>
+        <w:t xml:space="preserve">■ </w:t>
+      </w:r>
+      <w:r>
+        <w:rPr>
+          <w:rFonts w:eastAsia="맑은 고딕"/>
+          <w:b/>
+          <w:i w:val="0"/>
+          <w:sz w:val="22"/>
+        </w:rPr>
+        <w:t>Experience</w:t>
       </w:r>
     </w:p>
     <w:p>
@@ -322,7 +342,7 @@
         <w:tabs>
           <w:tab w:pos="2240" w:val="left"/>
         </w:tabs>
-        <w:spacing w:before="0" w:after="40" w:line="250" w:lineRule="auto"/>
+        <w:spacing w:before="0" w:after="30" w:line="245" w:lineRule="auto"/>
         <w:ind w:left="2240" w:hanging="2240"/>
         <w:jc w:val="left"/>
       </w:pPr>
@@ -351,7 +371,7 @@
         <w:tabs>
           <w:tab w:pos="2240" w:val="left"/>
         </w:tabs>
-        <w:spacing w:before="0" w:after="40" w:line="250" w:lineRule="auto"/>
+        <w:spacing w:before="0" w:after="30" w:line="245" w:lineRule="auto"/>
         <w:ind w:left="2240" w:hanging="2240"/>
         <w:jc w:val="left"/>
       </w:pPr>
@@ -380,7 +400,7 @@
         <w:tabs>
           <w:tab w:pos="2240" w:val="left"/>
         </w:tabs>
-        <w:spacing w:before="0" w:after="40" w:line="250" w:lineRule="auto"/>
+        <w:spacing w:before="0" w:after="30" w:line="245" w:lineRule="auto"/>
         <w:ind w:left="2240" w:hanging="2240"/>
         <w:jc w:val="left"/>
       </w:pPr>
@@ -409,7 +429,7 @@
         <w:tabs>
           <w:tab w:pos="2240" w:val="left"/>
         </w:tabs>
-        <w:spacing w:before="0" w:after="40" w:line="250" w:lineRule="auto"/>
+        <w:spacing w:before="0" w:after="30" w:line="245" w:lineRule="auto"/>
         <w:ind w:left="2240" w:hanging="2240"/>
         <w:jc w:val="left"/>
       </w:pPr>
@@ -435,22 +455,32 @@
     </w:p>
     <w:p>
       <w:pPr>
-        <w:spacing w:before="180" w:after="60" w:line="250" w:lineRule="auto"/>
+        <w:keepNext/>
+        <w:spacing w:before="120" w:after="60" w:line="245" w:lineRule="auto"/>
         <w:jc w:val="left"/>
       </w:pPr>
       <w:r>
         <w:rPr>
-          <w:rFonts w:eastAsia="맑은 고딕"/>
+          <w:rFonts w:eastAsia="맑은 고딕" w:hint="eastAsia"/>
           <w:b/>
           <w:i w:val="0"/>
           <w:sz w:val="22"/>
         </w:rPr>
-        <w:t>■ First Author Peer-Reviewed Publications (+: equal contributions, *: corresponding author)</w:t>
+        <w:t xml:space="preserve">■ </w:t>
+      </w:r>
+      <w:r>
+        <w:rPr>
+          <w:rFonts w:eastAsia="맑은 고딕"/>
+          <w:b/>
+          <w:i w:val="0"/>
+          <w:sz w:val="22"/>
+        </w:rPr>
+        <w:t>First Author Peer-Reviewed Publications (+: equal contributions, *: corresponding author)</w:t>
       </w:r>
     </w:p>
     <w:p>
       <w:pPr>
-        <w:spacing w:before="0" w:after="40" w:line="250" w:lineRule="auto"/>
+        <w:spacing w:before="0" w:after="24" w:line="245" w:lineRule="auto"/>
         <w:ind w:left="360" w:hanging="360"/>
         <w:jc w:val="left"/>
       </w:pPr>
@@ -493,7 +523,7 @@
     </w:p>
     <w:p>
       <w:pPr>
-        <w:spacing w:before="0" w:after="40" w:line="250" w:lineRule="auto"/>
+        <w:spacing w:before="0" w:after="24" w:line="245" w:lineRule="auto"/>
         <w:ind w:left="360" w:hanging="360"/>
         <w:jc w:val="left"/>
       </w:pPr>
@@ -545,7 +575,7 @@
     </w:p>
     <w:p>
       <w:pPr>
-        <w:spacing w:before="0" w:after="40" w:line="250" w:lineRule="auto"/>
+        <w:spacing w:before="0" w:after="24" w:line="245" w:lineRule="auto"/>
         <w:ind w:left="360" w:hanging="360"/>
         <w:jc w:val="left"/>
       </w:pPr>
@@ -597,7 +627,7 @@
     </w:p>
     <w:p>
       <w:pPr>
-        <w:spacing w:before="0" w:after="40" w:line="250" w:lineRule="auto"/>
+        <w:spacing w:before="0" w:after="24" w:line="245" w:lineRule="auto"/>
         <w:ind w:left="360" w:hanging="360"/>
         <w:jc w:val="left"/>
       </w:pPr>
@@ -649,7 +679,7 @@
     </w:p>
     <w:p>
       <w:pPr>
-        <w:spacing w:before="0" w:after="40" w:line="250" w:lineRule="auto"/>
+        <w:spacing w:before="0" w:after="24" w:line="245" w:lineRule="auto"/>
         <w:ind w:left="360" w:hanging="360"/>
         <w:jc w:val="left"/>
       </w:pPr>
@@ -701,7 +731,7 @@
     </w:p>
     <w:p>
       <w:pPr>
-        <w:spacing w:before="0" w:after="40" w:line="250" w:lineRule="auto"/>
+        <w:spacing w:before="0" w:after="24" w:line="245" w:lineRule="auto"/>
         <w:ind w:left="360" w:hanging="360"/>
         <w:jc w:val="left"/>
       </w:pPr>
@@ -753,7 +783,7 @@
     </w:p>
     <w:p>
       <w:pPr>
-        <w:spacing w:before="0" w:after="40" w:line="250" w:lineRule="auto"/>
+        <w:spacing w:before="0" w:after="24" w:line="245" w:lineRule="auto"/>
         <w:ind w:left="360" w:hanging="360"/>
         <w:jc w:val="left"/>
       </w:pPr>
@@ -805,7 +835,7 @@
     </w:p>
     <w:p>
       <w:pPr>
-        <w:spacing w:before="0" w:after="40" w:line="250" w:lineRule="auto"/>
+        <w:spacing w:before="0" w:after="24" w:line="245" w:lineRule="auto"/>
         <w:ind w:left="360" w:hanging="360"/>
         <w:jc w:val="left"/>
       </w:pPr>
@@ -857,7 +887,7 @@
     </w:p>
     <w:p>
       <w:pPr>
-        <w:spacing w:before="0" w:after="40" w:line="250" w:lineRule="auto"/>
+        <w:spacing w:before="0" w:after="24" w:line="245" w:lineRule="auto"/>
         <w:ind w:left="360" w:hanging="360"/>
         <w:jc w:val="left"/>
       </w:pPr>
@@ -909,7 +939,7 @@
     </w:p>
     <w:p>
       <w:pPr>
-        <w:spacing w:before="0" w:after="40" w:line="250" w:lineRule="auto"/>
+        <w:spacing w:before="0" w:after="24" w:line="245" w:lineRule="auto"/>
         <w:ind w:left="360" w:hanging="360"/>
         <w:jc w:val="left"/>
       </w:pPr>
@@ -961,7 +991,7 @@
     </w:p>
     <w:p>
       <w:pPr>
-        <w:spacing w:before="0" w:after="40" w:line="250" w:lineRule="auto"/>
+        <w:spacing w:before="0" w:after="24" w:line="245" w:lineRule="auto"/>
         <w:ind w:left="360" w:hanging="360"/>
         <w:jc w:val="left"/>
       </w:pPr>
@@ -1013,22 +1043,32 @@
     </w:p>
     <w:p>
       <w:pPr>
-        <w:spacing w:before="180" w:after="60" w:line="250" w:lineRule="auto"/>
+        <w:keepNext/>
+        <w:spacing w:before="120" w:after="60" w:line="245" w:lineRule="auto"/>
         <w:jc w:val="left"/>
       </w:pPr>
       <w:r>
         <w:rPr>
-          <w:rFonts w:eastAsia="맑은 고딕"/>
+          <w:rFonts w:eastAsia="맑은 고딕" w:hint="eastAsia"/>
           <w:b/>
           <w:i w:val="0"/>
           <w:sz w:val="22"/>
         </w:rPr>
-        <w:t>■ Co-Author Peer-Reviewed Publications</w:t>
+        <w:t xml:space="preserve">■ </w:t>
+      </w:r>
+      <w:r>
+        <w:rPr>
+          <w:rFonts w:eastAsia="맑은 고딕"/>
+          <w:b/>
+          <w:i w:val="0"/>
+          <w:sz w:val="22"/>
+        </w:rPr>
+        <w:t>Co-Author Peer-Reviewed Publications</w:t>
       </w:r>
     </w:p>
     <w:p>
       <w:pPr>
-        <w:spacing w:before="0" w:after="40" w:line="250" w:lineRule="auto"/>
+        <w:spacing w:before="0" w:after="24" w:line="245" w:lineRule="auto"/>
         <w:ind w:left="360" w:hanging="360"/>
         <w:jc w:val="left"/>
       </w:pPr>
@@ -1080,7 +1120,7 @@
     </w:p>
     <w:p>
       <w:pPr>
-        <w:spacing w:before="0" w:after="40" w:line="250" w:lineRule="auto"/>
+        <w:spacing w:before="0" w:after="24" w:line="245" w:lineRule="auto"/>
         <w:ind w:left="360" w:hanging="360"/>
         <w:jc w:val="left"/>
       </w:pPr>
@@ -1123,7 +1163,7 @@
     </w:p>
     <w:p>
       <w:pPr>
-        <w:spacing w:before="0" w:after="40" w:line="250" w:lineRule="auto"/>
+        <w:spacing w:before="0" w:after="24" w:line="245" w:lineRule="auto"/>
         <w:ind w:left="360" w:hanging="360"/>
         <w:jc w:val="left"/>
       </w:pPr>
@@ -1175,7 +1215,7 @@
     </w:p>
     <w:p>
       <w:pPr>
-        <w:spacing w:before="0" w:after="40" w:line="250" w:lineRule="auto"/>
+        <w:spacing w:before="0" w:after="24" w:line="245" w:lineRule="auto"/>
         <w:ind w:left="360" w:hanging="360"/>
         <w:jc w:val="left"/>
       </w:pPr>
@@ -1227,7 +1267,7 @@
     </w:p>
     <w:p>
       <w:pPr>
-        <w:spacing w:before="0" w:after="40" w:line="250" w:lineRule="auto"/>
+        <w:spacing w:before="0" w:after="24" w:line="245" w:lineRule="auto"/>
         <w:ind w:left="360" w:hanging="360"/>
         <w:jc w:val="left"/>
       </w:pPr>
@@ -1279,7 +1319,7 @@
     </w:p>
     <w:p>
       <w:pPr>
-        <w:spacing w:before="0" w:after="40" w:line="250" w:lineRule="auto"/>
+        <w:spacing w:before="0" w:after="24" w:line="245" w:lineRule="auto"/>
         <w:ind w:left="360" w:hanging="360"/>
         <w:jc w:val="left"/>
       </w:pPr>
@@ -1331,7 +1371,7 @@
     </w:p>
     <w:p>
       <w:pPr>
-        <w:spacing w:before="0" w:after="40" w:line="250" w:lineRule="auto"/>
+        <w:spacing w:before="0" w:after="24" w:line="245" w:lineRule="auto"/>
         <w:ind w:left="360" w:hanging="360"/>
         <w:jc w:val="left"/>
       </w:pPr>
@@ -1374,7 +1414,7 @@
     </w:p>
     <w:p>
       <w:pPr>
-        <w:spacing w:before="0" w:after="40" w:line="250" w:lineRule="auto"/>
+        <w:spacing w:before="0" w:after="24" w:line="245" w:lineRule="auto"/>
         <w:ind w:left="360" w:hanging="360"/>
         <w:jc w:val="left"/>
       </w:pPr>
@@ -1417,7 +1457,7 @@
     </w:p>
     <w:p>
       <w:pPr>
-        <w:spacing w:before="0" w:after="40" w:line="250" w:lineRule="auto"/>
+        <w:spacing w:before="0" w:after="24" w:line="245" w:lineRule="auto"/>
         <w:ind w:left="360" w:hanging="360"/>
         <w:jc w:val="left"/>
       </w:pPr>
@@ -1469,7 +1509,7 @@
     </w:p>
     <w:p>
       <w:pPr>
-        <w:spacing w:before="0" w:after="40" w:line="250" w:lineRule="auto"/>
+        <w:spacing w:before="0" w:after="24" w:line="245" w:lineRule="auto"/>
         <w:ind w:left="360" w:hanging="360"/>
         <w:jc w:val="left"/>
       </w:pPr>
@@ -1521,7 +1561,7 @@
     </w:p>
     <w:p>
       <w:pPr>
-        <w:spacing w:before="0" w:after="40" w:line="250" w:lineRule="auto"/>
+        <w:spacing w:before="0" w:after="24" w:line="245" w:lineRule="auto"/>
         <w:ind w:left="360" w:hanging="360"/>
         <w:jc w:val="left"/>
       </w:pPr>
@@ -1564,7 +1604,7 @@
     </w:p>
     <w:p>
       <w:pPr>
-        <w:spacing w:before="0" w:after="40" w:line="250" w:lineRule="auto"/>
+        <w:spacing w:before="0" w:after="24" w:line="245" w:lineRule="auto"/>
         <w:ind w:left="360" w:hanging="360"/>
         <w:jc w:val="left"/>
       </w:pPr>
@@ -1616,7 +1656,7 @@
     </w:p>
     <w:p>
       <w:pPr>
-        <w:spacing w:before="0" w:after="40" w:line="250" w:lineRule="auto"/>
+        <w:spacing w:before="0" w:after="24" w:line="245" w:lineRule="auto"/>
         <w:ind w:left="360" w:hanging="360"/>
         <w:jc w:val="left"/>
       </w:pPr>
@@ -1668,7 +1708,7 @@
     </w:p>
     <w:p>
       <w:pPr>
-        <w:spacing w:before="0" w:after="40" w:line="250" w:lineRule="auto"/>
+        <w:spacing w:before="0" w:after="24" w:line="245" w:lineRule="auto"/>
         <w:ind w:left="360" w:hanging="360"/>
         <w:jc w:val="left"/>
       </w:pPr>
@@ -1720,17 +1760,27 @@
     </w:p>
     <w:p>
       <w:pPr>
-        <w:spacing w:before="180" w:after="60" w:line="250" w:lineRule="auto"/>
+        <w:keepNext/>
+        <w:spacing w:before="120" w:after="60" w:line="245" w:lineRule="auto"/>
         <w:jc w:val="left"/>
       </w:pPr>
       <w:r>
         <w:rPr>
-          <w:rFonts w:eastAsia="맑은 고딕"/>
+          <w:rFonts w:eastAsia="맑은 고딕" w:hint="eastAsia"/>
           <w:b/>
           <w:i w:val="0"/>
           <w:sz w:val="22"/>
         </w:rPr>
-        <w:t>■ Research Projects</w:t>
+        <w:t xml:space="preserve">■ </w:t>
+      </w:r>
+      <w:r>
+        <w:rPr>
+          <w:rFonts w:eastAsia="맑은 고딕"/>
+          <w:b/>
+          <w:i w:val="0"/>
+          <w:sz w:val="22"/>
+        </w:rPr>
+        <w:t>Research Projects</w:t>
       </w:r>
     </w:p>
     <w:p>
@@ -1738,7 +1788,7 @@
         <w:tabs>
           <w:tab w:pos="1920" w:val="left"/>
         </w:tabs>
-        <w:spacing w:before="0" w:after="40" w:line="250" w:lineRule="auto"/>
+        <w:spacing w:before="0" w:after="30" w:line="245" w:lineRule="auto"/>
         <w:ind w:left="1920" w:hanging="1920"/>
         <w:jc w:val="left"/>
       </w:pPr>
@@ -1776,7 +1826,7 @@
         <w:tabs>
           <w:tab w:pos="1920" w:val="left"/>
         </w:tabs>
-        <w:spacing w:before="0" w:after="40" w:line="250" w:lineRule="auto"/>
+        <w:spacing w:before="0" w:after="30" w:line="245" w:lineRule="auto"/>
         <w:ind w:left="1920" w:hanging="1920"/>
         <w:jc w:val="left"/>
       </w:pPr>
@@ -1814,7 +1864,7 @@
         <w:tabs>
           <w:tab w:pos="1920" w:val="left"/>
         </w:tabs>
-        <w:spacing w:before="0" w:after="40" w:line="250" w:lineRule="auto"/>
+        <w:spacing w:before="0" w:after="30" w:line="245" w:lineRule="auto"/>
         <w:ind w:left="1920" w:hanging="1920"/>
         <w:jc w:val="left"/>
       </w:pPr>
@@ -1852,7 +1902,7 @@
         <w:tabs>
           <w:tab w:pos="1920" w:val="left"/>
         </w:tabs>
-        <w:spacing w:before="0" w:after="40" w:line="250" w:lineRule="auto"/>
+        <w:spacing w:before="0" w:after="30" w:line="245" w:lineRule="auto"/>
         <w:ind w:left="1920" w:hanging="1920"/>
         <w:jc w:val="left"/>
       </w:pPr>
@@ -1890,7 +1940,7 @@
         <w:tabs>
           <w:tab w:pos="1920" w:val="left"/>
         </w:tabs>
-        <w:spacing w:before="0" w:after="40" w:line="250" w:lineRule="auto"/>
+        <w:spacing w:before="0" w:after="30" w:line="245" w:lineRule="auto"/>
         <w:ind w:left="1920" w:hanging="1920"/>
         <w:jc w:val="left"/>
       </w:pPr>
@@ -1928,7 +1978,7 @@
         <w:tabs>
           <w:tab w:pos="1920" w:val="left"/>
         </w:tabs>
-        <w:spacing w:before="0" w:after="40" w:line="250" w:lineRule="auto"/>
+        <w:spacing w:before="0" w:after="30" w:line="245" w:lineRule="auto"/>
         <w:ind w:left="1920" w:hanging="1920"/>
         <w:jc w:val="left"/>
       </w:pPr>
@@ -1966,7 +2016,7 @@
         <w:tabs>
           <w:tab w:pos="1920" w:val="left"/>
         </w:tabs>
-        <w:spacing w:before="0" w:after="40" w:line="250" w:lineRule="auto"/>
+        <w:spacing w:before="0" w:after="30" w:line="245" w:lineRule="auto"/>
         <w:ind w:left="1920" w:hanging="1920"/>
         <w:jc w:val="left"/>
       </w:pPr>
@@ -2004,7 +2054,7 @@
         <w:tabs>
           <w:tab w:pos="1920" w:val="left"/>
         </w:tabs>
-        <w:spacing w:before="0" w:after="40" w:line="250" w:lineRule="auto"/>
+        <w:spacing w:before="0" w:after="30" w:line="245" w:lineRule="auto"/>
         <w:ind w:left="1920" w:hanging="1920"/>
         <w:jc w:val="left"/>
       </w:pPr>
@@ -2042,7 +2092,7 @@
         <w:tabs>
           <w:tab w:pos="1920" w:val="left"/>
         </w:tabs>
-        <w:spacing w:before="0" w:after="40" w:line="250" w:lineRule="auto"/>
+        <w:spacing w:before="0" w:after="30" w:line="245" w:lineRule="auto"/>
         <w:ind w:left="1920" w:hanging="1920"/>
         <w:jc w:val="left"/>
       </w:pPr>
@@ -2080,7 +2130,7 @@
         <w:tabs>
           <w:tab w:pos="1920" w:val="left"/>
         </w:tabs>
-        <w:spacing w:before="0" w:after="40" w:line="250" w:lineRule="auto"/>
+        <w:spacing w:before="0" w:after="30" w:line="245" w:lineRule="auto"/>
         <w:ind w:left="1920" w:hanging="1920"/>
         <w:jc w:val="left"/>
       </w:pPr>
@@ -2118,7 +2168,7 @@
         <w:tabs>
           <w:tab w:pos="1920" w:val="left"/>
         </w:tabs>
-        <w:spacing w:before="0" w:after="40" w:line="250" w:lineRule="auto"/>
+        <w:spacing w:before="0" w:after="30" w:line="245" w:lineRule="auto"/>
         <w:ind w:left="1920" w:hanging="1920"/>
         <w:jc w:val="left"/>
       </w:pPr>
@@ -2156,7 +2206,7 @@
         <w:tabs>
           <w:tab w:pos="1920" w:val="left"/>
         </w:tabs>
-        <w:spacing w:before="0" w:after="40" w:line="250" w:lineRule="auto"/>
+        <w:spacing w:before="0" w:after="30" w:line="245" w:lineRule="auto"/>
         <w:ind w:left="1920" w:hanging="1920"/>
         <w:jc w:val="left"/>
       </w:pPr>
@@ -2194,7 +2244,7 @@
         <w:tabs>
           <w:tab w:pos="1920" w:val="left"/>
         </w:tabs>
-        <w:spacing w:before="0" w:after="40" w:line="250" w:lineRule="auto"/>
+        <w:spacing w:before="0" w:after="30" w:line="245" w:lineRule="auto"/>
         <w:ind w:left="1920" w:hanging="1920"/>
         <w:jc w:val="left"/>
       </w:pPr>
@@ -2232,7 +2282,7 @@
         <w:tabs>
           <w:tab w:pos="1920" w:val="left"/>
         </w:tabs>
-        <w:spacing w:before="0" w:after="40" w:line="250" w:lineRule="auto"/>
+        <w:spacing w:before="0" w:after="30" w:line="245" w:lineRule="auto"/>
         <w:ind w:left="1920" w:hanging="1920"/>
         <w:jc w:val="left"/>
       </w:pPr>
@@ -2270,7 +2320,7 @@
         <w:tabs>
           <w:tab w:pos="1920" w:val="left"/>
         </w:tabs>
-        <w:spacing w:before="0" w:after="40" w:line="250" w:lineRule="auto"/>
+        <w:spacing w:before="0" w:after="30" w:line="245" w:lineRule="auto"/>
         <w:ind w:left="1920" w:hanging="1920"/>
         <w:jc w:val="left"/>
       </w:pPr>
@@ -2308,7 +2358,7 @@
         <w:tabs>
           <w:tab w:pos="1920" w:val="left"/>
         </w:tabs>
-        <w:spacing w:before="0" w:after="40" w:line="250" w:lineRule="auto"/>
+        <w:spacing w:before="0" w:after="30" w:line="245" w:lineRule="auto"/>
         <w:ind w:left="1920" w:hanging="1920"/>
         <w:jc w:val="left"/>
       </w:pPr>
@@ -2346,7 +2396,7 @@
         <w:tabs>
           <w:tab w:pos="1920" w:val="left"/>
         </w:tabs>
-        <w:spacing w:before="0" w:after="40" w:line="250" w:lineRule="auto"/>
+        <w:spacing w:before="0" w:after="30" w:line="245" w:lineRule="auto"/>
         <w:ind w:left="1920" w:hanging="1920"/>
         <w:jc w:val="left"/>
       </w:pPr>
@@ -2384,7 +2434,7 @@
         <w:tabs>
           <w:tab w:pos="1920" w:val="left"/>
         </w:tabs>
-        <w:spacing w:before="0" w:after="40" w:line="250" w:lineRule="auto"/>
+        <w:spacing w:before="0" w:after="30" w:line="245" w:lineRule="auto"/>
         <w:ind w:left="1920" w:hanging="1920"/>
         <w:jc w:val="left"/>
       </w:pPr>
@@ -2422,7 +2472,7 @@
         <w:tabs>
           <w:tab w:pos="1920" w:val="left"/>
         </w:tabs>
-        <w:spacing w:before="0" w:after="40" w:line="250" w:lineRule="auto"/>
+        <w:spacing w:before="0" w:after="30" w:line="245" w:lineRule="auto"/>
         <w:ind w:left="1920" w:hanging="1920"/>
         <w:jc w:val="left"/>
       </w:pPr>
@@ -2457,22 +2507,32 @@
     </w:p>
     <w:p>
       <w:pPr>
-        <w:spacing w:before="180" w:after="60" w:line="250" w:lineRule="auto"/>
+        <w:keepNext/>
+        <w:spacing w:before="120" w:after="60" w:line="245" w:lineRule="auto"/>
         <w:jc w:val="left"/>
       </w:pPr>
       <w:r>
         <w:rPr>
-          <w:rFonts w:eastAsia="맑은 고딕"/>
+          <w:rFonts w:eastAsia="맑은 고딕" w:hint="eastAsia"/>
           <w:b/>
           <w:i w:val="0"/>
           <w:sz w:val="22"/>
         </w:rPr>
-        <w:t>■ International Conference</w:t>
+        <w:t xml:space="preserve">■ </w:t>
+      </w:r>
+      <w:r>
+        <w:rPr>
+          <w:rFonts w:eastAsia="맑은 고딕"/>
+          <w:b/>
+          <w:i w:val="0"/>
+          <w:sz w:val="22"/>
+        </w:rPr>
+        <w:t>International Conference</w:t>
       </w:r>
     </w:p>
     <w:p>
       <w:pPr>
-        <w:spacing w:before="0" w:after="40" w:line="250" w:lineRule="auto"/>
+        <w:spacing w:before="0" w:after="24" w:line="245" w:lineRule="auto"/>
         <w:ind w:left="360" w:hanging="360"/>
         <w:jc w:val="left"/>
       </w:pPr>
@@ -2515,7 +2575,7 @@
     </w:p>
     <w:p>
       <w:pPr>
-        <w:spacing w:before="0" w:after="40" w:line="250" w:lineRule="auto"/>
+        <w:spacing w:before="0" w:after="24" w:line="245" w:lineRule="auto"/>
         <w:ind w:left="360" w:hanging="360"/>
         <w:jc w:val="left"/>
       </w:pPr>
@@ -2558,7 +2618,7 @@
     </w:p>
     <w:p>
       <w:pPr>
-        <w:spacing w:before="0" w:after="40" w:line="250" w:lineRule="auto"/>
+        <w:spacing w:before="0" w:after="24" w:line="245" w:lineRule="auto"/>
         <w:ind w:left="360" w:hanging="360"/>
         <w:jc w:val="left"/>
       </w:pPr>
@@ -2601,7 +2661,7 @@
     </w:p>
     <w:p>
       <w:pPr>
-        <w:spacing w:before="0" w:after="40" w:line="250" w:lineRule="auto"/>
+        <w:spacing w:before="0" w:after="24" w:line="245" w:lineRule="auto"/>
         <w:ind w:left="360" w:hanging="360"/>
         <w:jc w:val="left"/>
       </w:pPr>
@@ -2644,7 +2704,7 @@
     </w:p>
     <w:p>
       <w:pPr>
-        <w:spacing w:before="0" w:after="40" w:line="250" w:lineRule="auto"/>
+        <w:spacing w:before="0" w:after="24" w:line="245" w:lineRule="auto"/>
         <w:ind w:left="360" w:hanging="360"/>
         <w:jc w:val="left"/>
       </w:pPr>
@@ -2687,7 +2747,7 @@
     </w:p>
     <w:p>
       <w:pPr>
-        <w:spacing w:before="0" w:after="40" w:line="250" w:lineRule="auto"/>
+        <w:spacing w:before="0" w:after="24" w:line="245" w:lineRule="auto"/>
         <w:ind w:left="360" w:hanging="360"/>
         <w:jc w:val="left"/>
       </w:pPr>
@@ -2730,7 +2790,7 @@
     </w:p>
     <w:p>
       <w:pPr>
-        <w:spacing w:before="0" w:after="40" w:line="250" w:lineRule="auto"/>
+        <w:spacing w:before="0" w:after="24" w:line="245" w:lineRule="auto"/>
         <w:ind w:left="360" w:hanging="360"/>
         <w:jc w:val="left"/>
       </w:pPr>
@@ -2773,7 +2833,7 @@
     </w:p>
     <w:p>
       <w:pPr>
-        <w:spacing w:before="0" w:after="40" w:line="250" w:lineRule="auto"/>
+        <w:spacing w:before="0" w:after="24" w:line="245" w:lineRule="auto"/>
         <w:ind w:left="360" w:hanging="360"/>
         <w:jc w:val="left"/>
       </w:pPr>
@@ -2816,22 +2876,32 @@
     </w:p>
     <w:p>
       <w:pPr>
-        <w:spacing w:before="180" w:after="60" w:line="250" w:lineRule="auto"/>
+        <w:keepNext/>
+        <w:spacing w:before="120" w:after="60" w:line="245" w:lineRule="auto"/>
         <w:jc w:val="left"/>
       </w:pPr>
       <w:r>
         <w:rPr>
-          <w:rFonts w:eastAsia="맑은 고딕"/>
+          <w:rFonts w:eastAsia="맑은 고딕" w:hint="eastAsia"/>
           <w:b/>
           <w:i w:val="0"/>
           <w:sz w:val="22"/>
         </w:rPr>
-        <w:t>■ Domestic Conference</w:t>
+        <w:t xml:space="preserve">■ </w:t>
+      </w:r>
+      <w:r>
+        <w:rPr>
+          <w:rFonts w:eastAsia="맑은 고딕"/>
+          <w:b/>
+          <w:i w:val="0"/>
+          <w:sz w:val="22"/>
+        </w:rPr>
+        <w:t>Domestic Conference</w:t>
       </w:r>
     </w:p>
     <w:p>
       <w:pPr>
-        <w:spacing w:before="0" w:after="40" w:line="250" w:lineRule="auto"/>
+        <w:spacing w:before="0" w:after="24" w:line="245" w:lineRule="auto"/>
         <w:ind w:left="360" w:hanging="360"/>
         <w:jc w:val="left"/>
       </w:pPr>
@@ -2874,7 +2944,7 @@
     </w:p>
     <w:p>
       <w:pPr>
-        <w:spacing w:before="0" w:after="40" w:line="250" w:lineRule="auto"/>
+        <w:spacing w:before="0" w:after="24" w:line="245" w:lineRule="auto"/>
         <w:ind w:left="360" w:hanging="360"/>
         <w:jc w:val="left"/>
       </w:pPr>
@@ -2917,7 +2987,7 @@
     </w:p>
     <w:p>
       <w:pPr>
-        <w:spacing w:before="0" w:after="40" w:line="250" w:lineRule="auto"/>
+        <w:spacing w:before="0" w:after="24" w:line="245" w:lineRule="auto"/>
         <w:ind w:left="360" w:hanging="360"/>
         <w:jc w:val="left"/>
       </w:pPr>
@@ -2960,7 +3030,7 @@
     </w:p>
     <w:p>
       <w:pPr>
-        <w:spacing w:before="0" w:after="40" w:line="250" w:lineRule="auto"/>
+        <w:spacing w:before="0" w:after="24" w:line="245" w:lineRule="auto"/>
         <w:ind w:left="360" w:hanging="360"/>
         <w:jc w:val="left"/>
       </w:pPr>
@@ -3003,22 +3073,32 @@
     </w:p>
     <w:p>
       <w:pPr>
-        <w:spacing w:before="180" w:after="60" w:line="250" w:lineRule="auto"/>
+        <w:keepNext/>
+        <w:spacing w:before="120" w:after="60" w:line="245" w:lineRule="auto"/>
         <w:jc w:val="left"/>
       </w:pPr>
       <w:r>
         <w:rPr>
-          <w:rFonts w:eastAsia="맑은 고딕"/>
+          <w:rFonts w:eastAsia="맑은 고딕" w:hint="eastAsia"/>
           <w:b/>
           <w:i w:val="0"/>
           <w:sz w:val="22"/>
         </w:rPr>
-        <w:t>■ Patents</w:t>
+        <w:t xml:space="preserve">■ </w:t>
+      </w:r>
+      <w:r>
+        <w:rPr>
+          <w:rFonts w:eastAsia="맑은 고딕"/>
+          <w:b/>
+          <w:i w:val="0"/>
+          <w:sz w:val="22"/>
+        </w:rPr>
+        <w:t>Patents</w:t>
       </w:r>
     </w:p>
     <w:p>
       <w:pPr>
-        <w:spacing w:before="0" w:after="40" w:line="250" w:lineRule="auto"/>
+        <w:spacing w:before="0" w:after="24" w:line="245" w:lineRule="auto"/>
         <w:ind w:left="360" w:hanging="360"/>
         <w:jc w:val="left"/>
       </w:pPr>
@@ -3052,7 +3132,7 @@
     </w:p>
     <w:p>
       <w:pPr>
-        <w:spacing w:before="0" w:after="40" w:line="250" w:lineRule="auto"/>
+        <w:spacing w:before="0" w:after="24" w:line="245" w:lineRule="auto"/>
         <w:ind w:left="360" w:hanging="360"/>
         <w:jc w:val="left"/>
       </w:pPr>
@@ -3086,7 +3166,7 @@
     </w:p>
     <w:p>
       <w:pPr>
-        <w:spacing w:before="0" w:after="40" w:line="250" w:lineRule="auto"/>
+        <w:spacing w:before="0" w:after="24" w:line="245" w:lineRule="auto"/>
         <w:ind w:left="360" w:hanging="360"/>
         <w:jc w:val="left"/>
       </w:pPr>
@@ -3120,7 +3200,7 @@
     </w:p>
     <w:p>
       <w:pPr>
-        <w:spacing w:before="0" w:after="40" w:line="250" w:lineRule="auto"/>
+        <w:spacing w:before="0" w:after="24" w:line="245" w:lineRule="auto"/>
         <w:ind w:left="360" w:hanging="360"/>
         <w:jc w:val="left"/>
       </w:pPr>
@@ -3154,7 +3234,7 @@
     </w:p>
     <w:p>
       <w:pPr>
-        <w:spacing w:before="0" w:after="40" w:line="250" w:lineRule="auto"/>
+        <w:spacing w:before="0" w:after="24" w:line="245" w:lineRule="auto"/>
         <w:ind w:left="360" w:hanging="360"/>
         <w:jc w:val="left"/>
       </w:pPr>
@@ -3188,22 +3268,32 @@
     </w:p>
     <w:p>
       <w:pPr>
-        <w:spacing w:before="180" w:after="60" w:line="250" w:lineRule="auto"/>
+        <w:keepNext/>
+        <w:spacing w:before="120" w:after="60" w:line="245" w:lineRule="auto"/>
         <w:jc w:val="left"/>
       </w:pPr>
       <w:r>
         <w:rPr>
-          <w:rFonts w:eastAsia="맑은 고딕"/>
+          <w:rFonts w:eastAsia="맑은 고딕" w:hint="eastAsia"/>
           <w:b/>
           <w:i w:val="0"/>
           <w:sz w:val="22"/>
         </w:rPr>
-        <w:t>■ Specializations</w:t>
+        <w:t xml:space="preserve">■ </w:t>
+      </w:r>
+      <w:r>
+        <w:rPr>
+          <w:rFonts w:eastAsia="맑은 고딕"/>
+          <w:b/>
+          <w:i w:val="0"/>
+          <w:sz w:val="22"/>
+        </w:rPr>
+        <w:t>Specializations</w:t>
       </w:r>
     </w:p>
     <w:p>
       <w:pPr>
-        <w:spacing w:before="0" w:after="40" w:line="250" w:lineRule="auto"/>
+        <w:spacing w:before="0" w:after="24" w:line="245" w:lineRule="auto"/>
         <w:ind w:left="360"/>
         <w:jc w:val="left"/>
       </w:pPr>
@@ -3228,7 +3318,7 @@
     </w:p>
     <w:p>
       <w:pPr>
-        <w:spacing w:before="0" w:after="40" w:line="250" w:lineRule="auto"/>
+        <w:spacing w:before="0" w:after="24" w:line="245" w:lineRule="auto"/>
         <w:ind w:left="360"/>
         <w:jc w:val="left"/>
       </w:pPr>
@@ -3253,7 +3343,7 @@
     </w:p>
     <w:p>
       <w:pPr>
-        <w:spacing w:before="0" w:after="40" w:line="250" w:lineRule="auto"/>
+        <w:spacing w:before="0" w:after="24" w:line="245" w:lineRule="auto"/>
         <w:ind w:left="360"/>
         <w:jc w:val="left"/>
       </w:pPr>
@@ -3278,7 +3368,7 @@
     </w:p>
     <w:p>
       <w:pPr>
-        <w:spacing w:before="0" w:after="40" w:line="250" w:lineRule="auto"/>
+        <w:spacing w:before="0" w:after="24" w:line="245" w:lineRule="auto"/>
         <w:ind w:left="360"/>
         <w:jc w:val="left"/>
       </w:pPr>
@@ -3303,7 +3393,7 @@
     </w:p>
     <w:p>
       <w:pPr>
-        <w:spacing w:before="0" w:after="40" w:line="250" w:lineRule="auto"/>
+        <w:spacing w:before="0" w:after="24" w:line="245" w:lineRule="auto"/>
         <w:ind w:left="360"/>
         <w:jc w:val="left"/>
       </w:pPr>
@@ -3328,22 +3418,32 @@
     </w:p>
     <w:p>
       <w:pPr>
-        <w:spacing w:before="180" w:after="60" w:line="250" w:lineRule="auto"/>
+        <w:keepNext/>
+        <w:spacing w:before="120" w:after="60" w:line="245" w:lineRule="auto"/>
         <w:jc w:val="left"/>
       </w:pPr>
       <w:r>
         <w:rPr>
-          <w:rFonts w:eastAsia="맑은 고딕"/>
+          <w:rFonts w:eastAsia="맑은 고딕" w:hint="eastAsia"/>
           <w:b/>
           <w:i w:val="0"/>
           <w:sz w:val="22"/>
         </w:rPr>
-        <w:t>■ Active Collaborations</w:t>
+        <w:t xml:space="preserve">■ </w:t>
+      </w:r>
+      <w:r>
+        <w:rPr>
+          <w:rFonts w:eastAsia="맑은 고딕"/>
+          <w:b/>
+          <w:i w:val="0"/>
+          <w:sz w:val="22"/>
+        </w:rPr>
+        <w:t>Active Collaborations</w:t>
       </w:r>
     </w:p>
     <w:p>
       <w:pPr>
-        <w:spacing w:before="0" w:after="40" w:line="250" w:lineRule="auto"/>
+        <w:spacing w:before="0" w:after="24" w:line="245" w:lineRule="auto"/>
         <w:ind w:left="360" w:hanging="360"/>
         <w:jc w:val="left"/>
       </w:pPr>
@@ -3368,7 +3468,7 @@
     </w:p>
     <w:p>
       <w:pPr>
-        <w:spacing w:before="0" w:after="40" w:line="250" w:lineRule="auto"/>
+        <w:spacing w:before="0" w:after="24" w:line="245" w:lineRule="auto"/>
         <w:ind w:left="360" w:hanging="360"/>
         <w:jc w:val="left"/>
       </w:pPr>
@@ -3393,7 +3493,7 @@
     </w:p>
     <w:p>
       <w:pPr>
-        <w:spacing w:before="0" w:after="40" w:line="250" w:lineRule="auto"/>
+        <w:spacing w:before="0" w:after="24" w:line="245" w:lineRule="auto"/>
         <w:ind w:left="360" w:hanging="360"/>
         <w:jc w:val="left"/>
       </w:pPr>
@@ -3418,7 +3518,7 @@
     </w:p>
     <w:p>
       <w:pPr>
-        <w:spacing w:before="0" w:after="40" w:line="250" w:lineRule="auto"/>
+        <w:spacing w:before="0" w:after="24" w:line="245" w:lineRule="auto"/>
         <w:ind w:left="360" w:hanging="360"/>
         <w:jc w:val="left"/>
       </w:pPr>
@@ -3443,22 +3543,32 @@
     </w:p>
     <w:p>
       <w:pPr>
-        <w:spacing w:before="180" w:after="60" w:line="250" w:lineRule="auto"/>
+        <w:keepNext/>
+        <w:spacing w:before="120" w:after="60" w:line="245" w:lineRule="auto"/>
         <w:jc w:val="left"/>
       </w:pPr>
       <w:r>
         <w:rPr>
-          <w:rFonts w:eastAsia="맑은 고딕"/>
+          <w:rFonts w:eastAsia="맑은 고딕" w:hint="eastAsia"/>
           <w:b/>
           <w:i w:val="0"/>
           <w:sz w:val="22"/>
         </w:rPr>
-        <w:t>■ Research Interests</w:t>
+        <w:t xml:space="preserve">■ </w:t>
+      </w:r>
+      <w:r>
+        <w:rPr>
+          <w:rFonts w:eastAsia="맑은 고딕"/>
+          <w:b/>
+          <w:i w:val="0"/>
+          <w:sz w:val="22"/>
+        </w:rPr>
+        <w:t>Research Interests</w:t>
       </w:r>
     </w:p>
     <w:p>
       <w:pPr>
-        <w:spacing w:before="0" w:after="40" w:line="250" w:lineRule="auto"/>
+        <w:spacing w:before="0" w:after="40" w:line="245" w:lineRule="auto"/>
         <w:ind w:left="360"/>
         <w:jc w:val="left"/>
       </w:pPr>
@@ -3474,22 +3584,32 @@
     </w:p>
     <w:p>
       <w:pPr>
-        <w:spacing w:before="180" w:after="60" w:line="250" w:lineRule="auto"/>
+        <w:keepNext/>
+        <w:spacing w:before="120" w:after="60" w:line="245" w:lineRule="auto"/>
         <w:jc w:val="left"/>
       </w:pPr>
       <w:r>
         <w:rPr>
-          <w:rFonts w:eastAsia="맑은 고딕"/>
+          <w:rFonts w:eastAsia="맑은 고딕" w:hint="eastAsia"/>
           <w:b/>
           <w:i w:val="0"/>
           <w:sz w:val="22"/>
         </w:rPr>
-        <w:t>■ Google Scholar Metrics</w:t>
+        <w:t xml:space="preserve">■ </w:t>
+      </w:r>
+      <w:r>
+        <w:rPr>
+          <w:rFonts w:eastAsia="맑은 고딕"/>
+          <w:b/>
+          <w:i w:val="0"/>
+          <w:sz w:val="22"/>
+        </w:rPr>
+        <w:t>Google Scholar Metrics</w:t>
       </w:r>
     </w:p>
     <w:p>
       <w:pPr>
-        <w:spacing w:before="0" w:after="40" w:line="250" w:lineRule="auto"/>
+        <w:spacing w:before="0" w:after="24" w:line="245" w:lineRule="auto"/>
         <w:ind w:left="360"/>
         <w:jc w:val="left"/>
       </w:pPr>
@@ -3559,7 +3679,7 @@
     </w:p>
     <w:sectPr>
       <w:pgSz w:w="12240" w:h="15840"/>
-      <w:pgMar w:top="960" w:right="1000" w:bottom="960" w:left="1000" w:header="720" w:footer="720" w:gutter="0"/>
+      <w:pgMar w:top="800" w:right="1000" w:bottom="800" w:left="1000" w:header="720" w:footer="720" w:gutter="0"/>
       <w:cols w:space="720"/>
       <w:docGrid w:linePitch="360"/>
     </w:sectPr>
